--- a/InstruccionesChatGpt_Word_001.docx
+++ b/InstruccionesChatGpt_Word_001.docx
@@ -5861,6 +5861,7 @@
         <w:ind w:left="792"/>
         <w:rPr>
           <w:rFonts w:eastAsia="Times New Roman" w:cstheme="minorHAnsi"/>
+          <w:color w:val="000000"/>
           <w:sz w:val="24"/>
           <w:szCs w:val="24"/>
           <w:lang w:eastAsia="es-CO"/>
@@ -5885,29 +5886,29 @@
           <w:lang w:eastAsia="es-CO"/>
         </w:rPr>
         <w:tab/>
+        <w:t>Un lindo conejito</w:t>
+      </w:r>
+    </w:p>
+    <w:p>
+      <w:pPr>
+        <w:spacing w:after="0" w:line="240" w:lineRule="auto"/>
+        <w:ind w:left="708" w:firstLine="708"/>
+        <w:rPr>
+          <w:rFonts w:eastAsia="Times New Roman" w:cstheme="minorHAnsi"/>
+          <w:sz w:val="24"/>
+          <w:szCs w:val="24"/>
+          <w:lang w:eastAsia="es-CO"/>
+        </w:rPr>
+      </w:pPr>
+      <w:r>
+        <w:rPr>
+          <w:rFonts w:eastAsia="Times New Roman" w:cstheme="minorHAnsi"/>
+          <w:color w:val="000000"/>
+          <w:sz w:val="24"/>
+          <w:szCs w:val="24"/>
+          <w:lang w:eastAsia="es-CO"/>
+        </w:rPr>
         <w:t>Me parece que he visto un lindo conejito</w:t>
-      </w:r>
-    </w:p>
-    <w:p>
-      <w:pPr>
-        <w:spacing w:after="0" w:line="240" w:lineRule="auto"/>
-        <w:ind w:left="792" w:firstLine="720"/>
-        <w:rPr>
-          <w:rFonts w:eastAsia="Times New Roman" w:cstheme="minorHAnsi"/>
-          <w:sz w:val="24"/>
-          <w:szCs w:val="24"/>
-          <w:lang w:eastAsia="es-CO"/>
-        </w:rPr>
-      </w:pPr>
-      <w:r>
-        <w:rPr>
-          <w:rFonts w:eastAsia="Times New Roman" w:cstheme="minorHAnsi"/>
-          <w:color w:val="000000"/>
-          <w:sz w:val="24"/>
-          <w:szCs w:val="24"/>
-          <w:lang w:eastAsia="es-CO"/>
-        </w:rPr>
-        <w:t>Un lindo conejito</w:t>
       </w:r>
     </w:p>
     <w:p>
@@ -8840,7 +8841,7 @@
           <w:color w:val="BBBEBF"/>
           <w:sz w:val="21"/>
           <w:szCs w:val="21"/>
-          <w:lang w:eastAsia="es-CO"/>
+          <w:lang w:val="en-CA" w:eastAsia="es-CO"/>
         </w:rPr>
       </w:pPr>
       <w:r>
@@ -8853,25 +8854,23 @@
         </w:rPr>
         <w:t xml:space="preserve">        </w:t>
       </w:r>
-      <w:proofErr w:type="spellStart"/>
       <w:r>
         <w:rPr>
           <w:rFonts w:ascii="Consolas" w:eastAsia="Times New Roman" w:hAnsi="Consolas" w:cs="Times New Roman"/>
           <w:color w:val="C586C0"/>
           <w:sz w:val="21"/>
           <w:szCs w:val="21"/>
-          <w:lang w:eastAsia="es-CO"/>
+          <w:lang w:val="en-CA" w:eastAsia="es-CO"/>
         </w:rPr>
         <w:t>return</w:t>
       </w:r>
-      <w:proofErr w:type="spellEnd"/>
-      <w:r>
-        <w:rPr>
-          <w:rFonts w:ascii="Consolas" w:eastAsia="Times New Roman" w:hAnsi="Consolas" w:cs="Times New Roman"/>
-          <w:color w:val="BBBEBF"/>
-          <w:sz w:val="21"/>
-          <w:szCs w:val="21"/>
-          <w:lang w:eastAsia="es-CO"/>
+      <w:r>
+        <w:rPr>
+          <w:rFonts w:ascii="Consolas" w:eastAsia="Times New Roman" w:hAnsi="Consolas" w:cs="Times New Roman"/>
+          <w:color w:val="BBBEBF"/>
+          <w:sz w:val="21"/>
+          <w:szCs w:val="21"/>
+          <w:lang w:val="en-CA" w:eastAsia="es-CO"/>
         </w:rPr>
         <w:t xml:space="preserve"> </w:t>
       </w:r>
@@ -8883,7 +8882,7 @@
           <w:color w:val="4EC9B0"/>
           <w:sz w:val="21"/>
           <w:szCs w:val="21"/>
-          <w:lang w:eastAsia="es-CO"/>
+          <w:lang w:val="en-CA" w:eastAsia="es-CO"/>
         </w:rPr>
         <w:t>cmds</w:t>
       </w:r>
@@ -8893,7 +8892,7 @@
           <w:color w:val="BBBEBF"/>
           <w:sz w:val="21"/>
           <w:szCs w:val="21"/>
-          <w:lang w:eastAsia="es-CO"/>
+          <w:lang w:val="en-CA" w:eastAsia="es-CO"/>
         </w:rPr>
         <w:t>.polyPlane</w:t>
       </w:r>
@@ -8905,10 +8904,30 @@
           <w:color w:val="BBBEBF"/>
           <w:sz w:val="21"/>
           <w:szCs w:val="21"/>
-          <w:lang w:eastAsia="es-CO"/>
+          <w:lang w:val="en-CA" w:eastAsia="es-CO"/>
         </w:rPr>
         <w:t>(</w:t>
       </w:r>
+      <w:r>
+        <w:rPr>
+          <w:rFonts w:ascii="Consolas" w:eastAsia="Times New Roman" w:hAnsi="Consolas" w:cs="Times New Roman"/>
+          <w:color w:val="FFA657"/>
+          <w:sz w:val="21"/>
+          <w:szCs w:val="21"/>
+          <w:lang w:val="en-CA" w:eastAsia="es-CO"/>
+        </w:rPr>
+        <w:t>name</w:t>
+      </w:r>
+      <w:r>
+        <w:rPr>
+          <w:rFonts w:ascii="Consolas" w:eastAsia="Times New Roman" w:hAnsi="Consolas" w:cs="Times New Roman"/>
+          <w:color w:val="D4D4D4"/>
+          <w:sz w:val="21"/>
+          <w:szCs w:val="21"/>
+          <w:lang w:val="en-CA" w:eastAsia="es-CO"/>
+        </w:rPr>
+        <w:t>=</w:t>
+      </w:r>
       <w:proofErr w:type="spellStart"/>
       <w:r>
         <w:rPr>
@@ -8916,38 +8935,18 @@
           <w:color w:val="FFA657"/>
           <w:sz w:val="21"/>
           <w:szCs w:val="21"/>
-          <w:lang w:eastAsia="es-CO"/>
-        </w:rPr>
-        <w:t>name</w:t>
+          <w:lang w:val="en-CA" w:eastAsia="es-CO"/>
+        </w:rPr>
+        <w:t>nombre</w:t>
       </w:r>
       <w:proofErr w:type="spellEnd"/>
       <w:r>
         <w:rPr>
           <w:rFonts w:ascii="Consolas" w:eastAsia="Times New Roman" w:hAnsi="Consolas" w:cs="Times New Roman"/>
-          <w:color w:val="D4D4D4"/>
-          <w:sz w:val="21"/>
-          <w:szCs w:val="21"/>
-          <w:lang w:eastAsia="es-CO"/>
-        </w:rPr>
-        <w:t>=</w:t>
-      </w:r>
-      <w:r>
-        <w:rPr>
-          <w:rFonts w:ascii="Consolas" w:eastAsia="Times New Roman" w:hAnsi="Consolas" w:cs="Times New Roman"/>
-          <w:color w:val="FFA657"/>
-          <w:sz w:val="21"/>
-          <w:szCs w:val="21"/>
-          <w:lang w:eastAsia="es-CO"/>
-        </w:rPr>
-        <w:t>nombre</w:t>
-      </w:r>
-      <w:r>
-        <w:rPr>
-          <w:rFonts w:ascii="Consolas" w:eastAsia="Times New Roman" w:hAnsi="Consolas" w:cs="Times New Roman"/>
-          <w:color w:val="BBBEBF"/>
-          <w:sz w:val="21"/>
-          <w:szCs w:val="21"/>
-          <w:lang w:eastAsia="es-CO"/>
+          <w:color w:val="BBBEBF"/>
+          <w:sz w:val="21"/>
+          <w:szCs w:val="21"/>
+          <w:lang w:val="en-CA" w:eastAsia="es-CO"/>
         </w:rPr>
         <w:t>)[</w:t>
       </w:r>
@@ -8957,7 +8956,7 @@
           <w:color w:val="B5CEA8"/>
           <w:sz w:val="21"/>
           <w:szCs w:val="21"/>
-          <w:lang w:eastAsia="es-CO"/>
+          <w:lang w:val="en-CA" w:eastAsia="es-CO"/>
         </w:rPr>
         <w:t>0</w:t>
       </w:r>
@@ -8967,7 +8966,7 @@
           <w:color w:val="BBBEBF"/>
           <w:sz w:val="21"/>
           <w:szCs w:val="21"/>
-          <w:lang w:eastAsia="es-CO"/>
+          <w:lang w:val="en-CA" w:eastAsia="es-CO"/>
         </w:rPr>
         <w:t>]</w:t>
       </w:r>
@@ -8990,7 +8989,7 @@
           <w:color w:val="BBBEBF"/>
           <w:sz w:val="21"/>
           <w:szCs w:val="21"/>
-          <w:lang w:eastAsia="es-CO"/>
+          <w:lang w:val="en-CA" w:eastAsia="es-CO"/>
         </w:rPr>
         <w:t xml:space="preserve">    </w:t>
       </w:r>
@@ -9399,7 +9398,7 @@
           <w:color w:val="BBBEBF"/>
           <w:sz w:val="21"/>
           <w:szCs w:val="21"/>
-          <w:lang w:val="en-CA" w:eastAsia="es-CO"/>
+          <w:lang w:eastAsia="es-CO"/>
         </w:rPr>
       </w:pPr>
       <w:r>
@@ -9418,7 +9417,7 @@
           <w:color w:val="C9D1D9"/>
           <w:sz w:val="21"/>
           <w:szCs w:val="21"/>
-          <w:lang w:val="en-CA" w:eastAsia="es-CO"/>
+          <w:lang w:eastAsia="es-CO"/>
         </w:rPr>
         <w:t>base</w:t>
       </w:r>
@@ -9428,7 +9427,7 @@
           <w:color w:val="BBBEBF"/>
           <w:sz w:val="21"/>
           <w:szCs w:val="21"/>
-          <w:lang w:val="en-CA" w:eastAsia="es-CO"/>
+          <w:lang w:eastAsia="es-CO"/>
         </w:rPr>
         <w:t xml:space="preserve"> </w:t>
       </w:r>
@@ -9438,7 +9437,7 @@
           <w:color w:val="D4D4D4"/>
           <w:sz w:val="21"/>
           <w:szCs w:val="21"/>
-          <w:lang w:val="en-CA" w:eastAsia="es-CO"/>
+          <w:lang w:eastAsia="es-CO"/>
         </w:rPr>
         <w:t>=</w:t>
       </w:r>
@@ -9448,7 +9447,7 @@
           <w:color w:val="BBBEBF"/>
           <w:sz w:val="21"/>
           <w:szCs w:val="21"/>
-          <w:lang w:val="en-CA" w:eastAsia="es-CO"/>
+          <w:lang w:eastAsia="es-CO"/>
         </w:rPr>
         <w:t xml:space="preserve"> [</w:t>
       </w:r>
@@ -9460,7 +9459,7 @@
           <w:color w:val="4EC9B0"/>
           <w:sz w:val="21"/>
           <w:szCs w:val="21"/>
-          <w:lang w:val="en-CA" w:eastAsia="es-CO"/>
+          <w:lang w:eastAsia="es-CO"/>
         </w:rPr>
         <w:t>random</w:t>
       </w:r>
@@ -9470,7 +9469,7 @@
           <w:color w:val="BBBEBF"/>
           <w:sz w:val="21"/>
           <w:szCs w:val="21"/>
-          <w:lang w:val="en-CA" w:eastAsia="es-CO"/>
+          <w:lang w:eastAsia="es-CO"/>
         </w:rPr>
         <w:t>.</w:t>
       </w:r>
@@ -9480,7 +9479,7 @@
           <w:color w:val="C9D1D9"/>
           <w:sz w:val="21"/>
           <w:szCs w:val="21"/>
-          <w:lang w:val="en-CA" w:eastAsia="es-CO"/>
+          <w:lang w:eastAsia="es-CO"/>
         </w:rPr>
         <w:t>random</w:t>
       </w:r>
@@ -9492,7 +9491,7 @@
           <w:color w:val="BBBEBF"/>
           <w:sz w:val="21"/>
           <w:szCs w:val="21"/>
-          <w:lang w:val="en-CA" w:eastAsia="es-CO"/>
+          <w:lang w:eastAsia="es-CO"/>
         </w:rPr>
         <w:t xml:space="preserve">(), </w:t>
       </w:r>
@@ -9503,7 +9502,7 @@
           <w:color w:val="4EC9B0"/>
           <w:sz w:val="21"/>
           <w:szCs w:val="21"/>
-          <w:lang w:val="en-CA" w:eastAsia="es-CO"/>
+          <w:lang w:eastAsia="es-CO"/>
         </w:rPr>
         <w:t>random</w:t>
       </w:r>
@@ -9513,7 +9512,7 @@
           <w:color w:val="BBBEBF"/>
           <w:sz w:val="21"/>
           <w:szCs w:val="21"/>
-          <w:lang w:val="en-CA" w:eastAsia="es-CO"/>
+          <w:lang w:eastAsia="es-CO"/>
         </w:rPr>
         <w:t>.</w:t>
       </w:r>
@@ -9523,7 +9522,7 @@
           <w:color w:val="C9D1D9"/>
           <w:sz w:val="21"/>
           <w:szCs w:val="21"/>
-          <w:lang w:val="en-CA" w:eastAsia="es-CO"/>
+          <w:lang w:eastAsia="es-CO"/>
         </w:rPr>
         <w:t>random</w:t>
       </w:r>
@@ -9534,7 +9533,7 @@
           <w:color w:val="BBBEBF"/>
           <w:sz w:val="21"/>
           <w:szCs w:val="21"/>
-          <w:lang w:val="en-CA" w:eastAsia="es-CO"/>
+          <w:lang w:eastAsia="es-CO"/>
         </w:rPr>
         <w:t xml:space="preserve">(), </w:t>
       </w:r>
@@ -9545,7 +9544,7 @@
           <w:color w:val="4EC9B0"/>
           <w:sz w:val="21"/>
           <w:szCs w:val="21"/>
-          <w:lang w:val="en-CA" w:eastAsia="es-CO"/>
+          <w:lang w:eastAsia="es-CO"/>
         </w:rPr>
         <w:t>random</w:t>
       </w:r>
@@ -9555,7 +9554,7 @@
           <w:color w:val="BBBEBF"/>
           <w:sz w:val="21"/>
           <w:szCs w:val="21"/>
-          <w:lang w:val="en-CA" w:eastAsia="es-CO"/>
+          <w:lang w:eastAsia="es-CO"/>
         </w:rPr>
         <w:t>.</w:t>
       </w:r>
@@ -9565,7 +9564,7 @@
           <w:color w:val="C9D1D9"/>
           <w:sz w:val="21"/>
           <w:szCs w:val="21"/>
-          <w:lang w:val="en-CA" w:eastAsia="es-CO"/>
+          <w:lang w:eastAsia="es-CO"/>
         </w:rPr>
         <w:t>random</w:t>
       </w:r>
@@ -9576,7 +9575,7 @@
           <w:color w:val="BBBEBF"/>
           <w:sz w:val="21"/>
           <w:szCs w:val="21"/>
-          <w:lang w:val="en-CA" w:eastAsia="es-CO"/>
+          <w:lang w:eastAsia="es-CO"/>
         </w:rPr>
         <w:t>()]</w:t>
       </w:r>
@@ -9590,7 +9589,7 @@
           <w:color w:val="BBBEBF"/>
           <w:sz w:val="21"/>
           <w:szCs w:val="21"/>
-          <w:lang w:val="en-CA" w:eastAsia="es-CO"/>
+          <w:lang w:eastAsia="es-CO"/>
         </w:rPr>
       </w:pPr>
     </w:p>
@@ -9612,7 +9611,7 @@
           <w:color w:val="BBBEBF"/>
           <w:sz w:val="21"/>
           <w:szCs w:val="21"/>
-          <w:lang w:val="en-CA" w:eastAsia="es-CO"/>
+          <w:lang w:eastAsia="es-CO"/>
         </w:rPr>
         <w:t xml:space="preserve">    </w:t>
       </w:r>
@@ -12990,7 +12989,7 @@
           <w:color w:val="BBBEBF"/>
           <w:sz w:val="21"/>
           <w:szCs w:val="21"/>
-          <w:lang w:eastAsia="es-CO"/>
+          <w:lang w:val="en-CA" w:eastAsia="es-CO"/>
         </w:rPr>
       </w:pPr>
       <w:r>
@@ -13011,7 +13010,7 @@
           <w:color w:val="4EC9B0"/>
           <w:sz w:val="21"/>
           <w:szCs w:val="21"/>
-          <w:lang w:eastAsia="es-CO"/>
+          <w:lang w:val="en-CA" w:eastAsia="es-CO"/>
         </w:rPr>
         <w:t>cmds</w:t>
       </w:r>
@@ -13021,7 +13020,7 @@
           <w:color w:val="BBBEBF"/>
           <w:sz w:val="21"/>
           <w:szCs w:val="21"/>
-          <w:lang w:eastAsia="es-CO"/>
+          <w:lang w:val="en-CA" w:eastAsia="es-CO"/>
         </w:rPr>
         <w:t>.scale</w:t>
       </w:r>
@@ -13033,7 +13032,7 @@
           <w:color w:val="BBBEBF"/>
           <w:sz w:val="21"/>
           <w:szCs w:val="21"/>
-          <w:lang w:eastAsia="es-CO"/>
+          <w:lang w:val="en-CA" w:eastAsia="es-CO"/>
         </w:rPr>
         <w:t>(</w:t>
       </w:r>
@@ -13043,7 +13042,7 @@
           <w:color w:val="B5CEA8"/>
           <w:sz w:val="21"/>
           <w:szCs w:val="21"/>
-          <w:lang w:eastAsia="es-CO"/>
+          <w:lang w:val="en-CA" w:eastAsia="es-CO"/>
         </w:rPr>
         <w:t>2.5</w:t>
       </w:r>
@@ -13053,7 +13052,7 @@
           <w:color w:val="BBBEBF"/>
           <w:sz w:val="21"/>
           <w:szCs w:val="21"/>
-          <w:lang w:eastAsia="es-CO"/>
+          <w:lang w:val="en-CA" w:eastAsia="es-CO"/>
         </w:rPr>
         <w:t>,</w:t>
       </w:r>
@@ -13063,7 +13062,7 @@
           <w:color w:val="B5CEA8"/>
           <w:sz w:val="21"/>
           <w:szCs w:val="21"/>
-          <w:lang w:eastAsia="es-CO"/>
+          <w:lang w:val="en-CA" w:eastAsia="es-CO"/>
         </w:rPr>
         <w:t>1</w:t>
       </w:r>
@@ -13073,7 +13072,7 @@
           <w:color w:val="BBBEBF"/>
           <w:sz w:val="21"/>
           <w:szCs w:val="21"/>
-          <w:lang w:eastAsia="es-CO"/>
+          <w:lang w:val="en-CA" w:eastAsia="es-CO"/>
         </w:rPr>
         <w:t>,</w:t>
       </w:r>
@@ -13083,7 +13082,7 @@
           <w:color w:val="B5CEA8"/>
           <w:sz w:val="21"/>
           <w:szCs w:val="21"/>
-          <w:lang w:eastAsia="es-CO"/>
+          <w:lang w:val="en-CA" w:eastAsia="es-CO"/>
         </w:rPr>
         <w:t>2.5</w:t>
       </w:r>
@@ -13093,7 +13092,7 @@
           <w:color w:val="BBBEBF"/>
           <w:sz w:val="21"/>
           <w:szCs w:val="21"/>
-          <w:lang w:eastAsia="es-CO"/>
+          <w:lang w:val="en-CA" w:eastAsia="es-CO"/>
         </w:rPr>
         <w:t>,</w:t>
       </w:r>
@@ -13103,7 +13102,7 @@
           <w:color w:val="C9D1D9"/>
           <w:sz w:val="21"/>
           <w:szCs w:val="21"/>
-          <w:lang w:eastAsia="es-CO"/>
+          <w:lang w:val="en-CA" w:eastAsia="es-CO"/>
         </w:rPr>
         <w:t>obj</w:t>
       </w:r>
@@ -13113,7 +13112,7 @@
           <w:color w:val="BBBEBF"/>
           <w:sz w:val="21"/>
           <w:szCs w:val="21"/>
-          <w:lang w:eastAsia="es-CO"/>
+          <w:lang w:val="en-CA" w:eastAsia="es-CO"/>
         </w:rPr>
         <w:t>)</w:t>
       </w:r>
@@ -13136,7 +13135,7 @@
           <w:color w:val="BBBEBF"/>
           <w:sz w:val="21"/>
           <w:szCs w:val="21"/>
-          <w:lang w:eastAsia="es-CO"/>
+          <w:lang w:val="en-CA" w:eastAsia="es-CO"/>
         </w:rPr>
         <w:t xml:space="preserve">    </w:t>
       </w:r>
@@ -19093,7 +19092,7 @@
           <w:color w:val="BBBEBF"/>
           <w:sz w:val="21"/>
           <w:szCs w:val="21"/>
-          <w:lang w:eastAsia="es-CO"/>
+          <w:lang w:val="en-CA" w:eastAsia="es-CO"/>
         </w:rPr>
       </w:pPr>
       <w:r>
@@ -19106,23 +19105,25 @@
         </w:rPr>
         <w:t xml:space="preserve">        </w:t>
       </w:r>
+      <w:proofErr w:type="spellStart"/>
       <w:r>
         <w:rPr>
           <w:rFonts w:ascii="Consolas" w:eastAsia="Times New Roman" w:hAnsi="Consolas" w:cs="Times New Roman"/>
           <w:color w:val="C9D1D9"/>
           <w:sz w:val="21"/>
           <w:szCs w:val="21"/>
-          <w:lang w:eastAsia="es-CO"/>
+          <w:lang w:val="en-CA" w:eastAsia="es-CO"/>
         </w:rPr>
         <w:t>ojo</w:t>
       </w:r>
-      <w:r>
-        <w:rPr>
-          <w:rFonts w:ascii="Consolas" w:eastAsia="Times New Roman" w:hAnsi="Consolas" w:cs="Times New Roman"/>
-          <w:color w:val="BBBEBF"/>
-          <w:sz w:val="21"/>
-          <w:szCs w:val="21"/>
-          <w:lang w:eastAsia="es-CO"/>
+      <w:proofErr w:type="spellEnd"/>
+      <w:r>
+        <w:rPr>
+          <w:rFonts w:ascii="Consolas" w:eastAsia="Times New Roman" w:hAnsi="Consolas" w:cs="Times New Roman"/>
+          <w:color w:val="BBBEBF"/>
+          <w:sz w:val="21"/>
+          <w:szCs w:val="21"/>
+          <w:lang w:val="en-CA" w:eastAsia="es-CO"/>
         </w:rPr>
         <w:t xml:space="preserve"> </w:t>
       </w:r>
@@ -19132,7 +19133,7 @@
           <w:color w:val="D4D4D4"/>
           <w:sz w:val="21"/>
           <w:szCs w:val="21"/>
-          <w:lang w:eastAsia="es-CO"/>
+          <w:lang w:val="en-CA" w:eastAsia="es-CO"/>
         </w:rPr>
         <w:t>=</w:t>
       </w:r>
@@ -19142,7 +19143,7 @@
           <w:color w:val="BBBEBF"/>
           <w:sz w:val="21"/>
           <w:szCs w:val="21"/>
-          <w:lang w:eastAsia="es-CO"/>
+          <w:lang w:val="en-CA" w:eastAsia="es-CO"/>
         </w:rPr>
         <w:t xml:space="preserve"> </w:t>
       </w:r>
@@ -19154,7 +19155,7 @@
           <w:color w:val="4EC9B0"/>
           <w:sz w:val="21"/>
           <w:szCs w:val="21"/>
-          <w:lang w:eastAsia="es-CO"/>
+          <w:lang w:val="en-CA" w:eastAsia="es-CO"/>
         </w:rPr>
         <w:t>cmds</w:t>
       </w:r>
@@ -19164,7 +19165,7 @@
           <w:color w:val="BBBEBF"/>
           <w:sz w:val="21"/>
           <w:szCs w:val="21"/>
-          <w:lang w:eastAsia="es-CO"/>
+          <w:lang w:val="en-CA" w:eastAsia="es-CO"/>
         </w:rPr>
         <w:t>.polySphere</w:t>
       </w:r>
@@ -19176,7 +19177,7 @@
           <w:color w:val="BBBEBF"/>
           <w:sz w:val="21"/>
           <w:szCs w:val="21"/>
-          <w:lang w:eastAsia="es-CO"/>
+          <w:lang w:val="en-CA" w:eastAsia="es-CO"/>
         </w:rPr>
         <w:t>()[</w:t>
       </w:r>
@@ -19186,7 +19187,7 @@
           <w:color w:val="B5CEA8"/>
           <w:sz w:val="21"/>
           <w:szCs w:val="21"/>
-          <w:lang w:eastAsia="es-CO"/>
+          <w:lang w:val="en-CA" w:eastAsia="es-CO"/>
         </w:rPr>
         <w:t>0</w:t>
       </w:r>
@@ -19196,7 +19197,7 @@
           <w:color w:val="BBBEBF"/>
           <w:sz w:val="21"/>
           <w:szCs w:val="21"/>
-          <w:lang w:eastAsia="es-CO"/>
+          <w:lang w:val="en-CA" w:eastAsia="es-CO"/>
         </w:rPr>
         <w:t>]</w:t>
       </w:r>
@@ -19210,16 +19211,16 @@
           <w:color w:val="BBBEBF"/>
           <w:sz w:val="21"/>
           <w:szCs w:val="21"/>
-          <w:lang w:eastAsia="es-CO"/>
-        </w:rPr>
-      </w:pPr>
-      <w:r>
-        <w:rPr>
-          <w:rFonts w:ascii="Consolas" w:eastAsia="Times New Roman" w:hAnsi="Consolas" w:cs="Times New Roman"/>
-          <w:color w:val="BBBEBF"/>
-          <w:sz w:val="21"/>
-          <w:szCs w:val="21"/>
-          <w:lang w:eastAsia="es-CO"/>
+          <w:lang w:val="en-CA" w:eastAsia="es-CO"/>
+        </w:rPr>
+      </w:pPr>
+      <w:r>
+        <w:rPr>
+          <w:rFonts w:ascii="Consolas" w:eastAsia="Times New Roman" w:hAnsi="Consolas" w:cs="Times New Roman"/>
+          <w:color w:val="BBBEBF"/>
+          <w:sz w:val="21"/>
+          <w:szCs w:val="21"/>
+          <w:lang w:val="en-CA" w:eastAsia="es-CO"/>
         </w:rPr>
         <w:t xml:space="preserve">        </w:t>
       </w:r>
@@ -19231,7 +19232,7 @@
           <w:color w:val="4EC9B0"/>
           <w:sz w:val="21"/>
           <w:szCs w:val="21"/>
-          <w:lang w:eastAsia="es-CO"/>
+          <w:lang w:val="en-CA" w:eastAsia="es-CO"/>
         </w:rPr>
         <w:t>cmds</w:t>
       </w:r>
@@ -19241,7 +19242,7 @@
           <w:color w:val="BBBEBF"/>
           <w:sz w:val="21"/>
           <w:szCs w:val="21"/>
-          <w:lang w:eastAsia="es-CO"/>
+          <w:lang w:val="en-CA" w:eastAsia="es-CO"/>
         </w:rPr>
         <w:t>.scale</w:t>
       </w:r>
@@ -19253,7 +19254,7 @@
           <w:color w:val="BBBEBF"/>
           <w:sz w:val="21"/>
           <w:szCs w:val="21"/>
-          <w:lang w:eastAsia="es-CO"/>
+          <w:lang w:val="en-CA" w:eastAsia="es-CO"/>
         </w:rPr>
         <w:t>(</w:t>
       </w:r>
@@ -19263,7 +19264,7 @@
           <w:color w:val="B5CEA8"/>
           <w:sz w:val="21"/>
           <w:szCs w:val="21"/>
-          <w:lang w:eastAsia="es-CO"/>
+          <w:lang w:val="en-CA" w:eastAsia="es-CO"/>
         </w:rPr>
         <w:t>0.2</w:t>
       </w:r>
@@ -19273,7 +19274,7 @@
           <w:color w:val="BBBEBF"/>
           <w:sz w:val="21"/>
           <w:szCs w:val="21"/>
-          <w:lang w:eastAsia="es-CO"/>
+          <w:lang w:val="en-CA" w:eastAsia="es-CO"/>
         </w:rPr>
         <w:t>,</w:t>
       </w:r>
@@ -19283,7 +19284,7 @@
           <w:color w:val="B5CEA8"/>
           <w:sz w:val="21"/>
           <w:szCs w:val="21"/>
-          <w:lang w:eastAsia="es-CO"/>
+          <w:lang w:val="en-CA" w:eastAsia="es-CO"/>
         </w:rPr>
         <w:t>0.2</w:t>
       </w:r>
@@ -19293,7 +19294,7 @@
           <w:color w:val="BBBEBF"/>
           <w:sz w:val="21"/>
           <w:szCs w:val="21"/>
-          <w:lang w:eastAsia="es-CO"/>
+          <w:lang w:val="en-CA" w:eastAsia="es-CO"/>
         </w:rPr>
         <w:t>,</w:t>
       </w:r>
@@ -19303,7 +19304,7 @@
           <w:color w:val="B5CEA8"/>
           <w:sz w:val="21"/>
           <w:szCs w:val="21"/>
-          <w:lang w:eastAsia="es-CO"/>
+          <w:lang w:val="en-CA" w:eastAsia="es-CO"/>
         </w:rPr>
         <w:t>0.2</w:t>
       </w:r>
@@ -19313,7 +19314,7 @@
           <w:color w:val="BBBEBF"/>
           <w:sz w:val="21"/>
           <w:szCs w:val="21"/>
-          <w:lang w:eastAsia="es-CO"/>
+          <w:lang w:val="en-CA" w:eastAsia="es-CO"/>
         </w:rPr>
         <w:t>,</w:t>
       </w:r>
@@ -19323,7 +19324,7 @@
           <w:color w:val="C9D1D9"/>
           <w:sz w:val="21"/>
           <w:szCs w:val="21"/>
-          <w:lang w:eastAsia="es-CO"/>
+          <w:lang w:val="en-CA" w:eastAsia="es-CO"/>
         </w:rPr>
         <w:t>ojo</w:t>
       </w:r>
@@ -19333,7 +19334,7 @@
           <w:color w:val="BBBEBF"/>
           <w:sz w:val="21"/>
           <w:szCs w:val="21"/>
-          <w:lang w:eastAsia="es-CO"/>
+          <w:lang w:val="en-CA" w:eastAsia="es-CO"/>
         </w:rPr>
         <w:t>)</w:t>
       </w:r>
@@ -19347,16 +19348,16 @@
           <w:color w:val="BBBEBF"/>
           <w:sz w:val="21"/>
           <w:szCs w:val="21"/>
-          <w:lang w:eastAsia="es-CO"/>
-        </w:rPr>
-      </w:pPr>
-      <w:r>
-        <w:rPr>
-          <w:rFonts w:ascii="Consolas" w:eastAsia="Times New Roman" w:hAnsi="Consolas" w:cs="Times New Roman"/>
-          <w:color w:val="BBBEBF"/>
-          <w:sz w:val="21"/>
-          <w:szCs w:val="21"/>
-          <w:lang w:eastAsia="es-CO"/>
+          <w:lang w:val="en-CA" w:eastAsia="es-CO"/>
+        </w:rPr>
+      </w:pPr>
+      <w:r>
+        <w:rPr>
+          <w:rFonts w:ascii="Consolas" w:eastAsia="Times New Roman" w:hAnsi="Consolas" w:cs="Times New Roman"/>
+          <w:color w:val="BBBEBF"/>
+          <w:sz w:val="21"/>
+          <w:szCs w:val="21"/>
+          <w:lang w:val="en-CA" w:eastAsia="es-CO"/>
         </w:rPr>
         <w:t xml:space="preserve">        </w:t>
       </w:r>
@@ -19366,7 +19367,7 @@
           <w:color w:val="C9D1D9"/>
           <w:sz w:val="21"/>
           <w:szCs w:val="21"/>
-          <w:lang w:eastAsia="es-CO"/>
+          <w:lang w:val="en-CA" w:eastAsia="es-CO"/>
         </w:rPr>
         <w:t>x</w:t>
       </w:r>
@@ -19376,7 +19377,7 @@
           <w:color w:val="BBBEBF"/>
           <w:sz w:val="21"/>
           <w:szCs w:val="21"/>
-          <w:lang w:eastAsia="es-CO"/>
+          <w:lang w:val="en-CA" w:eastAsia="es-CO"/>
         </w:rPr>
         <w:t xml:space="preserve"> </w:t>
       </w:r>
@@ -19386,7 +19387,7 @@
           <w:color w:val="D4D4D4"/>
           <w:sz w:val="21"/>
           <w:szCs w:val="21"/>
-          <w:lang w:eastAsia="es-CO"/>
+          <w:lang w:val="en-CA" w:eastAsia="es-CO"/>
         </w:rPr>
         <w:t>=</w:t>
       </w:r>
@@ -19396,7 +19397,7 @@
           <w:color w:val="BBBEBF"/>
           <w:sz w:val="21"/>
           <w:szCs w:val="21"/>
-          <w:lang w:eastAsia="es-CO"/>
+          <w:lang w:val="en-CA" w:eastAsia="es-CO"/>
         </w:rPr>
         <w:t xml:space="preserve"> </w:t>
       </w:r>
@@ -19406,7 +19407,7 @@
           <w:color w:val="D4D4D4"/>
           <w:sz w:val="21"/>
           <w:szCs w:val="21"/>
-          <w:lang w:eastAsia="es-CO"/>
+          <w:lang w:val="en-CA" w:eastAsia="es-CO"/>
         </w:rPr>
         <w:t>-</w:t>
       </w:r>
@@ -19416,7 +19417,7 @@
           <w:color w:val="B5CEA8"/>
           <w:sz w:val="21"/>
           <w:szCs w:val="21"/>
-          <w:lang w:eastAsia="es-CO"/>
+          <w:lang w:val="en-CA" w:eastAsia="es-CO"/>
         </w:rPr>
         <w:t>0.3</w:t>
       </w:r>
@@ -19426,101 +19427,99 @@
           <w:color w:val="BBBEBF"/>
           <w:sz w:val="21"/>
           <w:szCs w:val="21"/>
-          <w:lang w:eastAsia="es-CO"/>
+          <w:lang w:val="en-CA" w:eastAsia="es-CO"/>
         </w:rPr>
         <w:t xml:space="preserve"> </w:t>
       </w:r>
+      <w:r>
+        <w:rPr>
+          <w:rFonts w:ascii="Consolas" w:eastAsia="Times New Roman" w:hAnsi="Consolas" w:cs="Times New Roman"/>
+          <w:color w:val="C586C0"/>
+          <w:sz w:val="21"/>
+          <w:szCs w:val="21"/>
+          <w:lang w:val="en-CA" w:eastAsia="es-CO"/>
+        </w:rPr>
+        <w:t>if</w:t>
+      </w:r>
+      <w:r>
+        <w:rPr>
+          <w:rFonts w:ascii="Consolas" w:eastAsia="Times New Roman" w:hAnsi="Consolas" w:cs="Times New Roman"/>
+          <w:color w:val="BBBEBF"/>
+          <w:sz w:val="21"/>
+          <w:szCs w:val="21"/>
+          <w:lang w:val="en-CA" w:eastAsia="es-CO"/>
+        </w:rPr>
+        <w:t xml:space="preserve"> </w:t>
+      </w:r>
       <w:proofErr w:type="spellStart"/>
       <w:r>
         <w:rPr>
           <w:rFonts w:ascii="Consolas" w:eastAsia="Times New Roman" w:hAnsi="Consolas" w:cs="Times New Roman"/>
+          <w:color w:val="C9D1D9"/>
+          <w:sz w:val="21"/>
+          <w:szCs w:val="21"/>
+          <w:lang w:val="en-CA" w:eastAsia="es-CO"/>
+        </w:rPr>
+        <w:t>i</w:t>
+      </w:r>
+      <w:proofErr w:type="spellEnd"/>
+      <w:r>
+        <w:rPr>
+          <w:rFonts w:ascii="Consolas" w:eastAsia="Times New Roman" w:hAnsi="Consolas" w:cs="Times New Roman"/>
+          <w:color w:val="D4D4D4"/>
+          <w:sz w:val="21"/>
+          <w:szCs w:val="21"/>
+          <w:lang w:val="en-CA" w:eastAsia="es-CO"/>
+        </w:rPr>
+        <w:t>==</w:t>
+      </w:r>
+      <w:r>
+        <w:rPr>
+          <w:rFonts w:ascii="Consolas" w:eastAsia="Times New Roman" w:hAnsi="Consolas" w:cs="Times New Roman"/>
+          <w:color w:val="B5CEA8"/>
+          <w:sz w:val="21"/>
+          <w:szCs w:val="21"/>
+          <w:lang w:val="en-CA" w:eastAsia="es-CO"/>
+        </w:rPr>
+        <w:t>0</w:t>
+      </w:r>
+      <w:r>
+        <w:rPr>
+          <w:rFonts w:ascii="Consolas" w:eastAsia="Times New Roman" w:hAnsi="Consolas" w:cs="Times New Roman"/>
+          <w:color w:val="BBBEBF"/>
+          <w:sz w:val="21"/>
+          <w:szCs w:val="21"/>
+          <w:lang w:val="en-CA" w:eastAsia="es-CO"/>
+        </w:rPr>
+        <w:t xml:space="preserve"> </w:t>
+      </w:r>
+      <w:r>
+        <w:rPr>
+          <w:rFonts w:ascii="Consolas" w:eastAsia="Times New Roman" w:hAnsi="Consolas" w:cs="Times New Roman"/>
           <w:color w:val="C586C0"/>
           <w:sz w:val="21"/>
           <w:szCs w:val="21"/>
-          <w:lang w:eastAsia="es-CO"/>
-        </w:rPr>
-        <w:t>if</w:t>
-      </w:r>
-      <w:proofErr w:type="spellEnd"/>
-      <w:r>
-        <w:rPr>
-          <w:rFonts w:ascii="Consolas" w:eastAsia="Times New Roman" w:hAnsi="Consolas" w:cs="Times New Roman"/>
-          <w:color w:val="BBBEBF"/>
-          <w:sz w:val="21"/>
-          <w:szCs w:val="21"/>
-          <w:lang w:eastAsia="es-CO"/>
+          <w:lang w:val="en-CA" w:eastAsia="es-CO"/>
+        </w:rPr>
+        <w:t>else</w:t>
+      </w:r>
+      <w:r>
+        <w:rPr>
+          <w:rFonts w:ascii="Consolas" w:eastAsia="Times New Roman" w:hAnsi="Consolas" w:cs="Times New Roman"/>
+          <w:color w:val="BBBEBF"/>
+          <w:sz w:val="21"/>
+          <w:szCs w:val="21"/>
+          <w:lang w:val="en-CA" w:eastAsia="es-CO"/>
         </w:rPr>
         <w:t xml:space="preserve"> </w:t>
       </w:r>
       <w:r>
         <w:rPr>
           <w:rFonts w:ascii="Consolas" w:eastAsia="Times New Roman" w:hAnsi="Consolas" w:cs="Times New Roman"/>
-          <w:color w:val="C9D1D9"/>
-          <w:sz w:val="21"/>
-          <w:szCs w:val="21"/>
-          <w:lang w:eastAsia="es-CO"/>
-        </w:rPr>
-        <w:t>i</w:t>
-      </w:r>
-      <w:r>
-        <w:rPr>
-          <w:rFonts w:ascii="Consolas" w:eastAsia="Times New Roman" w:hAnsi="Consolas" w:cs="Times New Roman"/>
-          <w:color w:val="D4D4D4"/>
-          <w:sz w:val="21"/>
-          <w:szCs w:val="21"/>
-          <w:lang w:eastAsia="es-CO"/>
-        </w:rPr>
-        <w:t>==</w:t>
-      </w:r>
-      <w:r>
-        <w:rPr>
-          <w:rFonts w:ascii="Consolas" w:eastAsia="Times New Roman" w:hAnsi="Consolas" w:cs="Times New Roman"/>
           <w:color w:val="B5CEA8"/>
           <w:sz w:val="21"/>
           <w:szCs w:val="21"/>
-          <w:lang w:eastAsia="es-CO"/>
-        </w:rPr>
-        <w:t>0</w:t>
-      </w:r>
-      <w:r>
-        <w:rPr>
-          <w:rFonts w:ascii="Consolas" w:eastAsia="Times New Roman" w:hAnsi="Consolas" w:cs="Times New Roman"/>
-          <w:color w:val="BBBEBF"/>
-          <w:sz w:val="21"/>
-          <w:szCs w:val="21"/>
-          <w:lang w:eastAsia="es-CO"/>
-        </w:rPr>
-        <w:t xml:space="preserve"> </w:t>
-      </w:r>
-      <w:proofErr w:type="spellStart"/>
-      <w:r>
-        <w:rPr>
-          <w:rFonts w:ascii="Consolas" w:eastAsia="Times New Roman" w:hAnsi="Consolas" w:cs="Times New Roman"/>
-          <w:color w:val="C586C0"/>
-          <w:sz w:val="21"/>
-          <w:szCs w:val="21"/>
-          <w:lang w:eastAsia="es-CO"/>
-        </w:rPr>
-        <w:t>else</w:t>
-      </w:r>
-      <w:proofErr w:type="spellEnd"/>
-      <w:r>
-        <w:rPr>
-          <w:rFonts w:ascii="Consolas" w:eastAsia="Times New Roman" w:hAnsi="Consolas" w:cs="Times New Roman"/>
-          <w:color w:val="BBBEBF"/>
-          <w:sz w:val="21"/>
-          <w:szCs w:val="21"/>
-          <w:lang w:eastAsia="es-CO"/>
-        </w:rPr>
-        <w:t xml:space="preserve"> </w:t>
-      </w:r>
-      <w:r>
-        <w:rPr>
-          <w:rFonts w:ascii="Consolas" w:eastAsia="Times New Roman" w:hAnsi="Consolas" w:cs="Times New Roman"/>
-          <w:color w:val="B5CEA8"/>
-          <w:sz w:val="21"/>
-          <w:szCs w:val="21"/>
-          <w:lang w:eastAsia="es-CO"/>
+          <w:lang w:val="en-CA" w:eastAsia="es-CO"/>
         </w:rPr>
         <w:t>0.3</w:t>
       </w:r>
@@ -19543,7 +19542,7 @@
           <w:color w:val="BBBEBF"/>
           <w:sz w:val="21"/>
           <w:szCs w:val="21"/>
-          <w:lang w:eastAsia="es-CO"/>
+          <w:lang w:val="en-CA" w:eastAsia="es-CO"/>
         </w:rPr>
         <w:t xml:space="preserve">        </w:t>
       </w:r>
@@ -26303,7 +26302,7 @@
           <w:color w:val="BBBEBF"/>
           <w:sz w:val="21"/>
           <w:szCs w:val="21"/>
-          <w:lang w:val="en-CA" w:eastAsia="es-CO"/>
+          <w:lang w:eastAsia="es-CO"/>
         </w:rPr>
       </w:pPr>
       <w:r>
@@ -26316,36 +26315,79 @@
         </w:rPr>
         <w:t xml:space="preserve">    </w:t>
       </w:r>
+      <w:proofErr w:type="spellStart"/>
       <w:r>
         <w:rPr>
           <w:rFonts w:ascii="Consolas" w:eastAsia="Times New Roman" w:hAnsi="Consolas" w:cs="Times New Roman"/>
           <w:color w:val="C586C0"/>
           <w:sz w:val="21"/>
           <w:szCs w:val="21"/>
-          <w:lang w:val="en-CA" w:eastAsia="es-CO"/>
+          <w:lang w:eastAsia="es-CO"/>
         </w:rPr>
         <w:t>for</w:t>
       </w:r>
-      <w:r>
-        <w:rPr>
-          <w:rFonts w:ascii="Consolas" w:eastAsia="Times New Roman" w:hAnsi="Consolas" w:cs="Times New Roman"/>
-          <w:color w:val="BBBEBF"/>
-          <w:sz w:val="21"/>
-          <w:szCs w:val="21"/>
-          <w:lang w:val="en-CA" w:eastAsia="es-CO"/>
+      <w:proofErr w:type="spellEnd"/>
+      <w:r>
+        <w:rPr>
+          <w:rFonts w:ascii="Consolas" w:eastAsia="Times New Roman" w:hAnsi="Consolas" w:cs="Times New Roman"/>
+          <w:color w:val="BBBEBF"/>
+          <w:sz w:val="21"/>
+          <w:szCs w:val="21"/>
+          <w:lang w:eastAsia="es-CO"/>
         </w:rPr>
         <w:t xml:space="preserve"> </w:t>
       </w:r>
+      <w:r>
+        <w:rPr>
+          <w:rFonts w:ascii="Consolas" w:eastAsia="Times New Roman" w:hAnsi="Consolas" w:cs="Times New Roman"/>
+          <w:color w:val="C9D1D9"/>
+          <w:sz w:val="21"/>
+          <w:szCs w:val="21"/>
+          <w:lang w:eastAsia="es-CO"/>
+        </w:rPr>
+        <w:t>i</w:t>
+      </w:r>
+      <w:r>
+        <w:rPr>
+          <w:rFonts w:ascii="Consolas" w:eastAsia="Times New Roman" w:hAnsi="Consolas" w:cs="Times New Roman"/>
+          <w:color w:val="BBBEBF"/>
+          <w:sz w:val="21"/>
+          <w:szCs w:val="21"/>
+          <w:lang w:eastAsia="es-CO"/>
+        </w:rPr>
+        <w:t xml:space="preserve"> </w:t>
+      </w:r>
+      <w:r>
+        <w:rPr>
+          <w:rFonts w:ascii="Consolas" w:eastAsia="Times New Roman" w:hAnsi="Consolas" w:cs="Times New Roman"/>
+          <w:color w:val="C586C0"/>
+          <w:sz w:val="21"/>
+          <w:szCs w:val="21"/>
+          <w:lang w:eastAsia="es-CO"/>
+        </w:rPr>
+        <w:t>in</w:t>
+      </w:r>
+      <w:r>
+        <w:rPr>
+          <w:rFonts w:ascii="Consolas" w:eastAsia="Times New Roman" w:hAnsi="Consolas" w:cs="Times New Roman"/>
+          <w:color w:val="BBBEBF"/>
+          <w:sz w:val="21"/>
+          <w:szCs w:val="21"/>
+          <w:lang w:eastAsia="es-CO"/>
+        </w:rPr>
+        <w:t xml:space="preserve"> </w:t>
+      </w:r>
       <w:proofErr w:type="spellStart"/>
-      <w:r>
-        <w:rPr>
-          <w:rFonts w:ascii="Consolas" w:eastAsia="Times New Roman" w:hAnsi="Consolas" w:cs="Times New Roman"/>
-          <w:color w:val="C9D1D9"/>
-          <w:sz w:val="21"/>
-          <w:szCs w:val="21"/>
-          <w:lang w:val="en-CA" w:eastAsia="es-CO"/>
-        </w:rPr>
-        <w:t>i</w:t>
+      <w:proofErr w:type="gramStart"/>
+      <w:r>
+        <w:rPr>
+          <w:rFonts w:ascii="Consolas" w:eastAsia="Times New Roman" w:hAnsi="Consolas" w:cs="Times New Roman"/>
+          <w:color w:val="4EC9B0"/>
+          <w:sz w:val="21"/>
+          <w:szCs w:val="21"/>
+          <w:lang w:eastAsia="es-CO"/>
+        </w:rPr>
+        <w:t>range</w:t>
       </w:r>
       <w:proofErr w:type="spellEnd"/>
       <w:r>
@@ -26354,48 +26396,7 @@
           <w:color w:val="BBBEBF"/>
           <w:sz w:val="21"/>
           <w:szCs w:val="21"/>
-          <w:lang w:val="en-CA" w:eastAsia="es-CO"/>
-        </w:rPr>
-        <w:t xml:space="preserve"> </w:t>
-      </w:r>
-      <w:r>
-        <w:rPr>
-          <w:rFonts w:ascii="Consolas" w:eastAsia="Times New Roman" w:hAnsi="Consolas" w:cs="Times New Roman"/>
-          <w:color w:val="C586C0"/>
-          <w:sz w:val="21"/>
-          <w:szCs w:val="21"/>
-          <w:lang w:val="en-CA" w:eastAsia="es-CO"/>
-        </w:rPr>
-        <w:t>in</w:t>
-      </w:r>
-      <w:r>
-        <w:rPr>
-          <w:rFonts w:ascii="Consolas" w:eastAsia="Times New Roman" w:hAnsi="Consolas" w:cs="Times New Roman"/>
-          <w:color w:val="BBBEBF"/>
-          <w:sz w:val="21"/>
-          <w:szCs w:val="21"/>
-          <w:lang w:val="en-CA" w:eastAsia="es-CO"/>
-        </w:rPr>
-        <w:t xml:space="preserve"> </w:t>
-      </w:r>
-      <w:proofErr w:type="gramStart"/>
-      <w:r>
-        <w:rPr>
-          <w:rFonts w:ascii="Consolas" w:eastAsia="Times New Roman" w:hAnsi="Consolas" w:cs="Times New Roman"/>
-          <w:color w:val="4EC9B0"/>
-          <w:sz w:val="21"/>
-          <w:szCs w:val="21"/>
-          <w:lang w:val="en-CA" w:eastAsia="es-CO"/>
-        </w:rPr>
-        <w:t>range</w:t>
-      </w:r>
-      <w:r>
-        <w:rPr>
-          <w:rFonts w:ascii="Consolas" w:eastAsia="Times New Roman" w:hAnsi="Consolas" w:cs="Times New Roman"/>
-          <w:color w:val="BBBEBF"/>
-          <w:sz w:val="21"/>
-          <w:szCs w:val="21"/>
-          <w:lang w:val="en-CA" w:eastAsia="es-CO"/>
+          <w:lang w:eastAsia="es-CO"/>
         </w:rPr>
         <w:t>(</w:t>
       </w:r>
@@ -26406,7 +26407,7 @@
           <w:color w:val="B5CEA8"/>
           <w:sz w:val="21"/>
           <w:szCs w:val="21"/>
-          <w:lang w:val="en-CA" w:eastAsia="es-CO"/>
+          <w:lang w:eastAsia="es-CO"/>
         </w:rPr>
         <w:t>3</w:t>
       </w:r>
@@ -26416,7 +26417,7 @@
           <w:color w:val="BBBEBF"/>
           <w:sz w:val="21"/>
           <w:szCs w:val="21"/>
-          <w:lang w:val="en-CA" w:eastAsia="es-CO"/>
+          <w:lang w:eastAsia="es-CO"/>
         </w:rPr>
         <w:t>):</w:t>
       </w:r>
@@ -26430,16 +26431,16 @@
           <w:color w:val="BBBEBF"/>
           <w:sz w:val="21"/>
           <w:szCs w:val="21"/>
-          <w:lang w:val="en-CA" w:eastAsia="es-CO"/>
-        </w:rPr>
-      </w:pPr>
-      <w:r>
-        <w:rPr>
-          <w:rFonts w:ascii="Consolas" w:eastAsia="Times New Roman" w:hAnsi="Consolas" w:cs="Times New Roman"/>
-          <w:color w:val="BBBEBF"/>
-          <w:sz w:val="21"/>
-          <w:szCs w:val="21"/>
-          <w:lang w:val="en-CA" w:eastAsia="es-CO"/>
+          <w:lang w:eastAsia="es-CO"/>
+        </w:rPr>
+      </w:pPr>
+      <w:r>
+        <w:rPr>
+          <w:rFonts w:ascii="Consolas" w:eastAsia="Times New Roman" w:hAnsi="Consolas" w:cs="Times New Roman"/>
+          <w:color w:val="BBBEBF"/>
+          <w:sz w:val="21"/>
+          <w:szCs w:val="21"/>
+          <w:lang w:eastAsia="es-CO"/>
         </w:rPr>
         <w:t xml:space="preserve">        </w:t>
       </w:r>
@@ -26449,7 +26450,7 @@
           <w:color w:val="C9D1D9"/>
           <w:sz w:val="21"/>
           <w:szCs w:val="21"/>
-          <w:lang w:val="en-CA" w:eastAsia="es-CO"/>
+          <w:lang w:eastAsia="es-CO"/>
         </w:rPr>
         <w:t>g</w:t>
       </w:r>
@@ -26459,7 +26460,7 @@
           <w:color w:val="BBBEBF"/>
           <w:sz w:val="21"/>
           <w:szCs w:val="21"/>
-          <w:lang w:val="en-CA" w:eastAsia="es-CO"/>
+          <w:lang w:eastAsia="es-CO"/>
         </w:rPr>
         <w:t xml:space="preserve"> </w:t>
       </w:r>
@@ -26469,7 +26470,7 @@
           <w:color w:val="D4D4D4"/>
           <w:sz w:val="21"/>
           <w:szCs w:val="21"/>
-          <w:lang w:val="en-CA" w:eastAsia="es-CO"/>
+          <w:lang w:eastAsia="es-CO"/>
         </w:rPr>
         <w:t>=</w:t>
       </w:r>
@@ -26479,7 +26480,7 @@
           <w:color w:val="BBBEBF"/>
           <w:sz w:val="21"/>
           <w:szCs w:val="21"/>
-          <w:lang w:val="en-CA" w:eastAsia="es-CO"/>
+          <w:lang w:eastAsia="es-CO"/>
         </w:rPr>
         <w:t xml:space="preserve"> </w:t>
       </w:r>
@@ -26490,7 +26491,7 @@
           <w:color w:val="D2A8FF"/>
           <w:sz w:val="21"/>
           <w:szCs w:val="21"/>
-          <w:lang w:val="en-CA" w:eastAsia="es-CO"/>
+          <w:lang w:eastAsia="es-CO"/>
         </w:rPr>
         <w:t>generar_criatura</w:t>
       </w:r>
@@ -26501,27 +26502,29 @@
           <w:color w:val="BBBEBF"/>
           <w:sz w:val="21"/>
           <w:szCs w:val="21"/>
-          <w:lang w:val="en-CA" w:eastAsia="es-CO"/>
+          <w:lang w:eastAsia="es-CO"/>
         </w:rPr>
         <w:t>(</w:t>
       </w:r>
+      <w:proofErr w:type="spellStart"/>
       <w:r>
         <w:rPr>
           <w:rFonts w:ascii="Consolas" w:eastAsia="Times New Roman" w:hAnsi="Consolas" w:cs="Times New Roman"/>
           <w:color w:val="FFA657"/>
           <w:sz w:val="21"/>
           <w:szCs w:val="21"/>
-          <w:lang w:val="en-CA" w:eastAsia="es-CO"/>
+          <w:lang w:eastAsia="es-CO"/>
         </w:rPr>
         <w:t>prims</w:t>
       </w:r>
-      <w:r>
-        <w:rPr>
-          <w:rFonts w:ascii="Consolas" w:eastAsia="Times New Roman" w:hAnsi="Consolas" w:cs="Times New Roman"/>
-          <w:color w:val="BBBEBF"/>
-          <w:sz w:val="21"/>
-          <w:szCs w:val="21"/>
-          <w:lang w:val="en-CA" w:eastAsia="es-CO"/>
+      <w:proofErr w:type="spellEnd"/>
+      <w:r>
+        <w:rPr>
+          <w:rFonts w:ascii="Consolas" w:eastAsia="Times New Roman" w:hAnsi="Consolas" w:cs="Times New Roman"/>
+          <w:color w:val="BBBEBF"/>
+          <w:sz w:val="21"/>
+          <w:szCs w:val="21"/>
+          <w:lang w:eastAsia="es-CO"/>
         </w:rPr>
         <w:t>)</w:t>
       </w:r>
@@ -26544,7 +26547,7 @@
           <w:color w:val="BBBEBF"/>
           <w:sz w:val="21"/>
           <w:szCs w:val="21"/>
-          <w:lang w:val="en-CA" w:eastAsia="es-CO"/>
+          <w:lang w:eastAsia="es-CO"/>
         </w:rPr>
         <w:t xml:space="preserve">        </w:t>
       </w:r>
@@ -26973,7 +26976,7 @@
           <w:color w:val="BBBEBF"/>
           <w:sz w:val="21"/>
           <w:szCs w:val="21"/>
-          <w:lang w:val="en-CA" w:eastAsia="es-CO"/>
+          <w:lang w:eastAsia="es-CO"/>
         </w:rPr>
       </w:pPr>
       <w:r>
@@ -26992,46 +26995,345 @@
           <w:color w:val="8B949E"/>
           <w:sz w:val="21"/>
           <w:szCs w:val="21"/>
-          <w:lang w:val="en-CA" w:eastAsia="es-CO"/>
-        </w:rPr>
-        <w:t xml:space="preserve"># </w:t>
+          <w:lang w:eastAsia="es-CO"/>
+        </w:rPr>
+        <w:t># borrar luces viejas</w:t>
+      </w:r>
+    </w:p>
+    <w:p>
+      <w:pPr>
+        <w:shd w:val="clear" w:color="auto" w:fill="121314"/>
+        <w:spacing w:after="0" w:line="285" w:lineRule="atLeast"/>
+        <w:rPr>
+          <w:rFonts w:ascii="Consolas" w:eastAsia="Times New Roman" w:hAnsi="Consolas" w:cs="Times New Roman"/>
+          <w:color w:val="BBBEBF"/>
+          <w:sz w:val="21"/>
+          <w:szCs w:val="21"/>
+          <w:lang w:val="en-CA" w:eastAsia="es-CO"/>
+        </w:rPr>
+      </w:pPr>
+      <w:r>
+        <w:rPr>
+          <w:rFonts w:ascii="Consolas" w:eastAsia="Times New Roman" w:hAnsi="Consolas" w:cs="Times New Roman"/>
+          <w:color w:val="BBBEBF"/>
+          <w:sz w:val="21"/>
+          <w:szCs w:val="21"/>
+          <w:lang w:eastAsia="es-CO"/>
+        </w:rPr>
+        <w:t xml:space="preserve">    </w:t>
+      </w:r>
+      <w:r>
+        <w:rPr>
+          <w:rFonts w:ascii="Consolas" w:eastAsia="Times New Roman" w:hAnsi="Consolas" w:cs="Times New Roman"/>
+          <w:color w:val="C586C0"/>
+          <w:sz w:val="21"/>
+          <w:szCs w:val="21"/>
+          <w:lang w:val="en-CA" w:eastAsia="es-CO"/>
+        </w:rPr>
+        <w:t>for</w:t>
+      </w:r>
+      <w:r>
+        <w:rPr>
+          <w:rFonts w:ascii="Consolas" w:eastAsia="Times New Roman" w:hAnsi="Consolas" w:cs="Times New Roman"/>
+          <w:color w:val="BBBEBF"/>
+          <w:sz w:val="21"/>
+          <w:szCs w:val="21"/>
+          <w:lang w:val="en-CA" w:eastAsia="es-CO"/>
+        </w:rPr>
+        <w:t xml:space="preserve"> </w:t>
+      </w:r>
+      <w:r>
+        <w:rPr>
+          <w:rFonts w:ascii="Consolas" w:eastAsia="Times New Roman" w:hAnsi="Consolas" w:cs="Times New Roman"/>
+          <w:color w:val="C9D1D9"/>
+          <w:sz w:val="21"/>
+          <w:szCs w:val="21"/>
+          <w:lang w:val="en-CA" w:eastAsia="es-CO"/>
+        </w:rPr>
+        <w:t>l</w:t>
+      </w:r>
+      <w:r>
+        <w:rPr>
+          <w:rFonts w:ascii="Consolas" w:eastAsia="Times New Roman" w:hAnsi="Consolas" w:cs="Times New Roman"/>
+          <w:color w:val="BBBEBF"/>
+          <w:sz w:val="21"/>
+          <w:szCs w:val="21"/>
+          <w:lang w:val="en-CA" w:eastAsia="es-CO"/>
+        </w:rPr>
+        <w:t xml:space="preserve"> </w:t>
+      </w:r>
+      <w:r>
+        <w:rPr>
+          <w:rFonts w:ascii="Consolas" w:eastAsia="Times New Roman" w:hAnsi="Consolas" w:cs="Times New Roman"/>
+          <w:color w:val="C586C0"/>
+          <w:sz w:val="21"/>
+          <w:szCs w:val="21"/>
+          <w:lang w:val="en-CA" w:eastAsia="es-CO"/>
+        </w:rPr>
+        <w:t>in</w:t>
+      </w:r>
+      <w:r>
+        <w:rPr>
+          <w:rFonts w:ascii="Consolas" w:eastAsia="Times New Roman" w:hAnsi="Consolas" w:cs="Times New Roman"/>
+          <w:color w:val="BBBEBF"/>
+          <w:sz w:val="21"/>
+          <w:szCs w:val="21"/>
+          <w:lang w:val="en-CA" w:eastAsia="es-CO"/>
+        </w:rPr>
+        <w:t xml:space="preserve"> </w:t>
+      </w:r>
+      <w:r>
+        <w:rPr>
+          <w:rFonts w:ascii="Consolas" w:eastAsia="Times New Roman" w:hAnsi="Consolas" w:cs="Times New Roman"/>
+          <w:color w:val="4EC9B0"/>
+          <w:sz w:val="21"/>
+          <w:szCs w:val="21"/>
+          <w:lang w:val="en-CA" w:eastAsia="es-CO"/>
+        </w:rPr>
+        <w:t>cmds</w:t>
+      </w:r>
+      <w:r>
+        <w:rPr>
+          <w:rFonts w:ascii="Consolas" w:eastAsia="Times New Roman" w:hAnsi="Consolas" w:cs="Times New Roman"/>
+          <w:color w:val="BBBEBF"/>
+          <w:sz w:val="21"/>
+          <w:szCs w:val="21"/>
+          <w:lang w:val="en-CA" w:eastAsia="es-CO"/>
+        </w:rPr>
+        <w:t>.ls(</w:t>
+      </w:r>
+      <w:r>
+        <w:rPr>
+          <w:rFonts w:ascii="Consolas" w:eastAsia="Times New Roman" w:hAnsi="Consolas" w:cs="Times New Roman"/>
+          <w:color w:val="FFA657"/>
+          <w:sz w:val="21"/>
+          <w:szCs w:val="21"/>
+          <w:lang w:val="en-CA" w:eastAsia="es-CO"/>
+        </w:rPr>
+        <w:t>type</w:t>
+      </w:r>
+      <w:r>
+        <w:rPr>
+          <w:rFonts w:ascii="Consolas" w:eastAsia="Times New Roman" w:hAnsi="Consolas" w:cs="Times New Roman"/>
+          <w:color w:val="D4D4D4"/>
+          <w:sz w:val="21"/>
+          <w:szCs w:val="21"/>
+          <w:lang w:val="en-CA" w:eastAsia="es-CO"/>
+        </w:rPr>
+        <w:t>=</w:t>
+      </w:r>
+      <w:r>
+        <w:rPr>
+          <w:rFonts w:ascii="Consolas" w:eastAsia="Times New Roman" w:hAnsi="Consolas" w:cs="Times New Roman"/>
+          <w:color w:val="A5D6FF"/>
+          <w:sz w:val="21"/>
+          <w:szCs w:val="21"/>
+          <w:lang w:val="en-CA" w:eastAsia="es-CO"/>
+        </w:rPr>
+        <w:t>"light"</w:t>
+      </w:r>
+      <w:r>
+        <w:rPr>
+          <w:rFonts w:ascii="Consolas" w:eastAsia="Times New Roman" w:hAnsi="Consolas" w:cs="Times New Roman"/>
+          <w:color w:val="BBBEBF"/>
+          <w:sz w:val="21"/>
+          <w:szCs w:val="21"/>
+          <w:lang w:val="en-CA" w:eastAsia="es-CO"/>
+        </w:rPr>
+        <w:t>):</w:t>
+      </w:r>
+    </w:p>
+    <w:p>
+      <w:pPr>
+        <w:shd w:val="clear" w:color="auto" w:fill="121314"/>
+        <w:spacing w:after="0" w:line="285" w:lineRule="atLeast"/>
+        <w:rPr>
+          <w:rFonts w:ascii="Consolas" w:eastAsia="Times New Roman" w:hAnsi="Consolas" w:cs="Times New Roman"/>
+          <w:color w:val="BBBEBF"/>
+          <w:sz w:val="21"/>
+          <w:szCs w:val="21"/>
+          <w:lang w:val="en-CA" w:eastAsia="es-CO"/>
+        </w:rPr>
+      </w:pPr>
+      <w:r>
+        <w:rPr>
+          <w:rFonts w:ascii="Consolas" w:eastAsia="Times New Roman" w:hAnsi="Consolas" w:cs="Times New Roman"/>
+          <w:color w:val="BBBEBF"/>
+          <w:sz w:val="21"/>
+          <w:szCs w:val="21"/>
+          <w:lang w:val="en-CA" w:eastAsia="es-CO"/>
+        </w:rPr>
+        <w:t xml:space="preserve">        </w:t>
+      </w:r>
+      <w:r>
+        <w:rPr>
+          <w:rFonts w:ascii="Consolas" w:eastAsia="Times New Roman" w:hAnsi="Consolas" w:cs="Times New Roman"/>
+          <w:color w:val="C586C0"/>
+          <w:sz w:val="21"/>
+          <w:szCs w:val="21"/>
+          <w:lang w:val="en-CA" w:eastAsia="es-CO"/>
+        </w:rPr>
+        <w:t>try</w:t>
+      </w:r>
+      <w:r>
+        <w:rPr>
+          <w:rFonts w:ascii="Consolas" w:eastAsia="Times New Roman" w:hAnsi="Consolas" w:cs="Times New Roman"/>
+          <w:color w:val="BBBEBF"/>
+          <w:sz w:val="21"/>
+          <w:szCs w:val="21"/>
+          <w:lang w:val="en-CA" w:eastAsia="es-CO"/>
+        </w:rPr>
+        <w:t>:</w:t>
+      </w:r>
+    </w:p>
+    <w:p>
+      <w:pPr>
+        <w:shd w:val="clear" w:color="auto" w:fill="121314"/>
+        <w:spacing w:after="0" w:line="285" w:lineRule="atLeast"/>
+        <w:rPr>
+          <w:rFonts w:ascii="Consolas" w:eastAsia="Times New Roman" w:hAnsi="Consolas" w:cs="Times New Roman"/>
+          <w:color w:val="BBBEBF"/>
+          <w:sz w:val="21"/>
+          <w:szCs w:val="21"/>
+          <w:lang w:val="en-CA" w:eastAsia="es-CO"/>
+        </w:rPr>
+      </w:pPr>
+      <w:r>
+        <w:rPr>
+          <w:rFonts w:ascii="Consolas" w:eastAsia="Times New Roman" w:hAnsi="Consolas" w:cs="Times New Roman"/>
+          <w:color w:val="BBBEBF"/>
+          <w:sz w:val="21"/>
+          <w:szCs w:val="21"/>
+          <w:lang w:val="en-CA" w:eastAsia="es-CO"/>
+        </w:rPr>
+        <w:t xml:space="preserve">            </w:t>
       </w:r>
       <w:proofErr w:type="spellStart"/>
       <w:proofErr w:type="gramStart"/>
       <w:r>
         <w:rPr>
           <w:rFonts w:ascii="Consolas" w:eastAsia="Times New Roman" w:hAnsi="Consolas" w:cs="Times New Roman"/>
-          <w:color w:val="8B949E"/>
-          <w:sz w:val="21"/>
-          <w:szCs w:val="21"/>
-          <w:lang w:val="en-CA" w:eastAsia="es-CO"/>
-        </w:rPr>
-        <w:t>borrar</w:t>
+          <w:color w:val="4EC9B0"/>
+          <w:sz w:val="21"/>
+          <w:szCs w:val="21"/>
+          <w:lang w:val="en-CA" w:eastAsia="es-CO"/>
+        </w:rPr>
+        <w:t>cmds</w:t>
+      </w:r>
+      <w:r>
+        <w:rPr>
+          <w:rFonts w:ascii="Consolas" w:eastAsia="Times New Roman" w:hAnsi="Consolas" w:cs="Times New Roman"/>
+          <w:color w:val="BBBEBF"/>
+          <w:sz w:val="21"/>
+          <w:szCs w:val="21"/>
+          <w:lang w:val="en-CA" w:eastAsia="es-CO"/>
+        </w:rPr>
+        <w:t>.delete</w:t>
       </w:r>
       <w:proofErr w:type="spellEnd"/>
       <w:proofErr w:type="gramEnd"/>
       <w:r>
         <w:rPr>
           <w:rFonts w:ascii="Consolas" w:eastAsia="Times New Roman" w:hAnsi="Consolas" w:cs="Times New Roman"/>
-          <w:color w:val="8B949E"/>
-          <w:sz w:val="21"/>
-          <w:szCs w:val="21"/>
-          <w:lang w:val="en-CA" w:eastAsia="es-CO"/>
-        </w:rPr>
-        <w:t xml:space="preserve"> luces </w:t>
+          <w:color w:val="BBBEBF"/>
+          <w:sz w:val="21"/>
+          <w:szCs w:val="21"/>
+          <w:lang w:val="en-CA" w:eastAsia="es-CO"/>
+        </w:rPr>
+        <w:t>(</w:t>
       </w:r>
       <w:proofErr w:type="spellStart"/>
       <w:r>
         <w:rPr>
           <w:rFonts w:ascii="Consolas" w:eastAsia="Times New Roman" w:hAnsi="Consolas" w:cs="Times New Roman"/>
-          <w:color w:val="8B949E"/>
-          <w:sz w:val="21"/>
-          <w:szCs w:val="21"/>
-          <w:lang w:val="en-CA" w:eastAsia="es-CO"/>
-        </w:rPr>
-        <w:t>viejas</w:t>
+          <w:color w:val="4EC9B0"/>
+          <w:sz w:val="21"/>
+          <w:szCs w:val="21"/>
+          <w:lang w:val="en-CA" w:eastAsia="es-CO"/>
+        </w:rPr>
+        <w:t>cmds</w:t>
+      </w:r>
+      <w:r>
+        <w:rPr>
+          <w:rFonts w:ascii="Consolas" w:eastAsia="Times New Roman" w:hAnsi="Consolas" w:cs="Times New Roman"/>
+          <w:color w:val="BBBEBF"/>
+          <w:sz w:val="21"/>
+          <w:szCs w:val="21"/>
+          <w:lang w:val="en-CA" w:eastAsia="es-CO"/>
+        </w:rPr>
+        <w:t>.listRelatives</w:t>
       </w:r>
       <w:proofErr w:type="spellEnd"/>
+      <w:r>
+        <w:rPr>
+          <w:rFonts w:ascii="Consolas" w:eastAsia="Times New Roman" w:hAnsi="Consolas" w:cs="Times New Roman"/>
+          <w:color w:val="BBBEBF"/>
+          <w:sz w:val="21"/>
+          <w:szCs w:val="21"/>
+          <w:lang w:val="en-CA" w:eastAsia="es-CO"/>
+        </w:rPr>
+        <w:t>(</w:t>
+      </w:r>
+      <w:r>
+        <w:rPr>
+          <w:rFonts w:ascii="Consolas" w:eastAsia="Times New Roman" w:hAnsi="Consolas" w:cs="Times New Roman"/>
+          <w:color w:val="C9D1D9"/>
+          <w:sz w:val="21"/>
+          <w:szCs w:val="21"/>
+          <w:lang w:val="en-CA" w:eastAsia="es-CO"/>
+        </w:rPr>
+        <w:t>l</w:t>
+      </w:r>
+      <w:r>
+        <w:rPr>
+          <w:rFonts w:ascii="Consolas" w:eastAsia="Times New Roman" w:hAnsi="Consolas" w:cs="Times New Roman"/>
+          <w:color w:val="BBBEBF"/>
+          <w:sz w:val="21"/>
+          <w:szCs w:val="21"/>
+          <w:lang w:val="en-CA" w:eastAsia="es-CO"/>
+        </w:rPr>
+        <w:t xml:space="preserve">, </w:t>
+      </w:r>
+      <w:r>
+        <w:rPr>
+          <w:rFonts w:ascii="Consolas" w:eastAsia="Times New Roman" w:hAnsi="Consolas" w:cs="Times New Roman"/>
+          <w:color w:val="FFA657"/>
+          <w:sz w:val="21"/>
+          <w:szCs w:val="21"/>
+          <w:lang w:val="en-CA" w:eastAsia="es-CO"/>
+        </w:rPr>
+        <w:t>parent</w:t>
+      </w:r>
+      <w:r>
+        <w:rPr>
+          <w:rFonts w:ascii="Consolas" w:eastAsia="Times New Roman" w:hAnsi="Consolas" w:cs="Times New Roman"/>
+          <w:color w:val="D4D4D4"/>
+          <w:sz w:val="21"/>
+          <w:szCs w:val="21"/>
+          <w:lang w:val="en-CA" w:eastAsia="es-CO"/>
+        </w:rPr>
+        <w:t>=</w:t>
+      </w:r>
+      <w:r>
+        <w:rPr>
+          <w:rFonts w:ascii="Consolas" w:eastAsia="Times New Roman" w:hAnsi="Consolas" w:cs="Times New Roman"/>
+          <w:color w:val="79C0FF"/>
+          <w:sz w:val="21"/>
+          <w:szCs w:val="21"/>
+          <w:lang w:val="en-CA" w:eastAsia="es-CO"/>
+        </w:rPr>
+        <w:t>True</w:t>
+      </w:r>
+      <w:r>
+        <w:rPr>
+          <w:rFonts w:ascii="Consolas" w:eastAsia="Times New Roman" w:hAnsi="Consolas" w:cs="Times New Roman"/>
+          <w:color w:val="BBBEBF"/>
+          <w:sz w:val="21"/>
+          <w:szCs w:val="21"/>
+          <w:lang w:val="en-CA" w:eastAsia="es-CO"/>
+        </w:rPr>
+        <w:t>))</w:t>
+      </w:r>
     </w:p>
     <w:p>
       <w:pPr>
@@ -27053,7 +27355,7 @@
           <w:szCs w:val="21"/>
           <w:lang w:val="en-CA" w:eastAsia="es-CO"/>
         </w:rPr>
-        <w:t xml:space="preserve">    </w:t>
+        <w:t xml:space="preserve">        </w:t>
       </w:r>
       <w:r>
         <w:rPr>
@@ -27063,117 +27365,17 @@
           <w:szCs w:val="21"/>
           <w:lang w:val="en-CA" w:eastAsia="es-CO"/>
         </w:rPr>
-        <w:t>for</w:t>
-      </w:r>
-      <w:r>
-        <w:rPr>
-          <w:rFonts w:ascii="Consolas" w:eastAsia="Times New Roman" w:hAnsi="Consolas" w:cs="Times New Roman"/>
-          <w:color w:val="BBBEBF"/>
-          <w:sz w:val="21"/>
-          <w:szCs w:val="21"/>
-          <w:lang w:val="en-CA" w:eastAsia="es-CO"/>
-        </w:rPr>
-        <w:t xml:space="preserve"> </w:t>
-      </w:r>
-      <w:r>
-        <w:rPr>
-          <w:rFonts w:ascii="Consolas" w:eastAsia="Times New Roman" w:hAnsi="Consolas" w:cs="Times New Roman"/>
-          <w:color w:val="C9D1D9"/>
-          <w:sz w:val="21"/>
-          <w:szCs w:val="21"/>
-          <w:lang w:val="en-CA" w:eastAsia="es-CO"/>
-        </w:rPr>
-        <w:t>l</w:t>
-      </w:r>
-      <w:r>
-        <w:rPr>
-          <w:rFonts w:ascii="Consolas" w:eastAsia="Times New Roman" w:hAnsi="Consolas" w:cs="Times New Roman"/>
-          <w:color w:val="BBBEBF"/>
-          <w:sz w:val="21"/>
-          <w:szCs w:val="21"/>
-          <w:lang w:val="en-CA" w:eastAsia="es-CO"/>
-        </w:rPr>
-        <w:t xml:space="preserve"> </w:t>
-      </w:r>
-      <w:r>
-        <w:rPr>
-          <w:rFonts w:ascii="Consolas" w:eastAsia="Times New Roman" w:hAnsi="Consolas" w:cs="Times New Roman"/>
-          <w:color w:val="C586C0"/>
-          <w:sz w:val="21"/>
-          <w:szCs w:val="21"/>
-          <w:lang w:val="en-CA" w:eastAsia="es-CO"/>
-        </w:rPr>
-        <w:t>in</w:t>
-      </w:r>
-      <w:r>
-        <w:rPr>
-          <w:rFonts w:ascii="Consolas" w:eastAsia="Times New Roman" w:hAnsi="Consolas" w:cs="Times New Roman"/>
-          <w:color w:val="BBBEBF"/>
-          <w:sz w:val="21"/>
-          <w:szCs w:val="21"/>
-          <w:lang w:val="en-CA" w:eastAsia="es-CO"/>
-        </w:rPr>
-        <w:t xml:space="preserve"> </w:t>
-      </w:r>
-      <w:r>
-        <w:rPr>
-          <w:rFonts w:ascii="Consolas" w:eastAsia="Times New Roman" w:hAnsi="Consolas" w:cs="Times New Roman"/>
-          <w:color w:val="4EC9B0"/>
-          <w:sz w:val="21"/>
-          <w:szCs w:val="21"/>
-          <w:lang w:val="en-CA" w:eastAsia="es-CO"/>
-        </w:rPr>
-        <w:t>cmds</w:t>
-      </w:r>
-      <w:r>
-        <w:rPr>
-          <w:rFonts w:ascii="Consolas" w:eastAsia="Times New Roman" w:hAnsi="Consolas" w:cs="Times New Roman"/>
-          <w:color w:val="BBBEBF"/>
-          <w:sz w:val="21"/>
-          <w:szCs w:val="21"/>
-          <w:lang w:val="en-CA" w:eastAsia="es-CO"/>
-        </w:rPr>
-        <w:t>.ls(</w:t>
-      </w:r>
-      <w:r>
-        <w:rPr>
-          <w:rFonts w:ascii="Consolas" w:eastAsia="Times New Roman" w:hAnsi="Consolas" w:cs="Times New Roman"/>
-          <w:color w:val="FFA657"/>
-          <w:sz w:val="21"/>
-          <w:szCs w:val="21"/>
-          <w:lang w:val="en-CA" w:eastAsia="es-CO"/>
-        </w:rPr>
-        <w:t>type</w:t>
-      </w:r>
-      <w:r>
-        <w:rPr>
-          <w:rFonts w:ascii="Consolas" w:eastAsia="Times New Roman" w:hAnsi="Consolas" w:cs="Times New Roman"/>
-          <w:color w:val="D4D4D4"/>
-          <w:sz w:val="21"/>
-          <w:szCs w:val="21"/>
-          <w:lang w:val="en-CA" w:eastAsia="es-CO"/>
-        </w:rPr>
-        <w:t>=</w:t>
-      </w:r>
-      <w:r>
-        <w:rPr>
-          <w:rFonts w:ascii="Consolas" w:eastAsia="Times New Roman" w:hAnsi="Consolas" w:cs="Times New Roman"/>
-          <w:color w:val="A5D6FF"/>
-          <w:sz w:val="21"/>
-          <w:szCs w:val="21"/>
-          <w:lang w:val="en-CA" w:eastAsia="es-CO"/>
-        </w:rPr>
-        <w:t>"light"</w:t>
-      </w:r>
-      <w:r>
-        <w:rPr>
-          <w:rFonts w:ascii="Consolas" w:eastAsia="Times New Roman" w:hAnsi="Consolas" w:cs="Times New Roman"/>
-          <w:color w:val="BBBEBF"/>
-          <w:sz w:val="21"/>
-          <w:szCs w:val="21"/>
-          <w:lang w:val="en-CA" w:eastAsia="es-CO"/>
-        </w:rPr>
-        <w:t>):</w:t>
+        <w:t>except</w:t>
+      </w:r>
+      <w:r>
+        <w:rPr>
+          <w:rFonts w:ascii="Consolas" w:eastAsia="Times New Roman" w:hAnsi="Consolas" w:cs="Times New Roman"/>
+          <w:color w:val="BBBEBF"/>
+          <w:sz w:val="21"/>
+          <w:szCs w:val="21"/>
+          <w:lang w:val="en-CA" w:eastAsia="es-CO"/>
+        </w:rPr>
+        <w:t>:</w:t>
       </w:r>
     </w:p>
     <w:p>
@@ -27196,7 +27398,7 @@
           <w:szCs w:val="21"/>
           <w:lang w:val="en-CA" w:eastAsia="es-CO"/>
         </w:rPr>
-        <w:t xml:space="preserve">        </w:t>
+        <w:t xml:space="preserve">            </w:t>
       </w:r>
       <w:r>
         <w:rPr>
@@ -27206,17 +27408,7 @@
           <w:szCs w:val="21"/>
           <w:lang w:val="en-CA" w:eastAsia="es-CO"/>
         </w:rPr>
-        <w:t>try</w:t>
-      </w:r>
-      <w:r>
-        <w:rPr>
-          <w:rFonts w:ascii="Consolas" w:eastAsia="Times New Roman" w:hAnsi="Consolas" w:cs="Times New Roman"/>
-          <w:color w:val="BBBEBF"/>
-          <w:sz w:val="21"/>
-          <w:szCs w:val="21"/>
-          <w:lang w:val="en-CA" w:eastAsia="es-CO"/>
-        </w:rPr>
-        <w:t>:</w:t>
+        <w:t>pass</w:t>
       </w:r>
     </w:p>
     <w:p>
@@ -27231,15 +27423,71 @@
           <w:lang w:val="en-CA" w:eastAsia="es-CO"/>
         </w:rPr>
       </w:pPr>
-      <w:r>
-        <w:rPr>
-          <w:rFonts w:ascii="Consolas" w:eastAsia="Times New Roman" w:hAnsi="Consolas" w:cs="Times New Roman"/>
-          <w:color w:val="BBBEBF"/>
-          <w:sz w:val="21"/>
-          <w:szCs w:val="21"/>
-          <w:lang w:val="en-CA" w:eastAsia="es-CO"/>
-        </w:rPr>
-        <w:t xml:space="preserve">            </w:t>
+    </w:p>
+    <w:p>
+      <w:pPr>
+        <w:shd w:val="clear" w:color="auto" w:fill="121314"/>
+        <w:spacing w:after="0" w:line="285" w:lineRule="atLeast"/>
+        <w:rPr>
+          <w:rFonts w:ascii="Consolas" w:eastAsia="Times New Roman" w:hAnsi="Consolas" w:cs="Times New Roman"/>
+          <w:color w:val="BBBEBF"/>
+          <w:sz w:val="21"/>
+          <w:szCs w:val="21"/>
+          <w:lang w:val="en-CA" w:eastAsia="es-CO"/>
+        </w:rPr>
+      </w:pPr>
+      <w:r>
+        <w:rPr>
+          <w:rFonts w:ascii="Consolas" w:eastAsia="Times New Roman" w:hAnsi="Consolas" w:cs="Times New Roman"/>
+          <w:color w:val="BBBEBF"/>
+          <w:sz w:val="21"/>
+          <w:szCs w:val="21"/>
+          <w:lang w:val="en-CA" w:eastAsia="es-CO"/>
+        </w:rPr>
+        <w:lastRenderedPageBreak/>
+        <w:t xml:space="preserve">    </w:t>
+      </w:r>
+      <w:proofErr w:type="spellStart"/>
+      <w:r>
+        <w:rPr>
+          <w:rFonts w:ascii="Consolas" w:eastAsia="Times New Roman" w:hAnsi="Consolas" w:cs="Times New Roman"/>
+          <w:color w:val="C9D1D9"/>
+          <w:sz w:val="21"/>
+          <w:szCs w:val="21"/>
+          <w:lang w:val="en-CA" w:eastAsia="es-CO"/>
+        </w:rPr>
+        <w:t>grupo</w:t>
+      </w:r>
+      <w:proofErr w:type="spellEnd"/>
+      <w:r>
+        <w:rPr>
+          <w:rFonts w:ascii="Consolas" w:eastAsia="Times New Roman" w:hAnsi="Consolas" w:cs="Times New Roman"/>
+          <w:color w:val="BBBEBF"/>
+          <w:sz w:val="21"/>
+          <w:szCs w:val="21"/>
+          <w:lang w:val="en-CA" w:eastAsia="es-CO"/>
+        </w:rPr>
+        <w:t xml:space="preserve"> </w:t>
+      </w:r>
+      <w:r>
+        <w:rPr>
+          <w:rFonts w:ascii="Consolas" w:eastAsia="Times New Roman" w:hAnsi="Consolas" w:cs="Times New Roman"/>
+          <w:color w:val="D4D4D4"/>
+          <w:sz w:val="21"/>
+          <w:szCs w:val="21"/>
+          <w:lang w:val="en-CA" w:eastAsia="es-CO"/>
+        </w:rPr>
+        <w:t>=</w:t>
+      </w:r>
+      <w:r>
+        <w:rPr>
+          <w:rFonts w:ascii="Consolas" w:eastAsia="Times New Roman" w:hAnsi="Consolas" w:cs="Times New Roman"/>
+          <w:color w:val="BBBEBF"/>
+          <w:sz w:val="21"/>
+          <w:szCs w:val="21"/>
+          <w:lang w:val="en-CA" w:eastAsia="es-CO"/>
+        </w:rPr>
+        <w:t xml:space="preserve"> </w:t>
       </w:r>
       <w:proofErr w:type="spellStart"/>
       <w:proofErr w:type="gramStart"/>
@@ -27261,7 +27509,7 @@
           <w:szCs w:val="21"/>
           <w:lang w:val="en-CA" w:eastAsia="es-CO"/>
         </w:rPr>
-        <w:t>.delete</w:t>
+        <w:t>.group</w:t>
       </w:r>
       <w:proofErr w:type="spellEnd"/>
       <w:proofErr w:type="gramEnd"/>
@@ -27275,97 +27523,107 @@
         </w:rPr>
         <w:t>(</w:t>
       </w:r>
+      <w:r>
+        <w:rPr>
+          <w:rFonts w:ascii="Consolas" w:eastAsia="Times New Roman" w:hAnsi="Consolas" w:cs="Times New Roman"/>
+          <w:color w:val="FFA657"/>
+          <w:sz w:val="21"/>
+          <w:szCs w:val="21"/>
+          <w:lang w:val="en-CA" w:eastAsia="es-CO"/>
+        </w:rPr>
+        <w:t>empty</w:t>
+      </w:r>
+      <w:r>
+        <w:rPr>
+          <w:rFonts w:ascii="Consolas" w:eastAsia="Times New Roman" w:hAnsi="Consolas" w:cs="Times New Roman"/>
+          <w:color w:val="D4D4D4"/>
+          <w:sz w:val="21"/>
+          <w:szCs w:val="21"/>
+          <w:lang w:val="en-CA" w:eastAsia="es-CO"/>
+        </w:rPr>
+        <w:t>=</w:t>
+      </w:r>
+      <w:r>
+        <w:rPr>
+          <w:rFonts w:ascii="Consolas" w:eastAsia="Times New Roman" w:hAnsi="Consolas" w:cs="Times New Roman"/>
+          <w:color w:val="79C0FF"/>
+          <w:sz w:val="21"/>
+          <w:szCs w:val="21"/>
+          <w:lang w:val="en-CA" w:eastAsia="es-CO"/>
+        </w:rPr>
+        <w:t>True</w:t>
+      </w:r>
+      <w:r>
+        <w:rPr>
+          <w:rFonts w:ascii="Consolas" w:eastAsia="Times New Roman" w:hAnsi="Consolas" w:cs="Times New Roman"/>
+          <w:color w:val="BBBEBF"/>
+          <w:sz w:val="21"/>
+          <w:szCs w:val="21"/>
+          <w:lang w:val="en-CA" w:eastAsia="es-CO"/>
+        </w:rPr>
+        <w:t xml:space="preserve">, </w:t>
+      </w:r>
+      <w:r>
+        <w:rPr>
+          <w:rFonts w:ascii="Consolas" w:eastAsia="Times New Roman" w:hAnsi="Consolas" w:cs="Times New Roman"/>
+          <w:color w:val="FFA657"/>
+          <w:sz w:val="21"/>
+          <w:szCs w:val="21"/>
+          <w:lang w:val="en-CA" w:eastAsia="es-CO"/>
+        </w:rPr>
+        <w:t>name</w:t>
+      </w:r>
+      <w:r>
+        <w:rPr>
+          <w:rFonts w:ascii="Consolas" w:eastAsia="Times New Roman" w:hAnsi="Consolas" w:cs="Times New Roman"/>
+          <w:color w:val="D4D4D4"/>
+          <w:sz w:val="21"/>
+          <w:szCs w:val="21"/>
+          <w:lang w:val="en-CA" w:eastAsia="es-CO"/>
+        </w:rPr>
+        <w:t>=</w:t>
+      </w:r>
+      <w:r>
+        <w:rPr>
+          <w:rFonts w:ascii="Consolas" w:eastAsia="Times New Roman" w:hAnsi="Consolas" w:cs="Times New Roman"/>
+          <w:color w:val="A5D6FF"/>
+          <w:sz w:val="21"/>
+          <w:szCs w:val="21"/>
+          <w:lang w:val="en-CA" w:eastAsia="es-CO"/>
+        </w:rPr>
+        <w:t>"</w:t>
+      </w:r>
       <w:proofErr w:type="spellStart"/>
       <w:r>
         <w:rPr>
           <w:rFonts w:ascii="Consolas" w:eastAsia="Times New Roman" w:hAnsi="Consolas" w:cs="Times New Roman"/>
-          <w:color w:val="4EC9B0"/>
-          <w:sz w:val="21"/>
-          <w:szCs w:val="21"/>
-          <w:lang w:val="en-CA" w:eastAsia="es-CO"/>
-        </w:rPr>
-        <w:t>cmds</w:t>
-      </w:r>
-      <w:r>
-        <w:rPr>
-          <w:rFonts w:ascii="Consolas" w:eastAsia="Times New Roman" w:hAnsi="Consolas" w:cs="Times New Roman"/>
-          <w:color w:val="BBBEBF"/>
-          <w:sz w:val="21"/>
-          <w:szCs w:val="21"/>
-          <w:lang w:val="en-CA" w:eastAsia="es-CO"/>
-        </w:rPr>
-        <w:t>.listRelatives</w:t>
+          <w:color w:val="A5D6FF"/>
+          <w:sz w:val="21"/>
+          <w:szCs w:val="21"/>
+          <w:lang w:val="en-CA" w:eastAsia="es-CO"/>
+        </w:rPr>
+        <w:t>Escena_Render</w:t>
       </w:r>
       <w:proofErr w:type="spellEnd"/>
       <w:r>
         <w:rPr>
           <w:rFonts w:ascii="Consolas" w:eastAsia="Times New Roman" w:hAnsi="Consolas" w:cs="Times New Roman"/>
-          <w:color w:val="BBBEBF"/>
-          <w:sz w:val="21"/>
-          <w:szCs w:val="21"/>
-          <w:lang w:val="en-CA" w:eastAsia="es-CO"/>
-        </w:rPr>
-        <w:t>(</w:t>
-      </w:r>
-      <w:r>
-        <w:rPr>
-          <w:rFonts w:ascii="Consolas" w:eastAsia="Times New Roman" w:hAnsi="Consolas" w:cs="Times New Roman"/>
-          <w:color w:val="C9D1D9"/>
-          <w:sz w:val="21"/>
-          <w:szCs w:val="21"/>
-          <w:lang w:val="en-CA" w:eastAsia="es-CO"/>
-        </w:rPr>
-        <w:t>l</w:t>
-      </w:r>
-      <w:r>
-        <w:rPr>
-          <w:rFonts w:ascii="Consolas" w:eastAsia="Times New Roman" w:hAnsi="Consolas" w:cs="Times New Roman"/>
-          <w:color w:val="BBBEBF"/>
-          <w:sz w:val="21"/>
-          <w:szCs w:val="21"/>
-          <w:lang w:val="en-CA" w:eastAsia="es-CO"/>
-        </w:rPr>
-        <w:t xml:space="preserve">, </w:t>
-      </w:r>
-      <w:r>
-        <w:rPr>
-          <w:rFonts w:ascii="Consolas" w:eastAsia="Times New Roman" w:hAnsi="Consolas" w:cs="Times New Roman"/>
-          <w:color w:val="FFA657"/>
-          <w:sz w:val="21"/>
-          <w:szCs w:val="21"/>
-          <w:lang w:val="en-CA" w:eastAsia="es-CO"/>
-        </w:rPr>
-        <w:t>parent</w:t>
-      </w:r>
-      <w:r>
-        <w:rPr>
-          <w:rFonts w:ascii="Consolas" w:eastAsia="Times New Roman" w:hAnsi="Consolas" w:cs="Times New Roman"/>
-          <w:color w:val="D4D4D4"/>
-          <w:sz w:val="21"/>
-          <w:szCs w:val="21"/>
-          <w:lang w:val="en-CA" w:eastAsia="es-CO"/>
-        </w:rPr>
-        <w:t>=</w:t>
-      </w:r>
-      <w:r>
-        <w:rPr>
-          <w:rFonts w:ascii="Consolas" w:eastAsia="Times New Roman" w:hAnsi="Consolas" w:cs="Times New Roman"/>
-          <w:color w:val="79C0FF"/>
-          <w:sz w:val="21"/>
-          <w:szCs w:val="21"/>
-          <w:lang w:val="en-CA" w:eastAsia="es-CO"/>
-        </w:rPr>
-        <w:t>True</w:t>
-      </w:r>
-      <w:r>
-        <w:rPr>
-          <w:rFonts w:ascii="Consolas" w:eastAsia="Times New Roman" w:hAnsi="Consolas" w:cs="Times New Roman"/>
-          <w:color w:val="BBBEBF"/>
-          <w:sz w:val="21"/>
-          <w:szCs w:val="21"/>
-          <w:lang w:val="en-CA" w:eastAsia="es-CO"/>
-        </w:rPr>
-        <w:t>))</w:t>
+          <w:color w:val="A5D6FF"/>
+          <w:sz w:val="21"/>
+          <w:szCs w:val="21"/>
+          <w:lang w:val="en-CA" w:eastAsia="es-CO"/>
+        </w:rPr>
+        <w:t>"</w:t>
+      </w:r>
+      <w:r>
+        <w:rPr>
+          <w:rFonts w:ascii="Consolas" w:eastAsia="Times New Roman" w:hAnsi="Consolas" w:cs="Times New Roman"/>
+          <w:color w:val="BBBEBF"/>
+          <w:sz w:val="21"/>
+          <w:szCs w:val="21"/>
+          <w:lang w:val="en-CA" w:eastAsia="es-CO"/>
+        </w:rPr>
+        <w:t>)</w:t>
       </w:r>
     </w:p>
     <w:p>
@@ -27380,36 +27638,6 @@
           <w:lang w:val="en-CA" w:eastAsia="es-CO"/>
         </w:rPr>
       </w:pPr>
-      <w:r>
-        <w:rPr>
-          <w:rFonts w:ascii="Consolas" w:eastAsia="Times New Roman" w:hAnsi="Consolas" w:cs="Times New Roman"/>
-          <w:color w:val="BBBEBF"/>
-          <w:sz w:val="21"/>
-          <w:szCs w:val="21"/>
-          <w:lang w:val="en-CA" w:eastAsia="es-CO"/>
-        </w:rPr>
-        <w:t xml:space="preserve">        </w:t>
-      </w:r>
-      <w:r>
-        <w:rPr>
-          <w:rFonts w:ascii="Consolas" w:eastAsia="Times New Roman" w:hAnsi="Consolas" w:cs="Times New Roman"/>
-          <w:color w:val="C586C0"/>
-          <w:sz w:val="21"/>
-          <w:szCs w:val="21"/>
-          <w:lang w:val="en-CA" w:eastAsia="es-CO"/>
-        </w:rPr>
-        <w:t>except</w:t>
-      </w:r>
-      <w:r>
-        <w:rPr>
-          <w:rFonts w:ascii="Consolas" w:eastAsia="Times New Roman" w:hAnsi="Consolas" w:cs="Times New Roman"/>
-          <w:color w:val="BBBEBF"/>
-          <w:sz w:val="21"/>
-          <w:szCs w:val="21"/>
-          <w:lang w:val="en-CA" w:eastAsia="es-CO"/>
-        </w:rPr>
-        <w:t>:</w:t>
-      </w:r>
     </w:p>
     <w:p>
       <w:pPr>
@@ -27431,17 +27659,17 @@
           <w:szCs w:val="21"/>
           <w:lang w:val="en-CA" w:eastAsia="es-CO"/>
         </w:rPr>
-        <w:t xml:space="preserve">            </w:t>
-      </w:r>
-      <w:r>
-        <w:rPr>
-          <w:rFonts w:ascii="Consolas" w:eastAsia="Times New Roman" w:hAnsi="Consolas" w:cs="Times New Roman"/>
-          <w:color w:val="C586C0"/>
-          <w:sz w:val="21"/>
-          <w:szCs w:val="21"/>
-          <w:lang w:val="en-CA" w:eastAsia="es-CO"/>
-        </w:rPr>
-        <w:t>pass</w:t>
+        <w:t xml:space="preserve">    </w:t>
+      </w:r>
+      <w:r>
+        <w:rPr>
+          <w:rFonts w:ascii="Consolas" w:eastAsia="Times New Roman" w:hAnsi="Consolas" w:cs="Times New Roman"/>
+          <w:color w:val="8B949E"/>
+          <w:sz w:val="21"/>
+          <w:szCs w:val="21"/>
+          <w:lang w:val="en-CA" w:eastAsia="es-CO"/>
+        </w:rPr>
+        <w:t># =========================</w:t>
       </w:r>
     </w:p>
     <w:p>
@@ -27456,6 +27684,26 @@
           <w:lang w:val="en-CA" w:eastAsia="es-CO"/>
         </w:rPr>
       </w:pPr>
+      <w:r>
+        <w:rPr>
+          <w:rFonts w:ascii="Consolas" w:eastAsia="Times New Roman" w:hAnsi="Consolas" w:cs="Times New Roman"/>
+          <w:color w:val="BBBEBF"/>
+          <w:sz w:val="21"/>
+          <w:szCs w:val="21"/>
+          <w:lang w:val="en-CA" w:eastAsia="es-CO"/>
+        </w:rPr>
+        <w:t xml:space="preserve">    </w:t>
+      </w:r>
+      <w:r>
+        <w:rPr>
+          <w:rFonts w:ascii="Consolas" w:eastAsia="Times New Roman" w:hAnsi="Consolas" w:cs="Times New Roman"/>
+          <w:color w:val="8B949E"/>
+          <w:sz w:val="21"/>
+          <w:szCs w:val="21"/>
+          <w:lang w:val="en-CA" w:eastAsia="es-CO"/>
+        </w:rPr>
+        <w:t># LUZ PRINCIPAL</w:t>
+      </w:r>
     </w:p>
     <w:p>
       <w:pPr>
@@ -27477,10 +27725,41 @@
           <w:szCs w:val="21"/>
           <w:lang w:val="en-CA" w:eastAsia="es-CO"/>
         </w:rPr>
-        <w:lastRenderedPageBreak/>
         <w:t xml:space="preserve">    </w:t>
       </w:r>
-      <w:proofErr w:type="spellStart"/>
+      <w:r>
+        <w:rPr>
+          <w:rFonts w:ascii="Consolas" w:eastAsia="Times New Roman" w:hAnsi="Consolas" w:cs="Times New Roman"/>
+          <w:color w:val="8B949E"/>
+          <w:sz w:val="21"/>
+          <w:szCs w:val="21"/>
+          <w:lang w:val="en-CA" w:eastAsia="es-CO"/>
+        </w:rPr>
+        <w:t># =========================</w:t>
+      </w:r>
+    </w:p>
+    <w:p>
+      <w:pPr>
+        <w:shd w:val="clear" w:color="auto" w:fill="121314"/>
+        <w:spacing w:after="0" w:line="285" w:lineRule="atLeast"/>
+        <w:rPr>
+          <w:rFonts w:ascii="Consolas" w:eastAsia="Times New Roman" w:hAnsi="Consolas" w:cs="Times New Roman"/>
+          <w:color w:val="BBBEBF"/>
+          <w:sz w:val="21"/>
+          <w:szCs w:val="21"/>
+          <w:lang w:val="en-CA" w:eastAsia="es-CO"/>
+        </w:rPr>
+      </w:pPr>
+      <w:r>
+        <w:rPr>
+          <w:rFonts w:ascii="Consolas" w:eastAsia="Times New Roman" w:hAnsi="Consolas" w:cs="Times New Roman"/>
+          <w:color w:val="BBBEBF"/>
+          <w:sz w:val="21"/>
+          <w:szCs w:val="21"/>
+          <w:lang w:val="en-CA" w:eastAsia="es-CO"/>
+        </w:rPr>
+        <w:t xml:space="preserve">    </w:t>
+      </w:r>
       <w:r>
         <w:rPr>
           <w:rFonts w:ascii="Consolas" w:eastAsia="Times New Roman" w:hAnsi="Consolas" w:cs="Times New Roman"/>
@@ -27489,9 +27768,8 @@
           <w:szCs w:val="21"/>
           <w:lang w:val="en-CA" w:eastAsia="es-CO"/>
         </w:rPr>
-        <w:t>grupo</w:t>
-      </w:r>
-      <w:proofErr w:type="spellEnd"/>
+        <w:t>key</w:t>
+      </w:r>
       <w:r>
         <w:rPr>
           <w:rFonts w:ascii="Consolas" w:eastAsia="Times New Roman" w:hAnsi="Consolas" w:cs="Times New Roman"/>
@@ -27542,7 +27820,7 @@
           <w:szCs w:val="21"/>
           <w:lang w:val="en-CA" w:eastAsia="es-CO"/>
         </w:rPr>
-        <w:t>.group</w:t>
+        <w:t>.directionalLight</w:t>
       </w:r>
       <w:proofErr w:type="spellEnd"/>
       <w:proofErr w:type="gramEnd"/>
@@ -27564,7 +27842,7 @@
           <w:szCs w:val="21"/>
           <w:lang w:val="en-CA" w:eastAsia="es-CO"/>
         </w:rPr>
-        <w:t>empty</w:t>
+        <w:t>name</w:t>
       </w:r>
       <w:r>
         <w:rPr>
@@ -27579,46 +27857,6 @@
       <w:r>
         <w:rPr>
           <w:rFonts w:ascii="Consolas" w:eastAsia="Times New Roman" w:hAnsi="Consolas" w:cs="Times New Roman"/>
-          <w:color w:val="79C0FF"/>
-          <w:sz w:val="21"/>
-          <w:szCs w:val="21"/>
-          <w:lang w:val="en-CA" w:eastAsia="es-CO"/>
-        </w:rPr>
-        <w:t>True</w:t>
-      </w:r>
-      <w:r>
-        <w:rPr>
-          <w:rFonts w:ascii="Consolas" w:eastAsia="Times New Roman" w:hAnsi="Consolas" w:cs="Times New Roman"/>
-          <w:color w:val="BBBEBF"/>
-          <w:sz w:val="21"/>
-          <w:szCs w:val="21"/>
-          <w:lang w:val="en-CA" w:eastAsia="es-CO"/>
-        </w:rPr>
-        <w:t xml:space="preserve">, </w:t>
-      </w:r>
-      <w:r>
-        <w:rPr>
-          <w:rFonts w:ascii="Consolas" w:eastAsia="Times New Roman" w:hAnsi="Consolas" w:cs="Times New Roman"/>
-          <w:color w:val="FFA657"/>
-          <w:sz w:val="21"/>
-          <w:szCs w:val="21"/>
-          <w:lang w:val="en-CA" w:eastAsia="es-CO"/>
-        </w:rPr>
-        <w:t>name</w:t>
-      </w:r>
-      <w:r>
-        <w:rPr>
-          <w:rFonts w:ascii="Consolas" w:eastAsia="Times New Roman" w:hAnsi="Consolas" w:cs="Times New Roman"/>
-          <w:color w:val="D4D4D4"/>
-          <w:sz w:val="21"/>
-          <w:szCs w:val="21"/>
-          <w:lang w:val="en-CA" w:eastAsia="es-CO"/>
-        </w:rPr>
-        <w:t>=</w:t>
-      </w:r>
-      <w:r>
-        <w:rPr>
-          <w:rFonts w:ascii="Consolas" w:eastAsia="Times New Roman" w:hAnsi="Consolas" w:cs="Times New Roman"/>
           <w:color w:val="A5D6FF"/>
           <w:sz w:val="21"/>
           <w:szCs w:val="21"/>
@@ -27635,7 +27873,7 @@
           <w:szCs w:val="21"/>
           <w:lang w:val="en-CA" w:eastAsia="es-CO"/>
         </w:rPr>
-        <w:t>Escena_Render</w:t>
+        <w:t>KeyLight</w:t>
       </w:r>
       <w:proofErr w:type="spellEnd"/>
       <w:r>
@@ -27671,6 +27909,172 @@
           <w:lang w:val="en-CA" w:eastAsia="es-CO"/>
         </w:rPr>
       </w:pPr>
+      <w:r>
+        <w:rPr>
+          <w:rFonts w:ascii="Consolas" w:eastAsia="Times New Roman" w:hAnsi="Consolas" w:cs="Times New Roman"/>
+          <w:color w:val="BBBEBF"/>
+          <w:sz w:val="21"/>
+          <w:szCs w:val="21"/>
+          <w:lang w:val="en-CA" w:eastAsia="es-CO"/>
+        </w:rPr>
+        <w:t xml:space="preserve">    </w:t>
+      </w:r>
+      <w:proofErr w:type="spellStart"/>
+      <w:r>
+        <w:rPr>
+          <w:rFonts w:ascii="Consolas" w:eastAsia="Times New Roman" w:hAnsi="Consolas" w:cs="Times New Roman"/>
+          <w:color w:val="C9D1D9"/>
+          <w:sz w:val="21"/>
+          <w:szCs w:val="21"/>
+          <w:lang w:val="en-CA" w:eastAsia="es-CO"/>
+        </w:rPr>
+        <w:t>key_t</w:t>
+      </w:r>
+      <w:proofErr w:type="spellEnd"/>
+      <w:r>
+        <w:rPr>
+          <w:rFonts w:ascii="Consolas" w:eastAsia="Times New Roman" w:hAnsi="Consolas" w:cs="Times New Roman"/>
+          <w:color w:val="BBBEBF"/>
+          <w:sz w:val="21"/>
+          <w:szCs w:val="21"/>
+          <w:lang w:val="en-CA" w:eastAsia="es-CO"/>
+        </w:rPr>
+        <w:t xml:space="preserve"> </w:t>
+      </w:r>
+      <w:r>
+        <w:rPr>
+          <w:rFonts w:ascii="Consolas" w:eastAsia="Times New Roman" w:hAnsi="Consolas" w:cs="Times New Roman"/>
+          <w:color w:val="D4D4D4"/>
+          <w:sz w:val="21"/>
+          <w:szCs w:val="21"/>
+          <w:lang w:val="en-CA" w:eastAsia="es-CO"/>
+        </w:rPr>
+        <w:t>=</w:t>
+      </w:r>
+      <w:r>
+        <w:rPr>
+          <w:rFonts w:ascii="Consolas" w:eastAsia="Times New Roman" w:hAnsi="Consolas" w:cs="Times New Roman"/>
+          <w:color w:val="BBBEBF"/>
+          <w:sz w:val="21"/>
+          <w:szCs w:val="21"/>
+          <w:lang w:val="en-CA" w:eastAsia="es-CO"/>
+        </w:rPr>
+        <w:t xml:space="preserve"> </w:t>
+      </w:r>
+      <w:proofErr w:type="spellStart"/>
+      <w:proofErr w:type="gramStart"/>
+      <w:r>
+        <w:rPr>
+          <w:rFonts w:ascii="Consolas" w:eastAsia="Times New Roman" w:hAnsi="Consolas" w:cs="Times New Roman"/>
+          <w:color w:val="4EC9B0"/>
+          <w:sz w:val="21"/>
+          <w:szCs w:val="21"/>
+          <w:lang w:val="en-CA" w:eastAsia="es-CO"/>
+        </w:rPr>
+        <w:t>cmds</w:t>
+      </w:r>
+      <w:r>
+        <w:rPr>
+          <w:rFonts w:ascii="Consolas" w:eastAsia="Times New Roman" w:hAnsi="Consolas" w:cs="Times New Roman"/>
+          <w:color w:val="BBBEBF"/>
+          <w:sz w:val="21"/>
+          <w:szCs w:val="21"/>
+          <w:lang w:val="en-CA" w:eastAsia="es-CO"/>
+        </w:rPr>
+        <w:t>.listRelatives</w:t>
+      </w:r>
+      <w:proofErr w:type="spellEnd"/>
+      <w:proofErr w:type="gramEnd"/>
+      <w:r>
+        <w:rPr>
+          <w:rFonts w:ascii="Consolas" w:eastAsia="Times New Roman" w:hAnsi="Consolas" w:cs="Times New Roman"/>
+          <w:color w:val="BBBEBF"/>
+          <w:sz w:val="21"/>
+          <w:szCs w:val="21"/>
+          <w:lang w:val="en-CA" w:eastAsia="es-CO"/>
+        </w:rPr>
+        <w:t>(</w:t>
+      </w:r>
+      <w:r>
+        <w:rPr>
+          <w:rFonts w:ascii="Consolas" w:eastAsia="Times New Roman" w:hAnsi="Consolas" w:cs="Times New Roman"/>
+          <w:color w:val="C9D1D9"/>
+          <w:sz w:val="21"/>
+          <w:szCs w:val="21"/>
+          <w:lang w:val="en-CA" w:eastAsia="es-CO"/>
+        </w:rPr>
+        <w:t>key</w:t>
+      </w:r>
+      <w:r>
+        <w:rPr>
+          <w:rFonts w:ascii="Consolas" w:eastAsia="Times New Roman" w:hAnsi="Consolas" w:cs="Times New Roman"/>
+          <w:color w:val="BBBEBF"/>
+          <w:sz w:val="21"/>
+          <w:szCs w:val="21"/>
+          <w:lang w:val="en-CA" w:eastAsia="es-CO"/>
+        </w:rPr>
+        <w:t xml:space="preserve">, </w:t>
+      </w:r>
+      <w:r>
+        <w:rPr>
+          <w:rFonts w:ascii="Consolas" w:eastAsia="Times New Roman" w:hAnsi="Consolas" w:cs="Times New Roman"/>
+          <w:color w:val="FFA657"/>
+          <w:sz w:val="21"/>
+          <w:szCs w:val="21"/>
+          <w:lang w:val="en-CA" w:eastAsia="es-CO"/>
+        </w:rPr>
+        <w:t>parent</w:t>
+      </w:r>
+      <w:r>
+        <w:rPr>
+          <w:rFonts w:ascii="Consolas" w:eastAsia="Times New Roman" w:hAnsi="Consolas" w:cs="Times New Roman"/>
+          <w:color w:val="D4D4D4"/>
+          <w:sz w:val="21"/>
+          <w:szCs w:val="21"/>
+          <w:lang w:val="en-CA" w:eastAsia="es-CO"/>
+        </w:rPr>
+        <w:t>=</w:t>
+      </w:r>
+      <w:r>
+        <w:rPr>
+          <w:rFonts w:ascii="Consolas" w:eastAsia="Times New Roman" w:hAnsi="Consolas" w:cs="Times New Roman"/>
+          <w:color w:val="79C0FF"/>
+          <w:sz w:val="21"/>
+          <w:szCs w:val="21"/>
+          <w:lang w:val="en-CA" w:eastAsia="es-CO"/>
+        </w:rPr>
+        <w:t>True</w:t>
+      </w:r>
+      <w:r>
+        <w:rPr>
+          <w:rFonts w:ascii="Consolas" w:eastAsia="Times New Roman" w:hAnsi="Consolas" w:cs="Times New Roman"/>
+          <w:color w:val="BBBEBF"/>
+          <w:sz w:val="21"/>
+          <w:szCs w:val="21"/>
+          <w:lang w:val="en-CA" w:eastAsia="es-CO"/>
+        </w:rPr>
+        <w:t>)[</w:t>
+      </w:r>
+      <w:r>
+        <w:rPr>
+          <w:rFonts w:ascii="Consolas" w:eastAsia="Times New Roman" w:hAnsi="Consolas" w:cs="Times New Roman"/>
+          <w:color w:val="B5CEA8"/>
+          <w:sz w:val="21"/>
+          <w:szCs w:val="21"/>
+          <w:lang w:val="en-CA" w:eastAsia="es-CO"/>
+        </w:rPr>
+        <w:t>0</w:t>
+      </w:r>
+      <w:r>
+        <w:rPr>
+          <w:rFonts w:ascii="Consolas" w:eastAsia="Times New Roman" w:hAnsi="Consolas" w:cs="Times New Roman"/>
+          <w:color w:val="BBBEBF"/>
+          <w:sz w:val="21"/>
+          <w:szCs w:val="21"/>
+          <w:lang w:val="en-CA" w:eastAsia="es-CO"/>
+        </w:rPr>
+        <w:t>]</w:t>
+      </w:r>
     </w:p>
     <w:p>
       <w:pPr>
@@ -27694,15 +28098,131 @@
         </w:rPr>
         <w:t xml:space="preserve">    </w:t>
       </w:r>
-      <w:r>
-        <w:rPr>
-          <w:rFonts w:ascii="Consolas" w:eastAsia="Times New Roman" w:hAnsi="Consolas" w:cs="Times New Roman"/>
-          <w:color w:val="8B949E"/>
-          <w:sz w:val="21"/>
-          <w:szCs w:val="21"/>
-          <w:lang w:val="en-CA" w:eastAsia="es-CO"/>
-        </w:rPr>
-        <w:t># =========================</w:t>
+      <w:proofErr w:type="spellStart"/>
+      <w:proofErr w:type="gramStart"/>
+      <w:r>
+        <w:rPr>
+          <w:rFonts w:ascii="Consolas" w:eastAsia="Times New Roman" w:hAnsi="Consolas" w:cs="Times New Roman"/>
+          <w:color w:val="4EC9B0"/>
+          <w:sz w:val="21"/>
+          <w:szCs w:val="21"/>
+          <w:lang w:val="en-CA" w:eastAsia="es-CO"/>
+        </w:rPr>
+        <w:t>cmds</w:t>
+      </w:r>
+      <w:r>
+        <w:rPr>
+          <w:rFonts w:ascii="Consolas" w:eastAsia="Times New Roman" w:hAnsi="Consolas" w:cs="Times New Roman"/>
+          <w:color w:val="BBBEBF"/>
+          <w:sz w:val="21"/>
+          <w:szCs w:val="21"/>
+          <w:lang w:val="en-CA" w:eastAsia="es-CO"/>
+        </w:rPr>
+        <w:t>.rotate</w:t>
+      </w:r>
+      <w:proofErr w:type="spellEnd"/>
+      <w:proofErr w:type="gramEnd"/>
+      <w:r>
+        <w:rPr>
+          <w:rFonts w:ascii="Consolas" w:eastAsia="Times New Roman" w:hAnsi="Consolas" w:cs="Times New Roman"/>
+          <w:color w:val="BBBEBF"/>
+          <w:sz w:val="21"/>
+          <w:szCs w:val="21"/>
+          <w:lang w:val="en-CA" w:eastAsia="es-CO"/>
+        </w:rPr>
+        <w:t>(</w:t>
+      </w:r>
+      <w:r>
+        <w:rPr>
+          <w:rFonts w:ascii="Consolas" w:eastAsia="Times New Roman" w:hAnsi="Consolas" w:cs="Times New Roman"/>
+          <w:color w:val="D4D4D4"/>
+          <w:sz w:val="21"/>
+          <w:szCs w:val="21"/>
+          <w:lang w:val="en-CA" w:eastAsia="es-CO"/>
+        </w:rPr>
+        <w:t>-</w:t>
+      </w:r>
+      <w:r>
+        <w:rPr>
+          <w:rFonts w:ascii="Consolas" w:eastAsia="Times New Roman" w:hAnsi="Consolas" w:cs="Times New Roman"/>
+          <w:color w:val="B5CEA8"/>
+          <w:sz w:val="21"/>
+          <w:szCs w:val="21"/>
+          <w:lang w:val="en-CA" w:eastAsia="es-CO"/>
+        </w:rPr>
+        <w:t>45</w:t>
+      </w:r>
+      <w:r>
+        <w:rPr>
+          <w:rFonts w:ascii="Consolas" w:eastAsia="Times New Roman" w:hAnsi="Consolas" w:cs="Times New Roman"/>
+          <w:color w:val="BBBEBF"/>
+          <w:sz w:val="21"/>
+          <w:szCs w:val="21"/>
+          <w:lang w:val="en-CA" w:eastAsia="es-CO"/>
+        </w:rPr>
+        <w:t xml:space="preserve">, </w:t>
+      </w:r>
+      <w:r>
+        <w:rPr>
+          <w:rFonts w:ascii="Consolas" w:eastAsia="Times New Roman" w:hAnsi="Consolas" w:cs="Times New Roman"/>
+          <w:color w:val="B5CEA8"/>
+          <w:sz w:val="21"/>
+          <w:szCs w:val="21"/>
+          <w:lang w:val="en-CA" w:eastAsia="es-CO"/>
+        </w:rPr>
+        <w:t>45</w:t>
+      </w:r>
+      <w:r>
+        <w:rPr>
+          <w:rFonts w:ascii="Consolas" w:eastAsia="Times New Roman" w:hAnsi="Consolas" w:cs="Times New Roman"/>
+          <w:color w:val="BBBEBF"/>
+          <w:sz w:val="21"/>
+          <w:szCs w:val="21"/>
+          <w:lang w:val="en-CA" w:eastAsia="es-CO"/>
+        </w:rPr>
+        <w:t xml:space="preserve">, </w:t>
+      </w:r>
+      <w:r>
+        <w:rPr>
+          <w:rFonts w:ascii="Consolas" w:eastAsia="Times New Roman" w:hAnsi="Consolas" w:cs="Times New Roman"/>
+          <w:color w:val="B5CEA8"/>
+          <w:sz w:val="21"/>
+          <w:szCs w:val="21"/>
+          <w:lang w:val="en-CA" w:eastAsia="es-CO"/>
+        </w:rPr>
+        <w:t>0</w:t>
+      </w:r>
+      <w:r>
+        <w:rPr>
+          <w:rFonts w:ascii="Consolas" w:eastAsia="Times New Roman" w:hAnsi="Consolas" w:cs="Times New Roman"/>
+          <w:color w:val="BBBEBF"/>
+          <w:sz w:val="21"/>
+          <w:szCs w:val="21"/>
+          <w:lang w:val="en-CA" w:eastAsia="es-CO"/>
+        </w:rPr>
+        <w:t xml:space="preserve">, </w:t>
+      </w:r>
+      <w:proofErr w:type="spellStart"/>
+      <w:r>
+        <w:rPr>
+          <w:rFonts w:ascii="Consolas" w:eastAsia="Times New Roman" w:hAnsi="Consolas" w:cs="Times New Roman"/>
+          <w:color w:val="C9D1D9"/>
+          <w:sz w:val="21"/>
+          <w:szCs w:val="21"/>
+          <w:lang w:val="en-CA" w:eastAsia="es-CO"/>
+        </w:rPr>
+        <w:t>key_t</w:t>
+      </w:r>
+      <w:proofErr w:type="spellEnd"/>
+      <w:r>
+        <w:rPr>
+          <w:rFonts w:ascii="Consolas" w:eastAsia="Times New Roman" w:hAnsi="Consolas" w:cs="Times New Roman"/>
+          <w:color w:val="BBBEBF"/>
+          <w:sz w:val="21"/>
+          <w:szCs w:val="21"/>
+          <w:lang w:val="en-CA" w:eastAsia="es-CO"/>
+        </w:rPr>
+        <w:t>)</w:t>
       </w:r>
     </w:p>
     <w:p>
@@ -27727,15 +28247,119 @@
         </w:rPr>
         <w:t xml:space="preserve">    </w:t>
       </w:r>
-      <w:r>
-        <w:rPr>
-          <w:rFonts w:ascii="Consolas" w:eastAsia="Times New Roman" w:hAnsi="Consolas" w:cs="Times New Roman"/>
-          <w:color w:val="8B949E"/>
-          <w:sz w:val="21"/>
-          <w:szCs w:val="21"/>
-          <w:lang w:val="en-CA" w:eastAsia="es-CO"/>
-        </w:rPr>
-        <w:t># LUZ PRINCIPAL</w:t>
+      <w:proofErr w:type="spellStart"/>
+      <w:proofErr w:type="gramStart"/>
+      <w:r>
+        <w:rPr>
+          <w:rFonts w:ascii="Consolas" w:eastAsia="Times New Roman" w:hAnsi="Consolas" w:cs="Times New Roman"/>
+          <w:color w:val="4EC9B0"/>
+          <w:sz w:val="21"/>
+          <w:szCs w:val="21"/>
+          <w:lang w:val="en-CA" w:eastAsia="es-CO"/>
+        </w:rPr>
+        <w:t>cmds</w:t>
+      </w:r>
+      <w:r>
+        <w:rPr>
+          <w:rFonts w:ascii="Consolas" w:eastAsia="Times New Roman" w:hAnsi="Consolas" w:cs="Times New Roman"/>
+          <w:color w:val="BBBEBF"/>
+          <w:sz w:val="21"/>
+          <w:szCs w:val="21"/>
+          <w:lang w:val="en-CA" w:eastAsia="es-CO"/>
+        </w:rPr>
+        <w:t>.setAttr</w:t>
+      </w:r>
+      <w:proofErr w:type="spellEnd"/>
+      <w:proofErr w:type="gramEnd"/>
+      <w:r>
+        <w:rPr>
+          <w:rFonts w:ascii="Consolas" w:eastAsia="Times New Roman" w:hAnsi="Consolas" w:cs="Times New Roman"/>
+          <w:color w:val="BBBEBF"/>
+          <w:sz w:val="21"/>
+          <w:szCs w:val="21"/>
+          <w:lang w:val="en-CA" w:eastAsia="es-CO"/>
+        </w:rPr>
+        <w:t>(</w:t>
+      </w:r>
+      <w:r>
+        <w:rPr>
+          <w:rFonts w:ascii="Consolas" w:eastAsia="Times New Roman" w:hAnsi="Consolas" w:cs="Times New Roman"/>
+          <w:color w:val="C9D1D9"/>
+          <w:sz w:val="21"/>
+          <w:szCs w:val="21"/>
+          <w:lang w:val="en-CA" w:eastAsia="es-CO"/>
+        </w:rPr>
+        <w:t>key</w:t>
+      </w:r>
+      <w:r>
+        <w:rPr>
+          <w:rFonts w:ascii="Consolas" w:eastAsia="Times New Roman" w:hAnsi="Consolas" w:cs="Times New Roman"/>
+          <w:color w:val="BBBEBF"/>
+          <w:sz w:val="21"/>
+          <w:szCs w:val="21"/>
+          <w:lang w:val="en-CA" w:eastAsia="es-CO"/>
+        </w:rPr>
+        <w:t xml:space="preserve"> </w:t>
+      </w:r>
+      <w:r>
+        <w:rPr>
+          <w:rFonts w:ascii="Consolas" w:eastAsia="Times New Roman" w:hAnsi="Consolas" w:cs="Times New Roman"/>
+          <w:color w:val="D4D4D4"/>
+          <w:sz w:val="21"/>
+          <w:szCs w:val="21"/>
+          <w:lang w:val="en-CA" w:eastAsia="es-CO"/>
+        </w:rPr>
+        <w:t>+</w:t>
+      </w:r>
+      <w:r>
+        <w:rPr>
+          <w:rFonts w:ascii="Consolas" w:eastAsia="Times New Roman" w:hAnsi="Consolas" w:cs="Times New Roman"/>
+          <w:color w:val="BBBEBF"/>
+          <w:sz w:val="21"/>
+          <w:szCs w:val="21"/>
+          <w:lang w:val="en-CA" w:eastAsia="es-CO"/>
+        </w:rPr>
+        <w:t xml:space="preserve"> </w:t>
+      </w:r>
+      <w:r>
+        <w:rPr>
+          <w:rFonts w:ascii="Consolas" w:eastAsia="Times New Roman" w:hAnsi="Consolas" w:cs="Times New Roman"/>
+          <w:color w:val="A5D6FF"/>
+          <w:sz w:val="21"/>
+          <w:szCs w:val="21"/>
+          <w:lang w:val="en-CA" w:eastAsia="es-CO"/>
+        </w:rPr>
+        <w:t>".intensity"</w:t>
+      </w:r>
+      <w:r>
+        <w:rPr>
+          <w:rFonts w:ascii="Consolas" w:eastAsia="Times New Roman" w:hAnsi="Consolas" w:cs="Times New Roman"/>
+          <w:color w:val="BBBEBF"/>
+          <w:sz w:val="21"/>
+          <w:szCs w:val="21"/>
+          <w:lang w:val="en-CA" w:eastAsia="es-CO"/>
+        </w:rPr>
+        <w:t xml:space="preserve">, </w:t>
+      </w:r>
+      <w:r>
+        <w:rPr>
+          <w:rFonts w:ascii="Consolas" w:eastAsia="Times New Roman" w:hAnsi="Consolas" w:cs="Times New Roman"/>
+          <w:color w:val="B5CEA8"/>
+          <w:sz w:val="21"/>
+          <w:szCs w:val="21"/>
+          <w:lang w:val="en-CA" w:eastAsia="es-CO"/>
+        </w:rPr>
+        <w:t>1.5</w:t>
+      </w:r>
+      <w:r>
+        <w:rPr>
+          <w:rFonts w:ascii="Consolas" w:eastAsia="Times New Roman" w:hAnsi="Consolas" w:cs="Times New Roman"/>
+          <w:color w:val="BBBEBF"/>
+          <w:sz w:val="21"/>
+          <w:szCs w:val="21"/>
+          <w:lang w:val="en-CA" w:eastAsia="es-CO"/>
+        </w:rPr>
+        <w:t>)</w:t>
       </w:r>
     </w:p>
     <w:p>
@@ -27750,26 +28374,6 @@
           <w:lang w:val="en-CA" w:eastAsia="es-CO"/>
         </w:rPr>
       </w:pPr>
-      <w:r>
-        <w:rPr>
-          <w:rFonts w:ascii="Consolas" w:eastAsia="Times New Roman" w:hAnsi="Consolas" w:cs="Times New Roman"/>
-          <w:color w:val="BBBEBF"/>
-          <w:sz w:val="21"/>
-          <w:szCs w:val="21"/>
-          <w:lang w:val="en-CA" w:eastAsia="es-CO"/>
-        </w:rPr>
-        <w:t xml:space="preserve">    </w:t>
-      </w:r>
-      <w:r>
-        <w:rPr>
-          <w:rFonts w:ascii="Consolas" w:eastAsia="Times New Roman" w:hAnsi="Consolas" w:cs="Times New Roman"/>
-          <w:color w:val="8B949E"/>
-          <w:sz w:val="21"/>
-          <w:szCs w:val="21"/>
-          <w:lang w:val="en-CA" w:eastAsia="es-CO"/>
-        </w:rPr>
-        <w:t># =========================</w:t>
-      </w:r>
     </w:p>
     <w:p>
       <w:pPr>
@@ -27796,12 +28400,111 @@
       <w:r>
         <w:rPr>
           <w:rFonts w:ascii="Consolas" w:eastAsia="Times New Roman" w:hAnsi="Consolas" w:cs="Times New Roman"/>
+          <w:color w:val="8B949E"/>
+          <w:sz w:val="21"/>
+          <w:szCs w:val="21"/>
+          <w:lang w:val="en-CA" w:eastAsia="es-CO"/>
+        </w:rPr>
+        <w:t># =========================</w:t>
+      </w:r>
+    </w:p>
+    <w:p>
+      <w:pPr>
+        <w:shd w:val="clear" w:color="auto" w:fill="121314"/>
+        <w:spacing w:after="0" w:line="285" w:lineRule="atLeast"/>
+        <w:rPr>
+          <w:rFonts w:ascii="Consolas" w:eastAsia="Times New Roman" w:hAnsi="Consolas" w:cs="Times New Roman"/>
+          <w:color w:val="BBBEBF"/>
+          <w:sz w:val="21"/>
+          <w:szCs w:val="21"/>
+          <w:lang w:val="en-CA" w:eastAsia="es-CO"/>
+        </w:rPr>
+      </w:pPr>
+      <w:r>
+        <w:rPr>
+          <w:rFonts w:ascii="Consolas" w:eastAsia="Times New Roman" w:hAnsi="Consolas" w:cs="Times New Roman"/>
+          <w:color w:val="BBBEBF"/>
+          <w:sz w:val="21"/>
+          <w:szCs w:val="21"/>
+          <w:lang w:val="en-CA" w:eastAsia="es-CO"/>
+        </w:rPr>
+        <w:t xml:space="preserve">    </w:t>
+      </w:r>
+      <w:r>
+        <w:rPr>
+          <w:rFonts w:ascii="Consolas" w:eastAsia="Times New Roman" w:hAnsi="Consolas" w:cs="Times New Roman"/>
+          <w:color w:val="8B949E"/>
+          <w:sz w:val="21"/>
+          <w:szCs w:val="21"/>
+          <w:lang w:val="en-CA" w:eastAsia="es-CO"/>
+        </w:rPr>
+        <w:t># LUZ RELLENO</w:t>
+      </w:r>
+    </w:p>
+    <w:p>
+      <w:pPr>
+        <w:shd w:val="clear" w:color="auto" w:fill="121314"/>
+        <w:spacing w:after="0" w:line="285" w:lineRule="atLeast"/>
+        <w:rPr>
+          <w:rFonts w:ascii="Consolas" w:eastAsia="Times New Roman" w:hAnsi="Consolas" w:cs="Times New Roman"/>
+          <w:color w:val="BBBEBF"/>
+          <w:sz w:val="21"/>
+          <w:szCs w:val="21"/>
+          <w:lang w:val="en-CA" w:eastAsia="es-CO"/>
+        </w:rPr>
+      </w:pPr>
+      <w:r>
+        <w:rPr>
+          <w:rFonts w:ascii="Consolas" w:eastAsia="Times New Roman" w:hAnsi="Consolas" w:cs="Times New Roman"/>
+          <w:color w:val="BBBEBF"/>
+          <w:sz w:val="21"/>
+          <w:szCs w:val="21"/>
+          <w:lang w:val="en-CA" w:eastAsia="es-CO"/>
+        </w:rPr>
+        <w:t xml:space="preserve">    </w:t>
+      </w:r>
+      <w:r>
+        <w:rPr>
+          <w:rFonts w:ascii="Consolas" w:eastAsia="Times New Roman" w:hAnsi="Consolas" w:cs="Times New Roman"/>
+          <w:color w:val="8B949E"/>
+          <w:sz w:val="21"/>
+          <w:szCs w:val="21"/>
+          <w:lang w:val="en-CA" w:eastAsia="es-CO"/>
+        </w:rPr>
+        <w:t># =========================</w:t>
+      </w:r>
+    </w:p>
+    <w:p>
+      <w:pPr>
+        <w:shd w:val="clear" w:color="auto" w:fill="121314"/>
+        <w:spacing w:after="0" w:line="285" w:lineRule="atLeast"/>
+        <w:rPr>
+          <w:rFonts w:ascii="Consolas" w:eastAsia="Times New Roman" w:hAnsi="Consolas" w:cs="Times New Roman"/>
+          <w:color w:val="BBBEBF"/>
+          <w:sz w:val="21"/>
+          <w:szCs w:val="21"/>
+          <w:lang w:val="en-CA" w:eastAsia="es-CO"/>
+        </w:rPr>
+      </w:pPr>
+      <w:r>
+        <w:rPr>
+          <w:rFonts w:ascii="Consolas" w:eastAsia="Times New Roman" w:hAnsi="Consolas" w:cs="Times New Roman"/>
+          <w:color w:val="BBBEBF"/>
+          <w:sz w:val="21"/>
+          <w:szCs w:val="21"/>
+          <w:lang w:val="en-CA" w:eastAsia="es-CO"/>
+        </w:rPr>
+        <w:t xml:space="preserve">    </w:t>
+      </w:r>
+      <w:r>
+        <w:rPr>
+          <w:rFonts w:ascii="Consolas" w:eastAsia="Times New Roman" w:hAnsi="Consolas" w:cs="Times New Roman"/>
           <w:color w:val="C9D1D9"/>
           <w:sz w:val="21"/>
           <w:szCs w:val="21"/>
           <w:lang w:val="en-CA" w:eastAsia="es-CO"/>
         </w:rPr>
-        <w:t>key</w:t>
+        <w:t>fill</w:t>
       </w:r>
       <w:r>
         <w:rPr>
@@ -27906,7 +28609,7 @@
           <w:szCs w:val="21"/>
           <w:lang w:val="en-CA" w:eastAsia="es-CO"/>
         </w:rPr>
-        <w:t>KeyLight</w:t>
+        <w:t>FillLight</w:t>
       </w:r>
       <w:proofErr w:type="spellEnd"/>
       <w:r>
@@ -27961,7 +28664,7 @@
           <w:szCs w:val="21"/>
           <w:lang w:val="en-CA" w:eastAsia="es-CO"/>
         </w:rPr>
-        <w:t>key_t</w:t>
+        <w:t>fill_t</w:t>
       </w:r>
       <w:proofErr w:type="spellEnd"/>
       <w:r>
@@ -28036,7 +28739,7 @@
           <w:szCs w:val="21"/>
           <w:lang w:val="en-CA" w:eastAsia="es-CO"/>
         </w:rPr>
-        <w:t>key</w:t>
+        <w:t>fill</w:t>
       </w:r>
       <w:r>
         <w:rPr>
@@ -28183,6 +28886,36 @@
           <w:szCs w:val="21"/>
           <w:lang w:val="en-CA" w:eastAsia="es-CO"/>
         </w:rPr>
+        <w:t>20</w:t>
+      </w:r>
+      <w:r>
+        <w:rPr>
+          <w:rFonts w:ascii="Consolas" w:eastAsia="Times New Roman" w:hAnsi="Consolas" w:cs="Times New Roman"/>
+          <w:color w:val="BBBEBF"/>
+          <w:sz w:val="21"/>
+          <w:szCs w:val="21"/>
+          <w:lang w:val="en-CA" w:eastAsia="es-CO"/>
+        </w:rPr>
+        <w:t xml:space="preserve">, </w:t>
+      </w:r>
+      <w:r>
+        <w:rPr>
+          <w:rFonts w:ascii="Consolas" w:eastAsia="Times New Roman" w:hAnsi="Consolas" w:cs="Times New Roman"/>
+          <w:color w:val="D4D4D4"/>
+          <w:sz w:val="21"/>
+          <w:szCs w:val="21"/>
+          <w:lang w:val="en-CA" w:eastAsia="es-CO"/>
+        </w:rPr>
+        <w:t>-</w:t>
+      </w:r>
+      <w:r>
+        <w:rPr>
+          <w:rFonts w:ascii="Consolas" w:eastAsia="Times New Roman" w:hAnsi="Consolas" w:cs="Times New Roman"/>
+          <w:color w:val="B5CEA8"/>
+          <w:sz w:val="21"/>
+          <w:szCs w:val="21"/>
+          <w:lang w:val="en-CA" w:eastAsia="es-CO"/>
+        </w:rPr>
         <w:t>45</w:t>
       </w:r>
       <w:r>
@@ -28203,7 +28936,7 @@
           <w:szCs w:val="21"/>
           <w:lang w:val="en-CA" w:eastAsia="es-CO"/>
         </w:rPr>
-        <w:t>45</w:t>
+        <w:t>0</w:t>
       </w:r>
       <w:r>
         <w:rPr>
@@ -28215,26 +28948,6 @@
         </w:rPr>
         <w:t xml:space="preserve">, </w:t>
       </w:r>
-      <w:r>
-        <w:rPr>
-          <w:rFonts w:ascii="Consolas" w:eastAsia="Times New Roman" w:hAnsi="Consolas" w:cs="Times New Roman"/>
-          <w:color w:val="B5CEA8"/>
-          <w:sz w:val="21"/>
-          <w:szCs w:val="21"/>
-          <w:lang w:val="en-CA" w:eastAsia="es-CO"/>
-        </w:rPr>
-        <w:t>0</w:t>
-      </w:r>
-      <w:r>
-        <w:rPr>
-          <w:rFonts w:ascii="Consolas" w:eastAsia="Times New Roman" w:hAnsi="Consolas" w:cs="Times New Roman"/>
-          <w:color w:val="BBBEBF"/>
-          <w:sz w:val="21"/>
-          <w:szCs w:val="21"/>
-          <w:lang w:val="en-CA" w:eastAsia="es-CO"/>
-        </w:rPr>
-        <w:t xml:space="preserve">, </w:t>
-      </w:r>
       <w:proofErr w:type="spellStart"/>
       <w:r>
         <w:rPr>
@@ -28244,7 +28957,7 @@
           <w:szCs w:val="21"/>
           <w:lang w:val="en-CA" w:eastAsia="es-CO"/>
         </w:rPr>
-        <w:t>key_t</w:t>
+        <w:t>fill_t</w:t>
       </w:r>
       <w:proofErr w:type="spellEnd"/>
       <w:r>
@@ -28322,7 +29035,7 @@
           <w:szCs w:val="21"/>
           <w:lang w:val="en-CA" w:eastAsia="es-CO"/>
         </w:rPr>
-        <w:t>key</w:t>
+        <w:t>fill</w:t>
       </w:r>
       <w:r>
         <w:rPr>
@@ -28382,7 +29095,7 @@
           <w:szCs w:val="21"/>
           <w:lang w:val="en-CA" w:eastAsia="es-CO"/>
         </w:rPr>
-        <w:t>1.5</w:t>
+        <w:t>0.5</w:t>
       </w:r>
       <w:r>
         <w:rPr>
@@ -28471,7 +29184,7 @@
           <w:szCs w:val="21"/>
           <w:lang w:val="en-CA" w:eastAsia="es-CO"/>
         </w:rPr>
-        <w:t># LUZ RELLENO</w:t>
+        <w:t># LUZ CONTRA</w:t>
       </w:r>
     </w:p>
     <w:p>
@@ -28537,7 +29250,7 @@
           <w:szCs w:val="21"/>
           <w:lang w:val="en-CA" w:eastAsia="es-CO"/>
         </w:rPr>
-        <w:t>fill</w:t>
+        <w:t>rim</w:t>
       </w:r>
       <w:r>
         <w:rPr>
@@ -28642,7 +29355,7 @@
           <w:szCs w:val="21"/>
           <w:lang w:val="en-CA" w:eastAsia="es-CO"/>
         </w:rPr>
-        <w:t>FillLight</w:t>
+        <w:t>RimLight</w:t>
       </w:r>
       <w:proofErr w:type="spellEnd"/>
       <w:r>
@@ -28697,7 +29410,7 @@
           <w:szCs w:val="21"/>
           <w:lang w:val="en-CA" w:eastAsia="es-CO"/>
         </w:rPr>
-        <w:t>fill_t</w:t>
+        <w:t>rim_t</w:t>
       </w:r>
       <w:proofErr w:type="spellEnd"/>
       <w:r>
@@ -28772,7 +29485,7 @@
           <w:szCs w:val="21"/>
           <w:lang w:val="en-CA" w:eastAsia="es-CO"/>
         </w:rPr>
-        <w:t>fill</w:t>
+        <w:t>rim</w:t>
       </w:r>
       <w:r>
         <w:rPr>
@@ -28904,22 +29617,12 @@
       <w:r>
         <w:rPr>
           <w:rFonts w:ascii="Consolas" w:eastAsia="Times New Roman" w:hAnsi="Consolas" w:cs="Times New Roman"/>
-          <w:color w:val="D4D4D4"/>
-          <w:sz w:val="21"/>
-          <w:szCs w:val="21"/>
-          <w:lang w:val="en-CA" w:eastAsia="es-CO"/>
-        </w:rPr>
-        <w:t>-</w:t>
-      </w:r>
-      <w:r>
-        <w:rPr>
-          <w:rFonts w:ascii="Consolas" w:eastAsia="Times New Roman" w:hAnsi="Consolas" w:cs="Times New Roman"/>
           <w:color w:val="B5CEA8"/>
           <w:sz w:val="21"/>
           <w:szCs w:val="21"/>
           <w:lang w:val="en-CA" w:eastAsia="es-CO"/>
         </w:rPr>
-        <w:t>20</w:t>
+        <w:t>45</w:t>
       </w:r>
       <w:r>
         <w:rPr>
@@ -28934,22 +29637,12 @@
       <w:r>
         <w:rPr>
           <w:rFonts w:ascii="Consolas" w:eastAsia="Times New Roman" w:hAnsi="Consolas" w:cs="Times New Roman"/>
-          <w:color w:val="D4D4D4"/>
-          <w:sz w:val="21"/>
-          <w:szCs w:val="21"/>
-          <w:lang w:val="en-CA" w:eastAsia="es-CO"/>
-        </w:rPr>
-        <w:t>-</w:t>
-      </w:r>
-      <w:r>
-        <w:rPr>
-          <w:rFonts w:ascii="Consolas" w:eastAsia="Times New Roman" w:hAnsi="Consolas" w:cs="Times New Roman"/>
           <w:color w:val="B5CEA8"/>
           <w:sz w:val="21"/>
           <w:szCs w:val="21"/>
           <w:lang w:val="en-CA" w:eastAsia="es-CO"/>
         </w:rPr>
-        <w:t>45</w:t>
+        <w:t>180</w:t>
       </w:r>
       <w:r>
         <w:rPr>
@@ -28990,7 +29683,7 @@
           <w:szCs w:val="21"/>
           <w:lang w:val="en-CA" w:eastAsia="es-CO"/>
         </w:rPr>
-        <w:t>fill_t</w:t>
+        <w:t>rim_t</w:t>
       </w:r>
       <w:proofErr w:type="spellEnd"/>
       <w:r>
@@ -29068,7 +29761,7 @@
           <w:szCs w:val="21"/>
           <w:lang w:val="en-CA" w:eastAsia="es-CO"/>
         </w:rPr>
-        <w:t>fill</w:t>
+        <w:t>rim</w:t>
       </w:r>
       <w:r>
         <w:rPr>
@@ -29128,7 +29821,7 @@
           <w:szCs w:val="21"/>
           <w:lang w:val="en-CA" w:eastAsia="es-CO"/>
         </w:rPr>
-        <w:t>0.5</w:t>
+        <w:t>0.8</w:t>
       </w:r>
       <w:r>
         <w:rPr>
@@ -29176,15 +29869,127 @@
         </w:rPr>
         <w:t xml:space="preserve">    </w:t>
       </w:r>
-      <w:r>
-        <w:rPr>
-          <w:rFonts w:ascii="Consolas" w:eastAsia="Times New Roman" w:hAnsi="Consolas" w:cs="Times New Roman"/>
-          <w:color w:val="8B949E"/>
-          <w:sz w:val="21"/>
-          <w:szCs w:val="21"/>
-          <w:lang w:val="en-CA" w:eastAsia="es-CO"/>
-        </w:rPr>
-        <w:t># =========================</w:t>
+      <w:proofErr w:type="spellStart"/>
+      <w:proofErr w:type="gramStart"/>
+      <w:r>
+        <w:rPr>
+          <w:rFonts w:ascii="Consolas" w:eastAsia="Times New Roman" w:hAnsi="Consolas" w:cs="Times New Roman"/>
+          <w:color w:val="4EC9B0"/>
+          <w:sz w:val="21"/>
+          <w:szCs w:val="21"/>
+          <w:lang w:val="en-CA" w:eastAsia="es-CO"/>
+        </w:rPr>
+        <w:t>cmds</w:t>
+      </w:r>
+      <w:r>
+        <w:rPr>
+          <w:rFonts w:ascii="Consolas" w:eastAsia="Times New Roman" w:hAnsi="Consolas" w:cs="Times New Roman"/>
+          <w:color w:val="BBBEBF"/>
+          <w:sz w:val="21"/>
+          <w:szCs w:val="21"/>
+          <w:lang w:val="en-CA" w:eastAsia="es-CO"/>
+        </w:rPr>
+        <w:t>.parent</w:t>
+      </w:r>
+      <w:proofErr w:type="spellEnd"/>
+      <w:proofErr w:type="gramEnd"/>
+      <w:r>
+        <w:rPr>
+          <w:rFonts w:ascii="Consolas" w:eastAsia="Times New Roman" w:hAnsi="Consolas" w:cs="Times New Roman"/>
+          <w:color w:val="BBBEBF"/>
+          <w:sz w:val="21"/>
+          <w:szCs w:val="21"/>
+          <w:lang w:val="en-CA" w:eastAsia="es-CO"/>
+        </w:rPr>
+        <w:t>(</w:t>
+      </w:r>
+      <w:proofErr w:type="spellStart"/>
+      <w:r>
+        <w:rPr>
+          <w:rFonts w:ascii="Consolas" w:eastAsia="Times New Roman" w:hAnsi="Consolas" w:cs="Times New Roman"/>
+          <w:color w:val="C9D1D9"/>
+          <w:sz w:val="21"/>
+          <w:szCs w:val="21"/>
+          <w:lang w:val="en-CA" w:eastAsia="es-CO"/>
+        </w:rPr>
+        <w:t>key_t</w:t>
+      </w:r>
+      <w:proofErr w:type="spellEnd"/>
+      <w:r>
+        <w:rPr>
+          <w:rFonts w:ascii="Consolas" w:eastAsia="Times New Roman" w:hAnsi="Consolas" w:cs="Times New Roman"/>
+          <w:color w:val="BBBEBF"/>
+          <w:sz w:val="21"/>
+          <w:szCs w:val="21"/>
+          <w:lang w:val="en-CA" w:eastAsia="es-CO"/>
+        </w:rPr>
+        <w:t xml:space="preserve">, </w:t>
+      </w:r>
+      <w:proofErr w:type="spellStart"/>
+      <w:r>
+        <w:rPr>
+          <w:rFonts w:ascii="Consolas" w:eastAsia="Times New Roman" w:hAnsi="Consolas" w:cs="Times New Roman"/>
+          <w:color w:val="C9D1D9"/>
+          <w:sz w:val="21"/>
+          <w:szCs w:val="21"/>
+          <w:lang w:val="en-CA" w:eastAsia="es-CO"/>
+        </w:rPr>
+        <w:t>fill_t</w:t>
+      </w:r>
+      <w:proofErr w:type="spellEnd"/>
+      <w:r>
+        <w:rPr>
+          <w:rFonts w:ascii="Consolas" w:eastAsia="Times New Roman" w:hAnsi="Consolas" w:cs="Times New Roman"/>
+          <w:color w:val="BBBEBF"/>
+          <w:sz w:val="21"/>
+          <w:szCs w:val="21"/>
+          <w:lang w:val="en-CA" w:eastAsia="es-CO"/>
+        </w:rPr>
+        <w:t xml:space="preserve">, </w:t>
+      </w:r>
+      <w:proofErr w:type="spellStart"/>
+      <w:r>
+        <w:rPr>
+          <w:rFonts w:ascii="Consolas" w:eastAsia="Times New Roman" w:hAnsi="Consolas" w:cs="Times New Roman"/>
+          <w:color w:val="C9D1D9"/>
+          <w:sz w:val="21"/>
+          <w:szCs w:val="21"/>
+          <w:lang w:val="en-CA" w:eastAsia="es-CO"/>
+        </w:rPr>
+        <w:t>rim_t</w:t>
+      </w:r>
+      <w:proofErr w:type="spellEnd"/>
+      <w:r>
+        <w:rPr>
+          <w:rFonts w:ascii="Consolas" w:eastAsia="Times New Roman" w:hAnsi="Consolas" w:cs="Times New Roman"/>
+          <w:color w:val="BBBEBF"/>
+          <w:sz w:val="21"/>
+          <w:szCs w:val="21"/>
+          <w:lang w:val="en-CA" w:eastAsia="es-CO"/>
+        </w:rPr>
+        <w:t xml:space="preserve">, </w:t>
+      </w:r>
+      <w:proofErr w:type="spellStart"/>
+      <w:r>
+        <w:rPr>
+          <w:rFonts w:ascii="Consolas" w:eastAsia="Times New Roman" w:hAnsi="Consolas" w:cs="Times New Roman"/>
+          <w:color w:val="C9D1D9"/>
+          <w:sz w:val="21"/>
+          <w:szCs w:val="21"/>
+          <w:lang w:val="en-CA" w:eastAsia="es-CO"/>
+        </w:rPr>
+        <w:t>grupo</w:t>
+      </w:r>
+      <w:proofErr w:type="spellEnd"/>
+      <w:r>
+        <w:rPr>
+          <w:rFonts w:ascii="Consolas" w:eastAsia="Times New Roman" w:hAnsi="Consolas" w:cs="Times New Roman"/>
+          <w:color w:val="BBBEBF"/>
+          <w:sz w:val="21"/>
+          <w:szCs w:val="21"/>
+          <w:lang w:val="en-CA" w:eastAsia="es-CO"/>
+        </w:rPr>
+        <w:t>)</w:t>
       </w:r>
     </w:p>
     <w:p>
@@ -29199,26 +30004,6 @@
           <w:lang w:val="en-CA" w:eastAsia="es-CO"/>
         </w:rPr>
       </w:pPr>
-      <w:r>
-        <w:rPr>
-          <w:rFonts w:ascii="Consolas" w:eastAsia="Times New Roman" w:hAnsi="Consolas" w:cs="Times New Roman"/>
-          <w:color w:val="BBBEBF"/>
-          <w:sz w:val="21"/>
-          <w:szCs w:val="21"/>
-          <w:lang w:val="en-CA" w:eastAsia="es-CO"/>
-        </w:rPr>
-        <w:t xml:space="preserve">    </w:t>
-      </w:r>
-      <w:r>
-        <w:rPr>
-          <w:rFonts w:ascii="Consolas" w:eastAsia="Times New Roman" w:hAnsi="Consolas" w:cs="Times New Roman"/>
-          <w:color w:val="8B949E"/>
-          <w:sz w:val="21"/>
-          <w:szCs w:val="21"/>
-          <w:lang w:val="en-CA" w:eastAsia="es-CO"/>
-        </w:rPr>
-        <w:t># LUZ CONTRA</w:t>
-      </w:r>
     </w:p>
     <w:p>
       <w:pPr>
@@ -29229,7 +30014,7 @@
           <w:color w:val="BBBEBF"/>
           <w:sz w:val="21"/>
           <w:szCs w:val="21"/>
-          <w:lang w:val="en-CA" w:eastAsia="es-CO"/>
+          <w:lang w:eastAsia="es-CO"/>
         </w:rPr>
       </w:pPr>
       <w:r>
@@ -29248,7 +30033,7 @@
           <w:color w:val="8B949E"/>
           <w:sz w:val="21"/>
           <w:szCs w:val="21"/>
-          <w:lang w:val="en-CA" w:eastAsia="es-CO"/>
+          <w:lang w:eastAsia="es-CO"/>
         </w:rPr>
         <w:t># =========================</w:t>
       </w:r>
@@ -29262,36 +30047,102 @@
           <w:color w:val="BBBEBF"/>
           <w:sz w:val="21"/>
           <w:szCs w:val="21"/>
-          <w:lang w:val="en-CA" w:eastAsia="es-CO"/>
-        </w:rPr>
-      </w:pPr>
-      <w:r>
-        <w:rPr>
-          <w:rFonts w:ascii="Consolas" w:eastAsia="Times New Roman" w:hAnsi="Consolas" w:cs="Times New Roman"/>
-          <w:color w:val="BBBEBF"/>
-          <w:sz w:val="21"/>
-          <w:szCs w:val="21"/>
-          <w:lang w:val="en-CA" w:eastAsia="es-CO"/>
+          <w:lang w:eastAsia="es-CO"/>
+        </w:rPr>
+      </w:pPr>
+      <w:r>
+        <w:rPr>
+          <w:rFonts w:ascii="Consolas" w:eastAsia="Times New Roman" w:hAnsi="Consolas" w:cs="Times New Roman"/>
+          <w:color w:val="BBBEBF"/>
+          <w:sz w:val="21"/>
+          <w:szCs w:val="21"/>
+          <w:lang w:eastAsia="es-CO"/>
         </w:rPr>
         <w:t xml:space="preserve">    </w:t>
       </w:r>
       <w:r>
         <w:rPr>
           <w:rFonts w:ascii="Consolas" w:eastAsia="Times New Roman" w:hAnsi="Consolas" w:cs="Times New Roman"/>
+          <w:color w:val="8B949E"/>
+          <w:sz w:val="21"/>
+          <w:szCs w:val="21"/>
+          <w:lang w:eastAsia="es-CO"/>
+        </w:rPr>
+        <w:t># FONDO CICLORAMA (MEJOR)</w:t>
+      </w:r>
+    </w:p>
+    <w:p>
+      <w:pPr>
+        <w:shd w:val="clear" w:color="auto" w:fill="121314"/>
+        <w:spacing w:after="0" w:line="285" w:lineRule="atLeast"/>
+        <w:rPr>
+          <w:rFonts w:ascii="Consolas" w:eastAsia="Times New Roman" w:hAnsi="Consolas" w:cs="Times New Roman"/>
+          <w:color w:val="BBBEBF"/>
+          <w:sz w:val="21"/>
+          <w:szCs w:val="21"/>
+          <w:lang w:eastAsia="es-CO"/>
+        </w:rPr>
+      </w:pPr>
+      <w:r>
+        <w:rPr>
+          <w:rFonts w:ascii="Consolas" w:eastAsia="Times New Roman" w:hAnsi="Consolas" w:cs="Times New Roman"/>
+          <w:color w:val="BBBEBF"/>
+          <w:sz w:val="21"/>
+          <w:szCs w:val="21"/>
+          <w:lang w:eastAsia="es-CO"/>
+        </w:rPr>
+        <w:t xml:space="preserve">    </w:t>
+      </w:r>
+      <w:r>
+        <w:rPr>
+          <w:rFonts w:ascii="Consolas" w:eastAsia="Times New Roman" w:hAnsi="Consolas" w:cs="Times New Roman"/>
+          <w:color w:val="8B949E"/>
+          <w:sz w:val="21"/>
+          <w:szCs w:val="21"/>
+          <w:lang w:eastAsia="es-CO"/>
+        </w:rPr>
+        <w:t># =========================</w:t>
+      </w:r>
+    </w:p>
+    <w:p>
+      <w:pPr>
+        <w:shd w:val="clear" w:color="auto" w:fill="121314"/>
+        <w:spacing w:after="0" w:line="285" w:lineRule="atLeast"/>
+        <w:rPr>
+          <w:rFonts w:ascii="Consolas" w:eastAsia="Times New Roman" w:hAnsi="Consolas" w:cs="Times New Roman"/>
+          <w:color w:val="BBBEBF"/>
+          <w:sz w:val="21"/>
+          <w:szCs w:val="21"/>
+          <w:lang w:eastAsia="es-CO"/>
+        </w:rPr>
+      </w:pPr>
+      <w:r>
+        <w:rPr>
+          <w:rFonts w:ascii="Consolas" w:eastAsia="Times New Roman" w:hAnsi="Consolas" w:cs="Times New Roman"/>
+          <w:color w:val="BBBEBF"/>
+          <w:sz w:val="21"/>
+          <w:szCs w:val="21"/>
+          <w:lang w:eastAsia="es-CO"/>
+        </w:rPr>
+        <w:t xml:space="preserve">    </w:t>
+      </w:r>
+      <w:r>
+        <w:rPr>
+          <w:rFonts w:ascii="Consolas" w:eastAsia="Times New Roman" w:hAnsi="Consolas" w:cs="Times New Roman"/>
           <w:color w:val="C9D1D9"/>
           <w:sz w:val="21"/>
           <w:szCs w:val="21"/>
-          <w:lang w:val="en-CA" w:eastAsia="es-CO"/>
-        </w:rPr>
-        <w:t>rim</w:t>
-      </w:r>
-      <w:r>
-        <w:rPr>
-          <w:rFonts w:ascii="Consolas" w:eastAsia="Times New Roman" w:hAnsi="Consolas" w:cs="Times New Roman"/>
-          <w:color w:val="BBBEBF"/>
-          <w:sz w:val="21"/>
-          <w:szCs w:val="21"/>
-          <w:lang w:val="en-CA" w:eastAsia="es-CO"/>
+          <w:lang w:eastAsia="es-CO"/>
+        </w:rPr>
+        <w:t>fondo</w:t>
+      </w:r>
+      <w:r>
+        <w:rPr>
+          <w:rFonts w:ascii="Consolas" w:eastAsia="Times New Roman" w:hAnsi="Consolas" w:cs="Times New Roman"/>
+          <w:color w:val="BBBEBF"/>
+          <w:sz w:val="21"/>
+          <w:szCs w:val="21"/>
+          <w:lang w:eastAsia="es-CO"/>
         </w:rPr>
         <w:t xml:space="preserve"> </w:t>
       </w:r>
@@ -29301,7 +30152,7 @@
           <w:color w:val="D4D4D4"/>
           <w:sz w:val="21"/>
           <w:szCs w:val="21"/>
-          <w:lang w:val="en-CA" w:eastAsia="es-CO"/>
+          <w:lang w:eastAsia="es-CO"/>
         </w:rPr>
         <w:t>=</w:t>
       </w:r>
@@ -29311,7 +30162,7 @@
           <w:color w:val="BBBEBF"/>
           <w:sz w:val="21"/>
           <w:szCs w:val="21"/>
-          <w:lang w:val="en-CA" w:eastAsia="es-CO"/>
+          <w:lang w:eastAsia="es-CO"/>
         </w:rPr>
         <w:t xml:space="preserve"> </w:t>
       </w:r>
@@ -29323,7 +30174,7 @@
           <w:color w:val="4EC9B0"/>
           <w:sz w:val="21"/>
           <w:szCs w:val="21"/>
-          <w:lang w:val="en-CA" w:eastAsia="es-CO"/>
+          <w:lang w:eastAsia="es-CO"/>
         </w:rPr>
         <w:t>cmds</w:t>
       </w:r>
@@ -29333,9 +30184,9 @@
           <w:color w:val="BBBEBF"/>
           <w:sz w:val="21"/>
           <w:szCs w:val="21"/>
-          <w:lang w:val="en-CA" w:eastAsia="es-CO"/>
-        </w:rPr>
-        <w:t>.directionalLight</w:t>
+          <w:lang w:eastAsia="es-CO"/>
+        </w:rPr>
+        <w:t>.polyPlane</w:t>
       </w:r>
       <w:proofErr w:type="spellEnd"/>
       <w:proofErr w:type="gramEnd"/>
@@ -29345,7 +30196,7 @@
           <w:color w:val="BBBEBF"/>
           <w:sz w:val="21"/>
           <w:szCs w:val="21"/>
-          <w:lang w:val="en-CA" w:eastAsia="es-CO"/>
+          <w:lang w:eastAsia="es-CO"/>
         </w:rPr>
         <w:t>(</w:t>
       </w:r>
@@ -29355,17 +30206,99 @@
           <w:color w:val="FFA657"/>
           <w:sz w:val="21"/>
           <w:szCs w:val="21"/>
-          <w:lang w:val="en-CA" w:eastAsia="es-CO"/>
+          <w:lang w:eastAsia="es-CO"/>
+        </w:rPr>
+        <w:t>w</w:t>
+      </w:r>
+      <w:r>
+        <w:rPr>
+          <w:rFonts w:ascii="Consolas" w:eastAsia="Times New Roman" w:hAnsi="Consolas" w:cs="Times New Roman"/>
+          <w:color w:val="D4D4D4"/>
+          <w:sz w:val="21"/>
+          <w:szCs w:val="21"/>
+          <w:lang w:eastAsia="es-CO"/>
+        </w:rPr>
+        <w:t>=</w:t>
+      </w:r>
+      <w:r>
+        <w:rPr>
+          <w:rFonts w:ascii="Consolas" w:eastAsia="Times New Roman" w:hAnsi="Consolas" w:cs="Times New Roman"/>
+          <w:color w:val="B5CEA8"/>
+          <w:sz w:val="21"/>
+          <w:szCs w:val="21"/>
+          <w:lang w:eastAsia="es-CO"/>
+        </w:rPr>
+        <w:t>40</w:t>
+      </w:r>
+      <w:r>
+        <w:rPr>
+          <w:rFonts w:ascii="Consolas" w:eastAsia="Times New Roman" w:hAnsi="Consolas" w:cs="Times New Roman"/>
+          <w:color w:val="BBBEBF"/>
+          <w:sz w:val="21"/>
+          <w:szCs w:val="21"/>
+          <w:lang w:eastAsia="es-CO"/>
+        </w:rPr>
+        <w:t xml:space="preserve">, </w:t>
+      </w:r>
+      <w:r>
+        <w:rPr>
+          <w:rFonts w:ascii="Consolas" w:eastAsia="Times New Roman" w:hAnsi="Consolas" w:cs="Times New Roman"/>
+          <w:color w:val="FFA657"/>
+          <w:sz w:val="21"/>
+          <w:szCs w:val="21"/>
+          <w:lang w:eastAsia="es-CO"/>
+        </w:rPr>
+        <w:t>h</w:t>
+      </w:r>
+      <w:r>
+        <w:rPr>
+          <w:rFonts w:ascii="Consolas" w:eastAsia="Times New Roman" w:hAnsi="Consolas" w:cs="Times New Roman"/>
+          <w:color w:val="D4D4D4"/>
+          <w:sz w:val="21"/>
+          <w:szCs w:val="21"/>
+          <w:lang w:eastAsia="es-CO"/>
+        </w:rPr>
+        <w:t>=</w:t>
+      </w:r>
+      <w:r>
+        <w:rPr>
+          <w:rFonts w:ascii="Consolas" w:eastAsia="Times New Roman" w:hAnsi="Consolas" w:cs="Times New Roman"/>
+          <w:color w:val="B5CEA8"/>
+          <w:sz w:val="21"/>
+          <w:szCs w:val="21"/>
+          <w:lang w:eastAsia="es-CO"/>
+        </w:rPr>
+        <w:t>40</w:t>
+      </w:r>
+      <w:r>
+        <w:rPr>
+          <w:rFonts w:ascii="Consolas" w:eastAsia="Times New Roman" w:hAnsi="Consolas" w:cs="Times New Roman"/>
+          <w:color w:val="BBBEBF"/>
+          <w:sz w:val="21"/>
+          <w:szCs w:val="21"/>
+          <w:lang w:eastAsia="es-CO"/>
+        </w:rPr>
+        <w:t xml:space="preserve">, </w:t>
+      </w:r>
+      <w:proofErr w:type="spellStart"/>
+      <w:r>
+        <w:rPr>
+          <w:rFonts w:ascii="Consolas" w:eastAsia="Times New Roman" w:hAnsi="Consolas" w:cs="Times New Roman"/>
+          <w:color w:val="FFA657"/>
+          <w:sz w:val="21"/>
+          <w:szCs w:val="21"/>
+          <w:lang w:eastAsia="es-CO"/>
         </w:rPr>
         <w:t>name</w:t>
       </w:r>
+      <w:proofErr w:type="spellEnd"/>
       <w:r>
         <w:rPr>
           <w:rFonts w:ascii="Consolas" w:eastAsia="Times New Roman" w:hAnsi="Consolas" w:cs="Times New Roman"/>
           <w:color w:val="D4D4D4"/>
           <w:sz w:val="21"/>
           <w:szCs w:val="21"/>
-          <w:lang w:val="en-CA" w:eastAsia="es-CO"/>
+          <w:lang w:eastAsia="es-CO"/>
         </w:rPr>
         <w:t>=</w:t>
       </w:r>
@@ -29375,41 +30308,39 @@
           <w:color w:val="A5D6FF"/>
           <w:sz w:val="21"/>
           <w:szCs w:val="21"/>
-          <w:lang w:val="en-CA" w:eastAsia="es-CO"/>
-        </w:rPr>
-        <w:t>"</w:t>
-      </w:r>
-      <w:proofErr w:type="spellStart"/>
-      <w:r>
-        <w:rPr>
-          <w:rFonts w:ascii="Consolas" w:eastAsia="Times New Roman" w:hAnsi="Consolas" w:cs="Times New Roman"/>
-          <w:color w:val="A5D6FF"/>
-          <w:sz w:val="21"/>
-          <w:szCs w:val="21"/>
-          <w:lang w:val="en-CA" w:eastAsia="es-CO"/>
-        </w:rPr>
-        <w:t>RimLight</w:t>
-      </w:r>
-      <w:proofErr w:type="spellEnd"/>
-      <w:r>
-        <w:rPr>
-          <w:rFonts w:ascii="Consolas" w:eastAsia="Times New Roman" w:hAnsi="Consolas" w:cs="Times New Roman"/>
-          <w:color w:val="A5D6FF"/>
-          <w:sz w:val="21"/>
-          <w:szCs w:val="21"/>
-          <w:lang w:val="en-CA" w:eastAsia="es-CO"/>
-        </w:rPr>
-        <w:t>"</w:t>
-      </w:r>
-      <w:r>
-        <w:rPr>
-          <w:rFonts w:ascii="Consolas" w:eastAsia="Times New Roman" w:hAnsi="Consolas" w:cs="Times New Roman"/>
-          <w:color w:val="BBBEBF"/>
-          <w:sz w:val="21"/>
-          <w:szCs w:val="21"/>
-          <w:lang w:val="en-CA" w:eastAsia="es-CO"/>
-        </w:rPr>
-        <w:t>)</w:t>
+          <w:lang w:eastAsia="es-CO"/>
+        </w:rPr>
+        <w:t>"Fondo"</w:t>
+      </w:r>
+      <w:r>
+        <w:rPr>
+          <w:rFonts w:ascii="Consolas" w:eastAsia="Times New Roman" w:hAnsi="Consolas" w:cs="Times New Roman"/>
+          <w:color w:val="BBBEBF"/>
+          <w:sz w:val="21"/>
+          <w:szCs w:val="21"/>
+          <w:lang w:eastAsia="es-CO"/>
+        </w:rPr>
+        <w:t>)[</w:t>
+      </w:r>
+      <w:r>
+        <w:rPr>
+          <w:rFonts w:ascii="Consolas" w:eastAsia="Times New Roman" w:hAnsi="Consolas" w:cs="Times New Roman"/>
+          <w:color w:val="B5CEA8"/>
+          <w:sz w:val="21"/>
+          <w:szCs w:val="21"/>
+          <w:lang w:eastAsia="es-CO"/>
+        </w:rPr>
+        <w:t>0</w:t>
+      </w:r>
+      <w:r>
+        <w:rPr>
+          <w:rFonts w:ascii="Consolas" w:eastAsia="Times New Roman" w:hAnsi="Consolas" w:cs="Times New Roman"/>
+          <w:color w:val="BBBEBF"/>
+          <w:sz w:val="21"/>
+          <w:szCs w:val="21"/>
+          <w:lang w:eastAsia="es-CO"/>
+        </w:rPr>
+        <w:t>]</w:t>
       </w:r>
     </w:p>
     <w:p>
@@ -29421,60 +30352,18 @@
           <w:color w:val="BBBEBF"/>
           <w:sz w:val="21"/>
           <w:szCs w:val="21"/>
-          <w:lang w:val="en-CA" w:eastAsia="es-CO"/>
-        </w:rPr>
-      </w:pPr>
-      <w:r>
-        <w:rPr>
-          <w:rFonts w:ascii="Consolas" w:eastAsia="Times New Roman" w:hAnsi="Consolas" w:cs="Times New Roman"/>
-          <w:color w:val="BBBEBF"/>
-          <w:sz w:val="21"/>
-          <w:szCs w:val="21"/>
-          <w:lang w:val="en-CA" w:eastAsia="es-CO"/>
+          <w:lang w:eastAsia="es-CO"/>
+        </w:rPr>
+      </w:pPr>
+      <w:r>
+        <w:rPr>
+          <w:rFonts w:ascii="Consolas" w:eastAsia="Times New Roman" w:hAnsi="Consolas" w:cs="Times New Roman"/>
+          <w:color w:val="BBBEBF"/>
+          <w:sz w:val="21"/>
+          <w:szCs w:val="21"/>
+          <w:lang w:eastAsia="es-CO"/>
         </w:rPr>
         <w:t xml:space="preserve">    </w:t>
-      </w:r>
-      <w:proofErr w:type="spellStart"/>
-      <w:r>
-        <w:rPr>
-          <w:rFonts w:ascii="Consolas" w:eastAsia="Times New Roman" w:hAnsi="Consolas" w:cs="Times New Roman"/>
-          <w:color w:val="C9D1D9"/>
-          <w:sz w:val="21"/>
-          <w:szCs w:val="21"/>
-          <w:lang w:val="en-CA" w:eastAsia="es-CO"/>
-        </w:rPr>
-        <w:t>rim_t</w:t>
-      </w:r>
-      <w:proofErr w:type="spellEnd"/>
-      <w:r>
-        <w:rPr>
-          <w:rFonts w:ascii="Consolas" w:eastAsia="Times New Roman" w:hAnsi="Consolas" w:cs="Times New Roman"/>
-          <w:color w:val="BBBEBF"/>
-          <w:sz w:val="21"/>
-          <w:szCs w:val="21"/>
-          <w:lang w:val="en-CA" w:eastAsia="es-CO"/>
-        </w:rPr>
-        <w:t xml:space="preserve"> </w:t>
-      </w:r>
-      <w:r>
-        <w:rPr>
-          <w:rFonts w:ascii="Consolas" w:eastAsia="Times New Roman" w:hAnsi="Consolas" w:cs="Times New Roman"/>
-          <w:color w:val="D4D4D4"/>
-          <w:sz w:val="21"/>
-          <w:szCs w:val="21"/>
-          <w:lang w:val="en-CA" w:eastAsia="es-CO"/>
-        </w:rPr>
-        <w:t>=</w:t>
-      </w:r>
-      <w:r>
-        <w:rPr>
-          <w:rFonts w:ascii="Consolas" w:eastAsia="Times New Roman" w:hAnsi="Consolas" w:cs="Times New Roman"/>
-          <w:color w:val="BBBEBF"/>
-          <w:sz w:val="21"/>
-          <w:szCs w:val="21"/>
-          <w:lang w:val="en-CA" w:eastAsia="es-CO"/>
-        </w:rPr>
-        <w:t xml:space="preserve"> </w:t>
       </w:r>
       <w:proofErr w:type="spellStart"/>
       <w:proofErr w:type="gramStart"/>
@@ -29484,7 +30373,7 @@
           <w:color w:val="4EC9B0"/>
           <w:sz w:val="21"/>
           <w:szCs w:val="21"/>
-          <w:lang w:val="en-CA" w:eastAsia="es-CO"/>
+          <w:lang w:eastAsia="es-CO"/>
         </w:rPr>
         <w:t>cmds</w:t>
       </w:r>
@@ -29494,9 +30383,9 @@
           <w:color w:val="BBBEBF"/>
           <w:sz w:val="21"/>
           <w:szCs w:val="21"/>
-          <w:lang w:val="en-CA" w:eastAsia="es-CO"/>
-        </w:rPr>
-        <w:t>.listRelatives</w:t>
+          <w:lang w:eastAsia="es-CO"/>
+        </w:rPr>
+        <w:t>.rotate</w:t>
       </w:r>
       <w:proofErr w:type="spellEnd"/>
       <w:proofErr w:type="gramEnd"/>
@@ -29506,89 +30395,99 @@
           <w:color w:val="BBBEBF"/>
           <w:sz w:val="21"/>
           <w:szCs w:val="21"/>
-          <w:lang w:val="en-CA" w:eastAsia="es-CO"/>
+          <w:lang w:eastAsia="es-CO"/>
         </w:rPr>
         <w:t>(</w:t>
       </w:r>
       <w:r>
         <w:rPr>
           <w:rFonts w:ascii="Consolas" w:eastAsia="Times New Roman" w:hAnsi="Consolas" w:cs="Times New Roman"/>
+          <w:color w:val="D4D4D4"/>
+          <w:sz w:val="21"/>
+          <w:szCs w:val="21"/>
+          <w:lang w:eastAsia="es-CO"/>
+        </w:rPr>
+        <w:t>-</w:t>
+      </w:r>
+      <w:r>
+        <w:rPr>
+          <w:rFonts w:ascii="Consolas" w:eastAsia="Times New Roman" w:hAnsi="Consolas" w:cs="Times New Roman"/>
+          <w:color w:val="B5CEA8"/>
+          <w:sz w:val="21"/>
+          <w:szCs w:val="21"/>
+          <w:lang w:eastAsia="es-CO"/>
+        </w:rPr>
+        <w:t>90</w:t>
+      </w:r>
+      <w:r>
+        <w:rPr>
+          <w:rFonts w:ascii="Consolas" w:eastAsia="Times New Roman" w:hAnsi="Consolas" w:cs="Times New Roman"/>
+          <w:color w:val="BBBEBF"/>
+          <w:sz w:val="21"/>
+          <w:szCs w:val="21"/>
+          <w:lang w:eastAsia="es-CO"/>
+        </w:rPr>
+        <w:t xml:space="preserve">, </w:t>
+      </w:r>
+      <w:r>
+        <w:rPr>
+          <w:rFonts w:ascii="Consolas" w:eastAsia="Times New Roman" w:hAnsi="Consolas" w:cs="Times New Roman"/>
+          <w:color w:val="B5CEA8"/>
+          <w:sz w:val="21"/>
+          <w:szCs w:val="21"/>
+          <w:lang w:eastAsia="es-CO"/>
+        </w:rPr>
+        <w:t>0</w:t>
+      </w:r>
+      <w:r>
+        <w:rPr>
+          <w:rFonts w:ascii="Consolas" w:eastAsia="Times New Roman" w:hAnsi="Consolas" w:cs="Times New Roman"/>
+          <w:color w:val="BBBEBF"/>
+          <w:sz w:val="21"/>
+          <w:szCs w:val="21"/>
+          <w:lang w:eastAsia="es-CO"/>
+        </w:rPr>
+        <w:t xml:space="preserve">, </w:t>
+      </w:r>
+      <w:r>
+        <w:rPr>
+          <w:rFonts w:ascii="Consolas" w:eastAsia="Times New Roman" w:hAnsi="Consolas" w:cs="Times New Roman"/>
+          <w:color w:val="B5CEA8"/>
+          <w:sz w:val="21"/>
+          <w:szCs w:val="21"/>
+          <w:lang w:eastAsia="es-CO"/>
+        </w:rPr>
+        <w:t>0</w:t>
+      </w:r>
+      <w:r>
+        <w:rPr>
+          <w:rFonts w:ascii="Consolas" w:eastAsia="Times New Roman" w:hAnsi="Consolas" w:cs="Times New Roman"/>
+          <w:color w:val="BBBEBF"/>
+          <w:sz w:val="21"/>
+          <w:szCs w:val="21"/>
+          <w:lang w:eastAsia="es-CO"/>
+        </w:rPr>
+        <w:t xml:space="preserve">, </w:t>
+      </w:r>
+      <w:r>
+        <w:rPr>
+          <w:rFonts w:ascii="Consolas" w:eastAsia="Times New Roman" w:hAnsi="Consolas" w:cs="Times New Roman"/>
           <w:color w:val="C9D1D9"/>
           <w:sz w:val="21"/>
           <w:szCs w:val="21"/>
-          <w:lang w:val="en-CA" w:eastAsia="es-CO"/>
-        </w:rPr>
-        <w:t>rim</w:t>
-      </w:r>
-      <w:r>
-        <w:rPr>
-          <w:rFonts w:ascii="Consolas" w:eastAsia="Times New Roman" w:hAnsi="Consolas" w:cs="Times New Roman"/>
-          <w:color w:val="BBBEBF"/>
-          <w:sz w:val="21"/>
-          <w:szCs w:val="21"/>
-          <w:lang w:val="en-CA" w:eastAsia="es-CO"/>
-        </w:rPr>
-        <w:t xml:space="preserve">, </w:t>
-      </w:r>
-      <w:r>
-        <w:rPr>
-          <w:rFonts w:ascii="Consolas" w:eastAsia="Times New Roman" w:hAnsi="Consolas" w:cs="Times New Roman"/>
-          <w:color w:val="FFA657"/>
-          <w:sz w:val="21"/>
-          <w:szCs w:val="21"/>
-          <w:lang w:val="en-CA" w:eastAsia="es-CO"/>
-        </w:rPr>
-        <w:t>parent</w:t>
-      </w:r>
-      <w:r>
-        <w:rPr>
-          <w:rFonts w:ascii="Consolas" w:eastAsia="Times New Roman" w:hAnsi="Consolas" w:cs="Times New Roman"/>
-          <w:color w:val="D4D4D4"/>
-          <w:sz w:val="21"/>
-          <w:szCs w:val="21"/>
-          <w:lang w:val="en-CA" w:eastAsia="es-CO"/>
-        </w:rPr>
-        <w:t>=</w:t>
-      </w:r>
-      <w:r>
-        <w:rPr>
-          <w:rFonts w:ascii="Consolas" w:eastAsia="Times New Roman" w:hAnsi="Consolas" w:cs="Times New Roman"/>
-          <w:color w:val="79C0FF"/>
-          <w:sz w:val="21"/>
-          <w:szCs w:val="21"/>
-          <w:lang w:val="en-CA" w:eastAsia="es-CO"/>
-        </w:rPr>
-        <w:t>True</w:t>
-      </w:r>
-      <w:r>
-        <w:rPr>
-          <w:rFonts w:ascii="Consolas" w:eastAsia="Times New Roman" w:hAnsi="Consolas" w:cs="Times New Roman"/>
-          <w:color w:val="BBBEBF"/>
-          <w:sz w:val="21"/>
-          <w:szCs w:val="21"/>
-          <w:lang w:val="en-CA" w:eastAsia="es-CO"/>
-        </w:rPr>
-        <w:t>)[</w:t>
-      </w:r>
-      <w:r>
-        <w:rPr>
-          <w:rFonts w:ascii="Consolas" w:eastAsia="Times New Roman" w:hAnsi="Consolas" w:cs="Times New Roman"/>
-          <w:color w:val="B5CEA8"/>
-          <w:sz w:val="21"/>
-          <w:szCs w:val="21"/>
-          <w:lang w:val="en-CA" w:eastAsia="es-CO"/>
-        </w:rPr>
-        <w:t>0</w:t>
-      </w:r>
-      <w:r>
-        <w:rPr>
-          <w:rFonts w:ascii="Consolas" w:eastAsia="Times New Roman" w:hAnsi="Consolas" w:cs="Times New Roman"/>
-          <w:color w:val="BBBEBF"/>
-          <w:sz w:val="21"/>
-          <w:szCs w:val="21"/>
-          <w:lang w:val="en-CA" w:eastAsia="es-CO"/>
-        </w:rPr>
-        <w:t>]</w:t>
+          <w:lang w:eastAsia="es-CO"/>
+        </w:rPr>
+        <w:t>fondo</w:t>
+      </w:r>
+      <w:r>
+        <w:rPr>
+          <w:rFonts w:ascii="Consolas" w:eastAsia="Times New Roman" w:hAnsi="Consolas" w:cs="Times New Roman"/>
+          <w:color w:val="BBBEBF"/>
+          <w:sz w:val="21"/>
+          <w:szCs w:val="21"/>
+          <w:lang w:eastAsia="es-CO"/>
+        </w:rPr>
+        <w:t>)</w:t>
       </w:r>
     </w:p>
     <w:p>
@@ -29609,7 +30508,7 @@
           <w:color w:val="BBBEBF"/>
           <w:sz w:val="21"/>
           <w:szCs w:val="21"/>
-          <w:lang w:val="en-CA" w:eastAsia="es-CO"/>
+          <w:lang w:eastAsia="es-CO"/>
         </w:rPr>
         <w:t xml:space="preserve">    </w:t>
       </w:r>
@@ -29633,7 +30532,7 @@
           <w:szCs w:val="21"/>
           <w:lang w:val="en-CA" w:eastAsia="es-CO"/>
         </w:rPr>
-        <w:t>.rotate</w:t>
+        <w:t>.move</w:t>
       </w:r>
       <w:proofErr w:type="spellEnd"/>
       <w:proofErr w:type="gramEnd"/>
@@ -29655,7 +30554,7 @@
           <w:szCs w:val="21"/>
           <w:lang w:val="en-CA" w:eastAsia="es-CO"/>
         </w:rPr>
-        <w:t>45</w:t>
+        <w:t>0</w:t>
       </w:r>
       <w:r>
         <w:rPr>
@@ -29670,12 +30569,22 @@
       <w:r>
         <w:rPr>
           <w:rFonts w:ascii="Consolas" w:eastAsia="Times New Roman" w:hAnsi="Consolas" w:cs="Times New Roman"/>
+          <w:color w:val="D4D4D4"/>
+          <w:sz w:val="21"/>
+          <w:szCs w:val="21"/>
+          <w:lang w:val="en-CA" w:eastAsia="es-CO"/>
+        </w:rPr>
+        <w:t>-</w:t>
+      </w:r>
+      <w:r>
+        <w:rPr>
+          <w:rFonts w:ascii="Consolas" w:eastAsia="Times New Roman" w:hAnsi="Consolas" w:cs="Times New Roman"/>
           <w:color w:val="B5CEA8"/>
           <w:sz w:val="21"/>
           <w:szCs w:val="21"/>
           <w:lang w:val="en-CA" w:eastAsia="es-CO"/>
         </w:rPr>
-        <w:t>180</w:t>
+        <w:t>0.01</w:t>
       </w:r>
       <w:r>
         <w:rPr>
@@ -29716,7 +30625,7 @@
           <w:szCs w:val="21"/>
           <w:lang w:val="en-CA" w:eastAsia="es-CO"/>
         </w:rPr>
-        <w:t>rim_t</w:t>
+        <w:t>fondo</w:t>
       </w:r>
       <w:proofErr w:type="spellEnd"/>
       <w:r>
@@ -29742,130 +30651,6 @@
           <w:lang w:val="en-CA" w:eastAsia="es-CO"/>
         </w:rPr>
       </w:pPr>
-      <w:r>
-        <w:rPr>
-          <w:rFonts w:ascii="Consolas" w:eastAsia="Times New Roman" w:hAnsi="Consolas" w:cs="Times New Roman"/>
-          <w:color w:val="BBBEBF"/>
-          <w:sz w:val="21"/>
-          <w:szCs w:val="21"/>
-          <w:lang w:val="en-CA" w:eastAsia="es-CO"/>
-        </w:rPr>
-        <w:t xml:space="preserve">    </w:t>
-      </w:r>
-      <w:proofErr w:type="spellStart"/>
-      <w:proofErr w:type="gramStart"/>
-      <w:r>
-        <w:rPr>
-          <w:rFonts w:ascii="Consolas" w:eastAsia="Times New Roman" w:hAnsi="Consolas" w:cs="Times New Roman"/>
-          <w:color w:val="4EC9B0"/>
-          <w:sz w:val="21"/>
-          <w:szCs w:val="21"/>
-          <w:lang w:val="en-CA" w:eastAsia="es-CO"/>
-        </w:rPr>
-        <w:t>cmds</w:t>
-      </w:r>
-      <w:r>
-        <w:rPr>
-          <w:rFonts w:ascii="Consolas" w:eastAsia="Times New Roman" w:hAnsi="Consolas" w:cs="Times New Roman"/>
-          <w:color w:val="BBBEBF"/>
-          <w:sz w:val="21"/>
-          <w:szCs w:val="21"/>
-          <w:lang w:val="en-CA" w:eastAsia="es-CO"/>
-        </w:rPr>
-        <w:t>.setAttr</w:t>
-      </w:r>
-      <w:proofErr w:type="spellEnd"/>
-      <w:proofErr w:type="gramEnd"/>
-      <w:r>
-        <w:rPr>
-          <w:rFonts w:ascii="Consolas" w:eastAsia="Times New Roman" w:hAnsi="Consolas" w:cs="Times New Roman"/>
-          <w:color w:val="BBBEBF"/>
-          <w:sz w:val="21"/>
-          <w:szCs w:val="21"/>
-          <w:lang w:val="en-CA" w:eastAsia="es-CO"/>
-        </w:rPr>
-        <w:t>(</w:t>
-      </w:r>
-      <w:r>
-        <w:rPr>
-          <w:rFonts w:ascii="Consolas" w:eastAsia="Times New Roman" w:hAnsi="Consolas" w:cs="Times New Roman"/>
-          <w:color w:val="C9D1D9"/>
-          <w:sz w:val="21"/>
-          <w:szCs w:val="21"/>
-          <w:lang w:val="en-CA" w:eastAsia="es-CO"/>
-        </w:rPr>
-        <w:t>rim</w:t>
-      </w:r>
-      <w:r>
-        <w:rPr>
-          <w:rFonts w:ascii="Consolas" w:eastAsia="Times New Roman" w:hAnsi="Consolas" w:cs="Times New Roman"/>
-          <w:color w:val="BBBEBF"/>
-          <w:sz w:val="21"/>
-          <w:szCs w:val="21"/>
-          <w:lang w:val="en-CA" w:eastAsia="es-CO"/>
-        </w:rPr>
-        <w:t xml:space="preserve"> </w:t>
-      </w:r>
-      <w:r>
-        <w:rPr>
-          <w:rFonts w:ascii="Consolas" w:eastAsia="Times New Roman" w:hAnsi="Consolas" w:cs="Times New Roman"/>
-          <w:color w:val="D4D4D4"/>
-          <w:sz w:val="21"/>
-          <w:szCs w:val="21"/>
-          <w:lang w:val="en-CA" w:eastAsia="es-CO"/>
-        </w:rPr>
-        <w:t>+</w:t>
-      </w:r>
-      <w:r>
-        <w:rPr>
-          <w:rFonts w:ascii="Consolas" w:eastAsia="Times New Roman" w:hAnsi="Consolas" w:cs="Times New Roman"/>
-          <w:color w:val="BBBEBF"/>
-          <w:sz w:val="21"/>
-          <w:szCs w:val="21"/>
-          <w:lang w:val="en-CA" w:eastAsia="es-CO"/>
-        </w:rPr>
-        <w:t xml:space="preserve"> </w:t>
-      </w:r>
-      <w:r>
-        <w:rPr>
-          <w:rFonts w:ascii="Consolas" w:eastAsia="Times New Roman" w:hAnsi="Consolas" w:cs="Times New Roman"/>
-          <w:color w:val="A5D6FF"/>
-          <w:sz w:val="21"/>
-          <w:szCs w:val="21"/>
-          <w:lang w:val="en-CA" w:eastAsia="es-CO"/>
-        </w:rPr>
-        <w:t>".intensity"</w:t>
-      </w:r>
-      <w:r>
-        <w:rPr>
-          <w:rFonts w:ascii="Consolas" w:eastAsia="Times New Roman" w:hAnsi="Consolas" w:cs="Times New Roman"/>
-          <w:color w:val="BBBEBF"/>
-          <w:sz w:val="21"/>
-          <w:szCs w:val="21"/>
-          <w:lang w:val="en-CA" w:eastAsia="es-CO"/>
-        </w:rPr>
-        <w:t xml:space="preserve">, </w:t>
-      </w:r>
-      <w:r>
-        <w:rPr>
-          <w:rFonts w:ascii="Consolas" w:eastAsia="Times New Roman" w:hAnsi="Consolas" w:cs="Times New Roman"/>
-          <w:color w:val="B5CEA8"/>
-          <w:sz w:val="21"/>
-          <w:szCs w:val="21"/>
-          <w:lang w:val="en-CA" w:eastAsia="es-CO"/>
-        </w:rPr>
-        <w:t>0.8</w:t>
-      </w:r>
-      <w:r>
-        <w:rPr>
-          <w:rFonts w:ascii="Consolas" w:eastAsia="Times New Roman" w:hAnsi="Consolas" w:cs="Times New Roman"/>
-          <w:color w:val="BBBEBF"/>
-          <w:sz w:val="21"/>
-          <w:szCs w:val="21"/>
-          <w:lang w:val="en-CA" w:eastAsia="es-CO"/>
-        </w:rPr>
-        <w:t>)</w:t>
-      </w:r>
     </w:p>
     <w:p>
       <w:pPr>
@@ -29879,829 +30664,13 @@
           <w:lang w:val="en-CA" w:eastAsia="es-CO"/>
         </w:rPr>
       </w:pPr>
-    </w:p>
-    <w:p>
-      <w:pPr>
-        <w:shd w:val="clear" w:color="auto" w:fill="121314"/>
-        <w:spacing w:after="0" w:line="285" w:lineRule="atLeast"/>
-        <w:rPr>
-          <w:rFonts w:ascii="Consolas" w:eastAsia="Times New Roman" w:hAnsi="Consolas" w:cs="Times New Roman"/>
-          <w:color w:val="BBBEBF"/>
-          <w:sz w:val="21"/>
-          <w:szCs w:val="21"/>
-          <w:lang w:val="en-CA" w:eastAsia="es-CO"/>
-        </w:rPr>
-      </w:pPr>
-      <w:r>
-        <w:rPr>
-          <w:rFonts w:ascii="Consolas" w:eastAsia="Times New Roman" w:hAnsi="Consolas" w:cs="Times New Roman"/>
-          <w:color w:val="BBBEBF"/>
-          <w:sz w:val="21"/>
-          <w:szCs w:val="21"/>
-          <w:lang w:val="en-CA" w:eastAsia="es-CO"/>
-        </w:rPr>
-        <w:t xml:space="preserve">    </w:t>
-      </w:r>
-      <w:proofErr w:type="spellStart"/>
-      <w:proofErr w:type="gramStart"/>
-      <w:r>
-        <w:rPr>
-          <w:rFonts w:ascii="Consolas" w:eastAsia="Times New Roman" w:hAnsi="Consolas" w:cs="Times New Roman"/>
-          <w:color w:val="4EC9B0"/>
-          <w:sz w:val="21"/>
-          <w:szCs w:val="21"/>
-          <w:lang w:val="en-CA" w:eastAsia="es-CO"/>
-        </w:rPr>
-        <w:t>cmds</w:t>
-      </w:r>
-      <w:r>
-        <w:rPr>
-          <w:rFonts w:ascii="Consolas" w:eastAsia="Times New Roman" w:hAnsi="Consolas" w:cs="Times New Roman"/>
-          <w:color w:val="BBBEBF"/>
-          <w:sz w:val="21"/>
-          <w:szCs w:val="21"/>
-          <w:lang w:val="en-CA" w:eastAsia="es-CO"/>
-        </w:rPr>
-        <w:t>.parent</w:t>
-      </w:r>
-      <w:proofErr w:type="spellEnd"/>
-      <w:proofErr w:type="gramEnd"/>
-      <w:r>
-        <w:rPr>
-          <w:rFonts w:ascii="Consolas" w:eastAsia="Times New Roman" w:hAnsi="Consolas" w:cs="Times New Roman"/>
-          <w:color w:val="BBBEBF"/>
-          <w:sz w:val="21"/>
-          <w:szCs w:val="21"/>
-          <w:lang w:val="en-CA" w:eastAsia="es-CO"/>
-        </w:rPr>
-        <w:t>(</w:t>
-      </w:r>
-      <w:proofErr w:type="spellStart"/>
-      <w:r>
-        <w:rPr>
-          <w:rFonts w:ascii="Consolas" w:eastAsia="Times New Roman" w:hAnsi="Consolas" w:cs="Times New Roman"/>
-          <w:color w:val="C9D1D9"/>
-          <w:sz w:val="21"/>
-          <w:szCs w:val="21"/>
-          <w:lang w:val="en-CA" w:eastAsia="es-CO"/>
-        </w:rPr>
-        <w:t>key_t</w:t>
-      </w:r>
-      <w:proofErr w:type="spellEnd"/>
-      <w:r>
-        <w:rPr>
-          <w:rFonts w:ascii="Consolas" w:eastAsia="Times New Roman" w:hAnsi="Consolas" w:cs="Times New Roman"/>
-          <w:color w:val="BBBEBF"/>
-          <w:sz w:val="21"/>
-          <w:szCs w:val="21"/>
-          <w:lang w:val="en-CA" w:eastAsia="es-CO"/>
-        </w:rPr>
-        <w:t xml:space="preserve">, </w:t>
-      </w:r>
-      <w:proofErr w:type="spellStart"/>
-      <w:r>
-        <w:rPr>
-          <w:rFonts w:ascii="Consolas" w:eastAsia="Times New Roman" w:hAnsi="Consolas" w:cs="Times New Roman"/>
-          <w:color w:val="C9D1D9"/>
-          <w:sz w:val="21"/>
-          <w:szCs w:val="21"/>
-          <w:lang w:val="en-CA" w:eastAsia="es-CO"/>
-        </w:rPr>
-        <w:t>fill_t</w:t>
-      </w:r>
-      <w:proofErr w:type="spellEnd"/>
-      <w:r>
-        <w:rPr>
-          <w:rFonts w:ascii="Consolas" w:eastAsia="Times New Roman" w:hAnsi="Consolas" w:cs="Times New Roman"/>
-          <w:color w:val="BBBEBF"/>
-          <w:sz w:val="21"/>
-          <w:szCs w:val="21"/>
-          <w:lang w:val="en-CA" w:eastAsia="es-CO"/>
-        </w:rPr>
-        <w:t xml:space="preserve">, </w:t>
-      </w:r>
-      <w:proofErr w:type="spellStart"/>
-      <w:r>
-        <w:rPr>
-          <w:rFonts w:ascii="Consolas" w:eastAsia="Times New Roman" w:hAnsi="Consolas" w:cs="Times New Roman"/>
-          <w:color w:val="C9D1D9"/>
-          <w:sz w:val="21"/>
-          <w:szCs w:val="21"/>
-          <w:lang w:val="en-CA" w:eastAsia="es-CO"/>
-        </w:rPr>
-        <w:t>rim_t</w:t>
-      </w:r>
-      <w:proofErr w:type="spellEnd"/>
-      <w:r>
-        <w:rPr>
-          <w:rFonts w:ascii="Consolas" w:eastAsia="Times New Roman" w:hAnsi="Consolas" w:cs="Times New Roman"/>
-          <w:color w:val="BBBEBF"/>
-          <w:sz w:val="21"/>
-          <w:szCs w:val="21"/>
-          <w:lang w:val="en-CA" w:eastAsia="es-CO"/>
-        </w:rPr>
-        <w:t xml:space="preserve">, </w:t>
-      </w:r>
-      <w:proofErr w:type="spellStart"/>
-      <w:r>
-        <w:rPr>
-          <w:rFonts w:ascii="Consolas" w:eastAsia="Times New Roman" w:hAnsi="Consolas" w:cs="Times New Roman"/>
-          <w:color w:val="C9D1D9"/>
-          <w:sz w:val="21"/>
-          <w:szCs w:val="21"/>
-          <w:lang w:val="en-CA" w:eastAsia="es-CO"/>
-        </w:rPr>
-        <w:t>grupo</w:t>
-      </w:r>
-      <w:proofErr w:type="spellEnd"/>
-      <w:r>
-        <w:rPr>
-          <w:rFonts w:ascii="Consolas" w:eastAsia="Times New Roman" w:hAnsi="Consolas" w:cs="Times New Roman"/>
-          <w:color w:val="BBBEBF"/>
-          <w:sz w:val="21"/>
-          <w:szCs w:val="21"/>
-          <w:lang w:val="en-CA" w:eastAsia="es-CO"/>
-        </w:rPr>
-        <w:t>)</w:t>
-      </w:r>
-    </w:p>
-    <w:p>
-      <w:pPr>
-        <w:shd w:val="clear" w:color="auto" w:fill="121314"/>
-        <w:spacing w:after="0" w:line="285" w:lineRule="atLeast"/>
-        <w:rPr>
-          <w:rFonts w:ascii="Consolas" w:eastAsia="Times New Roman" w:hAnsi="Consolas" w:cs="Times New Roman"/>
-          <w:color w:val="BBBEBF"/>
-          <w:sz w:val="21"/>
-          <w:szCs w:val="21"/>
-          <w:lang w:val="en-CA" w:eastAsia="es-CO"/>
-        </w:rPr>
-      </w:pPr>
-    </w:p>
-    <w:p>
-      <w:pPr>
-        <w:shd w:val="clear" w:color="auto" w:fill="121314"/>
-        <w:spacing w:after="0" w:line="285" w:lineRule="atLeast"/>
-        <w:rPr>
-          <w:rFonts w:ascii="Consolas" w:eastAsia="Times New Roman" w:hAnsi="Consolas" w:cs="Times New Roman"/>
-          <w:color w:val="BBBEBF"/>
-          <w:sz w:val="21"/>
-          <w:szCs w:val="21"/>
-          <w:lang w:eastAsia="es-CO"/>
-        </w:rPr>
-      </w:pPr>
-      <w:r>
-        <w:rPr>
-          <w:rFonts w:ascii="Consolas" w:eastAsia="Times New Roman" w:hAnsi="Consolas" w:cs="Times New Roman"/>
-          <w:color w:val="BBBEBF"/>
-          <w:sz w:val="21"/>
-          <w:szCs w:val="21"/>
-          <w:lang w:val="en-CA" w:eastAsia="es-CO"/>
-        </w:rPr>
-        <w:t xml:space="preserve">    </w:t>
-      </w:r>
-      <w:r>
-        <w:rPr>
-          <w:rFonts w:ascii="Consolas" w:eastAsia="Times New Roman" w:hAnsi="Consolas" w:cs="Times New Roman"/>
-          <w:color w:val="8B949E"/>
-          <w:sz w:val="21"/>
-          <w:szCs w:val="21"/>
-          <w:lang w:eastAsia="es-CO"/>
-        </w:rPr>
-        <w:t># =========================</w:t>
-      </w:r>
-    </w:p>
-    <w:p>
-      <w:pPr>
-        <w:shd w:val="clear" w:color="auto" w:fill="121314"/>
-        <w:spacing w:after="0" w:line="285" w:lineRule="atLeast"/>
-        <w:rPr>
-          <w:rFonts w:ascii="Consolas" w:eastAsia="Times New Roman" w:hAnsi="Consolas" w:cs="Times New Roman"/>
-          <w:color w:val="BBBEBF"/>
-          <w:sz w:val="21"/>
-          <w:szCs w:val="21"/>
-          <w:lang w:eastAsia="es-CO"/>
-        </w:rPr>
-      </w:pPr>
-      <w:r>
-        <w:rPr>
-          <w:rFonts w:ascii="Consolas" w:eastAsia="Times New Roman" w:hAnsi="Consolas" w:cs="Times New Roman"/>
-          <w:color w:val="BBBEBF"/>
-          <w:sz w:val="21"/>
-          <w:szCs w:val="21"/>
-          <w:lang w:eastAsia="es-CO"/>
-        </w:rPr>
-        <w:t xml:space="preserve">    </w:t>
-      </w:r>
-      <w:r>
-        <w:rPr>
-          <w:rFonts w:ascii="Consolas" w:eastAsia="Times New Roman" w:hAnsi="Consolas" w:cs="Times New Roman"/>
-          <w:color w:val="8B949E"/>
-          <w:sz w:val="21"/>
-          <w:szCs w:val="21"/>
-          <w:lang w:eastAsia="es-CO"/>
-        </w:rPr>
-        <w:t># FONDO CICLORAMA (MEJOR)</w:t>
-      </w:r>
-    </w:p>
-    <w:p>
-      <w:pPr>
-        <w:shd w:val="clear" w:color="auto" w:fill="121314"/>
-        <w:spacing w:after="0" w:line="285" w:lineRule="atLeast"/>
-        <w:rPr>
-          <w:rFonts w:ascii="Consolas" w:eastAsia="Times New Roman" w:hAnsi="Consolas" w:cs="Times New Roman"/>
-          <w:color w:val="BBBEBF"/>
-          <w:sz w:val="21"/>
-          <w:szCs w:val="21"/>
-          <w:lang w:eastAsia="es-CO"/>
-        </w:rPr>
-      </w:pPr>
-      <w:r>
-        <w:rPr>
-          <w:rFonts w:ascii="Consolas" w:eastAsia="Times New Roman" w:hAnsi="Consolas" w:cs="Times New Roman"/>
-          <w:color w:val="BBBEBF"/>
-          <w:sz w:val="21"/>
-          <w:szCs w:val="21"/>
-          <w:lang w:eastAsia="es-CO"/>
-        </w:rPr>
-        <w:t xml:space="preserve">    </w:t>
-      </w:r>
-      <w:r>
-        <w:rPr>
-          <w:rFonts w:ascii="Consolas" w:eastAsia="Times New Roman" w:hAnsi="Consolas" w:cs="Times New Roman"/>
-          <w:color w:val="8B949E"/>
-          <w:sz w:val="21"/>
-          <w:szCs w:val="21"/>
-          <w:lang w:eastAsia="es-CO"/>
-        </w:rPr>
-        <w:t># =========================</w:t>
-      </w:r>
-    </w:p>
-    <w:p>
-      <w:pPr>
-        <w:shd w:val="clear" w:color="auto" w:fill="121314"/>
-        <w:spacing w:after="0" w:line="285" w:lineRule="atLeast"/>
-        <w:rPr>
-          <w:rFonts w:ascii="Consolas" w:eastAsia="Times New Roman" w:hAnsi="Consolas" w:cs="Times New Roman"/>
-          <w:color w:val="BBBEBF"/>
-          <w:sz w:val="21"/>
-          <w:szCs w:val="21"/>
-          <w:lang w:eastAsia="es-CO"/>
-        </w:rPr>
-      </w:pPr>
-      <w:r>
-        <w:rPr>
-          <w:rFonts w:ascii="Consolas" w:eastAsia="Times New Roman" w:hAnsi="Consolas" w:cs="Times New Roman"/>
-          <w:color w:val="BBBEBF"/>
-          <w:sz w:val="21"/>
-          <w:szCs w:val="21"/>
-          <w:lang w:eastAsia="es-CO"/>
-        </w:rPr>
-        <w:t xml:space="preserve">    </w:t>
-      </w:r>
-      <w:r>
-        <w:rPr>
-          <w:rFonts w:ascii="Consolas" w:eastAsia="Times New Roman" w:hAnsi="Consolas" w:cs="Times New Roman"/>
-          <w:color w:val="C9D1D9"/>
-          <w:sz w:val="21"/>
-          <w:szCs w:val="21"/>
-          <w:lang w:eastAsia="es-CO"/>
-        </w:rPr>
-        <w:t>fondo</w:t>
-      </w:r>
-      <w:r>
-        <w:rPr>
-          <w:rFonts w:ascii="Consolas" w:eastAsia="Times New Roman" w:hAnsi="Consolas" w:cs="Times New Roman"/>
-          <w:color w:val="BBBEBF"/>
-          <w:sz w:val="21"/>
-          <w:szCs w:val="21"/>
-          <w:lang w:eastAsia="es-CO"/>
-        </w:rPr>
-        <w:t xml:space="preserve"> </w:t>
-      </w:r>
-      <w:r>
-        <w:rPr>
-          <w:rFonts w:ascii="Consolas" w:eastAsia="Times New Roman" w:hAnsi="Consolas" w:cs="Times New Roman"/>
-          <w:color w:val="D4D4D4"/>
-          <w:sz w:val="21"/>
-          <w:szCs w:val="21"/>
-          <w:lang w:eastAsia="es-CO"/>
-        </w:rPr>
-        <w:t>=</w:t>
-      </w:r>
-      <w:r>
-        <w:rPr>
-          <w:rFonts w:ascii="Consolas" w:eastAsia="Times New Roman" w:hAnsi="Consolas" w:cs="Times New Roman"/>
-          <w:color w:val="BBBEBF"/>
-          <w:sz w:val="21"/>
-          <w:szCs w:val="21"/>
-          <w:lang w:eastAsia="es-CO"/>
-        </w:rPr>
-        <w:t xml:space="preserve"> </w:t>
-      </w:r>
-      <w:proofErr w:type="spellStart"/>
-      <w:proofErr w:type="gramStart"/>
-      <w:r>
-        <w:rPr>
-          <w:rFonts w:ascii="Consolas" w:eastAsia="Times New Roman" w:hAnsi="Consolas" w:cs="Times New Roman"/>
-          <w:color w:val="4EC9B0"/>
-          <w:sz w:val="21"/>
-          <w:szCs w:val="21"/>
-          <w:lang w:eastAsia="es-CO"/>
-        </w:rPr>
-        <w:t>cmds</w:t>
-      </w:r>
-      <w:r>
-        <w:rPr>
-          <w:rFonts w:ascii="Consolas" w:eastAsia="Times New Roman" w:hAnsi="Consolas" w:cs="Times New Roman"/>
-          <w:color w:val="BBBEBF"/>
-          <w:sz w:val="21"/>
-          <w:szCs w:val="21"/>
-          <w:lang w:eastAsia="es-CO"/>
-        </w:rPr>
-        <w:t>.polyPlane</w:t>
-      </w:r>
-      <w:proofErr w:type="spellEnd"/>
-      <w:proofErr w:type="gramEnd"/>
-      <w:r>
-        <w:rPr>
-          <w:rFonts w:ascii="Consolas" w:eastAsia="Times New Roman" w:hAnsi="Consolas" w:cs="Times New Roman"/>
-          <w:color w:val="BBBEBF"/>
-          <w:sz w:val="21"/>
-          <w:szCs w:val="21"/>
-          <w:lang w:eastAsia="es-CO"/>
-        </w:rPr>
-        <w:t>(</w:t>
-      </w:r>
-      <w:r>
-        <w:rPr>
-          <w:rFonts w:ascii="Consolas" w:eastAsia="Times New Roman" w:hAnsi="Consolas" w:cs="Times New Roman"/>
-          <w:color w:val="FFA657"/>
-          <w:sz w:val="21"/>
-          <w:szCs w:val="21"/>
-          <w:lang w:eastAsia="es-CO"/>
-        </w:rPr>
-        <w:t>w</w:t>
-      </w:r>
-      <w:r>
-        <w:rPr>
-          <w:rFonts w:ascii="Consolas" w:eastAsia="Times New Roman" w:hAnsi="Consolas" w:cs="Times New Roman"/>
-          <w:color w:val="D4D4D4"/>
-          <w:sz w:val="21"/>
-          <w:szCs w:val="21"/>
-          <w:lang w:eastAsia="es-CO"/>
-        </w:rPr>
-        <w:t>=</w:t>
-      </w:r>
-      <w:r>
-        <w:rPr>
-          <w:rFonts w:ascii="Consolas" w:eastAsia="Times New Roman" w:hAnsi="Consolas" w:cs="Times New Roman"/>
-          <w:color w:val="B5CEA8"/>
-          <w:sz w:val="21"/>
-          <w:szCs w:val="21"/>
-          <w:lang w:eastAsia="es-CO"/>
-        </w:rPr>
-        <w:t>40</w:t>
-      </w:r>
-      <w:r>
-        <w:rPr>
-          <w:rFonts w:ascii="Consolas" w:eastAsia="Times New Roman" w:hAnsi="Consolas" w:cs="Times New Roman"/>
-          <w:color w:val="BBBEBF"/>
-          <w:sz w:val="21"/>
-          <w:szCs w:val="21"/>
-          <w:lang w:eastAsia="es-CO"/>
-        </w:rPr>
-        <w:t xml:space="preserve">, </w:t>
-      </w:r>
-      <w:r>
-        <w:rPr>
-          <w:rFonts w:ascii="Consolas" w:eastAsia="Times New Roman" w:hAnsi="Consolas" w:cs="Times New Roman"/>
-          <w:color w:val="FFA657"/>
-          <w:sz w:val="21"/>
-          <w:szCs w:val="21"/>
-          <w:lang w:eastAsia="es-CO"/>
-        </w:rPr>
-        <w:t>h</w:t>
-      </w:r>
-      <w:r>
-        <w:rPr>
-          <w:rFonts w:ascii="Consolas" w:eastAsia="Times New Roman" w:hAnsi="Consolas" w:cs="Times New Roman"/>
-          <w:color w:val="D4D4D4"/>
-          <w:sz w:val="21"/>
-          <w:szCs w:val="21"/>
-          <w:lang w:eastAsia="es-CO"/>
-        </w:rPr>
-        <w:t>=</w:t>
-      </w:r>
-      <w:r>
-        <w:rPr>
-          <w:rFonts w:ascii="Consolas" w:eastAsia="Times New Roman" w:hAnsi="Consolas" w:cs="Times New Roman"/>
-          <w:color w:val="B5CEA8"/>
-          <w:sz w:val="21"/>
-          <w:szCs w:val="21"/>
-          <w:lang w:eastAsia="es-CO"/>
-        </w:rPr>
-        <w:t>40</w:t>
-      </w:r>
-      <w:r>
-        <w:rPr>
-          <w:rFonts w:ascii="Consolas" w:eastAsia="Times New Roman" w:hAnsi="Consolas" w:cs="Times New Roman"/>
-          <w:color w:val="BBBEBF"/>
-          <w:sz w:val="21"/>
-          <w:szCs w:val="21"/>
-          <w:lang w:eastAsia="es-CO"/>
-        </w:rPr>
-        <w:t xml:space="preserve">, </w:t>
-      </w:r>
-      <w:proofErr w:type="spellStart"/>
-      <w:r>
-        <w:rPr>
-          <w:rFonts w:ascii="Consolas" w:eastAsia="Times New Roman" w:hAnsi="Consolas" w:cs="Times New Roman"/>
-          <w:color w:val="FFA657"/>
-          <w:sz w:val="21"/>
-          <w:szCs w:val="21"/>
-          <w:lang w:eastAsia="es-CO"/>
-        </w:rPr>
-        <w:t>name</w:t>
-      </w:r>
-      <w:proofErr w:type="spellEnd"/>
-      <w:r>
-        <w:rPr>
-          <w:rFonts w:ascii="Consolas" w:eastAsia="Times New Roman" w:hAnsi="Consolas" w:cs="Times New Roman"/>
-          <w:color w:val="D4D4D4"/>
-          <w:sz w:val="21"/>
-          <w:szCs w:val="21"/>
-          <w:lang w:eastAsia="es-CO"/>
-        </w:rPr>
-        <w:t>=</w:t>
-      </w:r>
-      <w:r>
-        <w:rPr>
-          <w:rFonts w:ascii="Consolas" w:eastAsia="Times New Roman" w:hAnsi="Consolas" w:cs="Times New Roman"/>
-          <w:color w:val="A5D6FF"/>
-          <w:sz w:val="21"/>
-          <w:szCs w:val="21"/>
-          <w:lang w:eastAsia="es-CO"/>
-        </w:rPr>
-        <w:t>"Fondo"</w:t>
-      </w:r>
-      <w:r>
-        <w:rPr>
-          <w:rFonts w:ascii="Consolas" w:eastAsia="Times New Roman" w:hAnsi="Consolas" w:cs="Times New Roman"/>
-          <w:color w:val="BBBEBF"/>
-          <w:sz w:val="21"/>
-          <w:szCs w:val="21"/>
-          <w:lang w:eastAsia="es-CO"/>
-        </w:rPr>
-        <w:t>)[</w:t>
-      </w:r>
-      <w:r>
-        <w:rPr>
-          <w:rFonts w:ascii="Consolas" w:eastAsia="Times New Roman" w:hAnsi="Consolas" w:cs="Times New Roman"/>
-          <w:color w:val="B5CEA8"/>
-          <w:sz w:val="21"/>
-          <w:szCs w:val="21"/>
-          <w:lang w:eastAsia="es-CO"/>
-        </w:rPr>
-        <w:t>0</w:t>
-      </w:r>
-      <w:r>
-        <w:rPr>
-          <w:rFonts w:ascii="Consolas" w:eastAsia="Times New Roman" w:hAnsi="Consolas" w:cs="Times New Roman"/>
-          <w:color w:val="BBBEBF"/>
-          <w:sz w:val="21"/>
-          <w:szCs w:val="21"/>
-          <w:lang w:eastAsia="es-CO"/>
-        </w:rPr>
-        <w:t>]</w:t>
-      </w:r>
-    </w:p>
-    <w:p>
-      <w:pPr>
-        <w:shd w:val="clear" w:color="auto" w:fill="121314"/>
-        <w:spacing w:after="0" w:line="285" w:lineRule="atLeast"/>
-        <w:rPr>
-          <w:rFonts w:ascii="Consolas" w:eastAsia="Times New Roman" w:hAnsi="Consolas" w:cs="Times New Roman"/>
-          <w:color w:val="BBBEBF"/>
-          <w:sz w:val="21"/>
-          <w:szCs w:val="21"/>
-          <w:lang w:eastAsia="es-CO"/>
-        </w:rPr>
-      </w:pPr>
-      <w:r>
-        <w:rPr>
-          <w:rFonts w:ascii="Consolas" w:eastAsia="Times New Roman" w:hAnsi="Consolas" w:cs="Times New Roman"/>
-          <w:color w:val="BBBEBF"/>
-          <w:sz w:val="21"/>
-          <w:szCs w:val="21"/>
-          <w:lang w:eastAsia="es-CO"/>
-        </w:rPr>
-        <w:t xml:space="preserve">    </w:t>
-      </w:r>
-      <w:proofErr w:type="spellStart"/>
-      <w:proofErr w:type="gramStart"/>
-      <w:r>
-        <w:rPr>
-          <w:rFonts w:ascii="Consolas" w:eastAsia="Times New Roman" w:hAnsi="Consolas" w:cs="Times New Roman"/>
-          <w:color w:val="4EC9B0"/>
-          <w:sz w:val="21"/>
-          <w:szCs w:val="21"/>
-          <w:lang w:eastAsia="es-CO"/>
-        </w:rPr>
-        <w:t>cmds</w:t>
-      </w:r>
-      <w:r>
-        <w:rPr>
-          <w:rFonts w:ascii="Consolas" w:eastAsia="Times New Roman" w:hAnsi="Consolas" w:cs="Times New Roman"/>
-          <w:color w:val="BBBEBF"/>
-          <w:sz w:val="21"/>
-          <w:szCs w:val="21"/>
-          <w:lang w:eastAsia="es-CO"/>
-        </w:rPr>
-        <w:t>.rotate</w:t>
-      </w:r>
-      <w:proofErr w:type="spellEnd"/>
-      <w:proofErr w:type="gramEnd"/>
-      <w:r>
-        <w:rPr>
-          <w:rFonts w:ascii="Consolas" w:eastAsia="Times New Roman" w:hAnsi="Consolas" w:cs="Times New Roman"/>
-          <w:color w:val="BBBEBF"/>
-          <w:sz w:val="21"/>
-          <w:szCs w:val="21"/>
-          <w:lang w:eastAsia="es-CO"/>
-        </w:rPr>
-        <w:t>(</w:t>
-      </w:r>
-      <w:r>
-        <w:rPr>
-          <w:rFonts w:ascii="Consolas" w:eastAsia="Times New Roman" w:hAnsi="Consolas" w:cs="Times New Roman"/>
-          <w:color w:val="D4D4D4"/>
-          <w:sz w:val="21"/>
-          <w:szCs w:val="21"/>
-          <w:lang w:eastAsia="es-CO"/>
-        </w:rPr>
-        <w:t>-</w:t>
-      </w:r>
-      <w:r>
-        <w:rPr>
-          <w:rFonts w:ascii="Consolas" w:eastAsia="Times New Roman" w:hAnsi="Consolas" w:cs="Times New Roman"/>
-          <w:color w:val="B5CEA8"/>
-          <w:sz w:val="21"/>
-          <w:szCs w:val="21"/>
-          <w:lang w:eastAsia="es-CO"/>
-        </w:rPr>
-        <w:t>90</w:t>
-      </w:r>
-      <w:r>
-        <w:rPr>
-          <w:rFonts w:ascii="Consolas" w:eastAsia="Times New Roman" w:hAnsi="Consolas" w:cs="Times New Roman"/>
-          <w:color w:val="BBBEBF"/>
-          <w:sz w:val="21"/>
-          <w:szCs w:val="21"/>
-          <w:lang w:eastAsia="es-CO"/>
-        </w:rPr>
-        <w:t xml:space="preserve">, </w:t>
-      </w:r>
-      <w:r>
-        <w:rPr>
-          <w:rFonts w:ascii="Consolas" w:eastAsia="Times New Roman" w:hAnsi="Consolas" w:cs="Times New Roman"/>
-          <w:color w:val="B5CEA8"/>
-          <w:sz w:val="21"/>
-          <w:szCs w:val="21"/>
-          <w:lang w:eastAsia="es-CO"/>
-        </w:rPr>
-        <w:t>0</w:t>
-      </w:r>
-      <w:r>
-        <w:rPr>
-          <w:rFonts w:ascii="Consolas" w:eastAsia="Times New Roman" w:hAnsi="Consolas" w:cs="Times New Roman"/>
-          <w:color w:val="BBBEBF"/>
-          <w:sz w:val="21"/>
-          <w:szCs w:val="21"/>
-          <w:lang w:eastAsia="es-CO"/>
-        </w:rPr>
-        <w:t xml:space="preserve">, </w:t>
-      </w:r>
-      <w:r>
-        <w:rPr>
-          <w:rFonts w:ascii="Consolas" w:eastAsia="Times New Roman" w:hAnsi="Consolas" w:cs="Times New Roman"/>
-          <w:color w:val="B5CEA8"/>
-          <w:sz w:val="21"/>
-          <w:szCs w:val="21"/>
-          <w:lang w:eastAsia="es-CO"/>
-        </w:rPr>
-        <w:t>0</w:t>
-      </w:r>
-      <w:r>
-        <w:rPr>
-          <w:rFonts w:ascii="Consolas" w:eastAsia="Times New Roman" w:hAnsi="Consolas" w:cs="Times New Roman"/>
-          <w:color w:val="BBBEBF"/>
-          <w:sz w:val="21"/>
-          <w:szCs w:val="21"/>
-          <w:lang w:eastAsia="es-CO"/>
-        </w:rPr>
-        <w:t xml:space="preserve">, </w:t>
-      </w:r>
-      <w:r>
-        <w:rPr>
-          <w:rFonts w:ascii="Consolas" w:eastAsia="Times New Roman" w:hAnsi="Consolas" w:cs="Times New Roman"/>
-          <w:color w:val="C9D1D9"/>
-          <w:sz w:val="21"/>
-          <w:szCs w:val="21"/>
-          <w:lang w:eastAsia="es-CO"/>
-        </w:rPr>
-        <w:t>fondo</w:t>
-      </w:r>
-      <w:r>
-        <w:rPr>
-          <w:rFonts w:ascii="Consolas" w:eastAsia="Times New Roman" w:hAnsi="Consolas" w:cs="Times New Roman"/>
-          <w:color w:val="BBBEBF"/>
-          <w:sz w:val="21"/>
-          <w:szCs w:val="21"/>
-          <w:lang w:eastAsia="es-CO"/>
-        </w:rPr>
-        <w:t>)</w:t>
-      </w:r>
-    </w:p>
-    <w:p>
-      <w:pPr>
-        <w:shd w:val="clear" w:color="auto" w:fill="121314"/>
-        <w:spacing w:after="0" w:line="285" w:lineRule="atLeast"/>
-        <w:rPr>
-          <w:rFonts w:ascii="Consolas" w:eastAsia="Times New Roman" w:hAnsi="Consolas" w:cs="Times New Roman"/>
-          <w:color w:val="BBBEBF"/>
-          <w:sz w:val="21"/>
-          <w:szCs w:val="21"/>
-          <w:lang w:eastAsia="es-CO"/>
-        </w:rPr>
-      </w:pPr>
-      <w:r>
-        <w:rPr>
-          <w:rFonts w:ascii="Consolas" w:eastAsia="Times New Roman" w:hAnsi="Consolas" w:cs="Times New Roman"/>
-          <w:color w:val="BBBEBF"/>
-          <w:sz w:val="21"/>
-          <w:szCs w:val="21"/>
-          <w:lang w:eastAsia="es-CO"/>
-        </w:rPr>
-        <w:t xml:space="preserve">    </w:t>
-      </w:r>
-      <w:proofErr w:type="spellStart"/>
-      <w:proofErr w:type="gramStart"/>
-      <w:r>
-        <w:rPr>
-          <w:rFonts w:ascii="Consolas" w:eastAsia="Times New Roman" w:hAnsi="Consolas" w:cs="Times New Roman"/>
-          <w:color w:val="4EC9B0"/>
-          <w:sz w:val="21"/>
-          <w:szCs w:val="21"/>
-          <w:lang w:eastAsia="es-CO"/>
-        </w:rPr>
-        <w:t>cmds</w:t>
-      </w:r>
-      <w:r>
-        <w:rPr>
-          <w:rFonts w:ascii="Consolas" w:eastAsia="Times New Roman" w:hAnsi="Consolas" w:cs="Times New Roman"/>
-          <w:color w:val="BBBEBF"/>
-          <w:sz w:val="21"/>
-          <w:szCs w:val="21"/>
-          <w:lang w:eastAsia="es-CO"/>
-        </w:rPr>
-        <w:t>.move</w:t>
-      </w:r>
-      <w:proofErr w:type="spellEnd"/>
-      <w:proofErr w:type="gramEnd"/>
-      <w:r>
-        <w:rPr>
-          <w:rFonts w:ascii="Consolas" w:eastAsia="Times New Roman" w:hAnsi="Consolas" w:cs="Times New Roman"/>
-          <w:color w:val="BBBEBF"/>
-          <w:sz w:val="21"/>
-          <w:szCs w:val="21"/>
-          <w:lang w:eastAsia="es-CO"/>
-        </w:rPr>
-        <w:t>(</w:t>
-      </w:r>
-      <w:r>
-        <w:rPr>
-          <w:rFonts w:ascii="Consolas" w:eastAsia="Times New Roman" w:hAnsi="Consolas" w:cs="Times New Roman"/>
-          <w:color w:val="B5CEA8"/>
-          <w:sz w:val="21"/>
-          <w:szCs w:val="21"/>
-          <w:lang w:eastAsia="es-CO"/>
-        </w:rPr>
-        <w:t>0</w:t>
-      </w:r>
-      <w:r>
-        <w:rPr>
-          <w:rFonts w:ascii="Consolas" w:eastAsia="Times New Roman" w:hAnsi="Consolas" w:cs="Times New Roman"/>
-          <w:color w:val="BBBEBF"/>
-          <w:sz w:val="21"/>
-          <w:szCs w:val="21"/>
-          <w:lang w:eastAsia="es-CO"/>
-        </w:rPr>
-        <w:t xml:space="preserve">, </w:t>
-      </w:r>
-      <w:r>
-        <w:rPr>
-          <w:rFonts w:ascii="Consolas" w:eastAsia="Times New Roman" w:hAnsi="Consolas" w:cs="Times New Roman"/>
-          <w:color w:val="D4D4D4"/>
-          <w:sz w:val="21"/>
-          <w:szCs w:val="21"/>
-          <w:lang w:eastAsia="es-CO"/>
-        </w:rPr>
-        <w:t>-</w:t>
-      </w:r>
-      <w:r>
-        <w:rPr>
-          <w:rFonts w:ascii="Consolas" w:eastAsia="Times New Roman" w:hAnsi="Consolas" w:cs="Times New Roman"/>
-          <w:color w:val="B5CEA8"/>
-          <w:sz w:val="21"/>
-          <w:szCs w:val="21"/>
-          <w:lang w:eastAsia="es-CO"/>
-        </w:rPr>
-        <w:t>0.01</w:t>
-      </w:r>
-      <w:r>
-        <w:rPr>
-          <w:rFonts w:ascii="Consolas" w:eastAsia="Times New Roman" w:hAnsi="Consolas" w:cs="Times New Roman"/>
-          <w:color w:val="BBBEBF"/>
-          <w:sz w:val="21"/>
-          <w:szCs w:val="21"/>
-          <w:lang w:eastAsia="es-CO"/>
-        </w:rPr>
-        <w:t xml:space="preserve">, </w:t>
-      </w:r>
-      <w:r>
-        <w:rPr>
-          <w:rFonts w:ascii="Consolas" w:eastAsia="Times New Roman" w:hAnsi="Consolas" w:cs="Times New Roman"/>
-          <w:color w:val="B5CEA8"/>
-          <w:sz w:val="21"/>
-          <w:szCs w:val="21"/>
-          <w:lang w:eastAsia="es-CO"/>
-        </w:rPr>
-        <w:t>0</w:t>
-      </w:r>
-      <w:r>
-        <w:rPr>
-          <w:rFonts w:ascii="Consolas" w:eastAsia="Times New Roman" w:hAnsi="Consolas" w:cs="Times New Roman"/>
-          <w:color w:val="BBBEBF"/>
-          <w:sz w:val="21"/>
-          <w:szCs w:val="21"/>
-          <w:lang w:eastAsia="es-CO"/>
-        </w:rPr>
-        <w:t xml:space="preserve">, </w:t>
-      </w:r>
-      <w:r>
-        <w:rPr>
-          <w:rFonts w:ascii="Consolas" w:eastAsia="Times New Roman" w:hAnsi="Consolas" w:cs="Times New Roman"/>
-          <w:color w:val="C9D1D9"/>
-          <w:sz w:val="21"/>
-          <w:szCs w:val="21"/>
-          <w:lang w:eastAsia="es-CO"/>
-        </w:rPr>
-        <w:t>fondo</w:t>
-      </w:r>
-      <w:r>
-        <w:rPr>
-          <w:rFonts w:ascii="Consolas" w:eastAsia="Times New Roman" w:hAnsi="Consolas" w:cs="Times New Roman"/>
-          <w:color w:val="BBBEBF"/>
-          <w:sz w:val="21"/>
-          <w:szCs w:val="21"/>
-          <w:lang w:eastAsia="es-CO"/>
-        </w:rPr>
-        <w:t>)</w:t>
-      </w:r>
-    </w:p>
-    <w:p>
-      <w:pPr>
-        <w:shd w:val="clear" w:color="auto" w:fill="121314"/>
-        <w:spacing w:after="0" w:line="285" w:lineRule="atLeast"/>
-        <w:rPr>
-          <w:rFonts w:ascii="Consolas" w:eastAsia="Times New Roman" w:hAnsi="Consolas" w:cs="Times New Roman"/>
-          <w:color w:val="BBBEBF"/>
-          <w:sz w:val="21"/>
-          <w:szCs w:val="21"/>
-          <w:lang w:eastAsia="es-CO"/>
-        </w:rPr>
-      </w:pPr>
-    </w:p>
-    <w:p>
-      <w:pPr>
-        <w:shd w:val="clear" w:color="auto" w:fill="121314"/>
-        <w:spacing w:after="0" w:line="285" w:lineRule="atLeast"/>
-        <w:rPr>
-          <w:rFonts w:ascii="Consolas" w:eastAsia="Times New Roman" w:hAnsi="Consolas" w:cs="Times New Roman"/>
-          <w:color w:val="BBBEBF"/>
-          <w:sz w:val="21"/>
-          <w:szCs w:val="21"/>
-          <w:lang w:val="en-CA" w:eastAsia="es-CO"/>
-        </w:rPr>
-      </w:pPr>
-      <w:r>
-        <w:rPr>
-          <w:rFonts w:ascii="Consolas" w:eastAsia="Times New Roman" w:hAnsi="Consolas" w:cs="Times New Roman"/>
-          <w:color w:val="BBBEBF"/>
-          <w:sz w:val="21"/>
-          <w:szCs w:val="21"/>
-          <w:lang w:eastAsia="es-CO"/>
+      <w:r>
+        <w:rPr>
+          <w:rFonts w:ascii="Consolas" w:eastAsia="Times New Roman" w:hAnsi="Consolas" w:cs="Times New Roman"/>
+          <w:color w:val="BBBEBF"/>
+          <w:sz w:val="21"/>
+          <w:szCs w:val="21"/>
+          <w:lang w:val="en-CA" w:eastAsia="es-CO"/>
         </w:rPr>
         <w:t xml:space="preserve">    </w:t>
       </w:r>
@@ -38821,7 +38790,6 @@
   </w:num>
   <w:num w:numId="5">
     <w:abstractNumId w:val="2"/>
-    <w:lvlOverride w:ilvl="0"/>
   </w:num>
   <w:num w:numId="6">
     <w:abstractNumId w:val="8"/>
